--- a/USER_GUIDE_(UPDATED)V3.docx
+++ b/USER_GUIDE_(UPDATED)V3.docx
@@ -163,7 +163,122 @@
         <w:spacing w:before="160"/>
       </w:pPr>
       <w:r>
-        <w:t>1.2 Open the Project List</w:t>
+        <w:t>1.2 User Login</w:t>
+      </w:r>
+    </w:p>
+    <w:p>
+      <w:r>
+        <w:t>When you open PSAT, the Landing Page lists every profile registered on this device.</w:t>
+      </w:r>
+    </w:p>
+    <w:p>
+      <w:pPr>
+        <w:pStyle w:val="ListNumber"/>
+      </w:pPr>
+      <w:r>
+        <w:t>Click your profile card — it highlights in green to show it is selected.</w:t>
+      </w:r>
+    </w:p>
+    <w:p>
+      <w:pPr>
+        <w:pStyle w:val="ListNumber"/>
+      </w:pPr>
+      <w:r>
+        <w:t xml:space="preserve">Click </w:t>
+      </w:r>
+      <w:r>
+        <w:rPr>
+          <w:b/>
+        </w:rPr>
+        <w:t>Start As &lt;Name&gt;</w:t>
+      </w:r>
+      <w:r>
+        <w:t>. A PIN prompt appears if this is not the currently active session.</w:t>
+      </w:r>
+    </w:p>
+    <w:p>
+      <w:pPr>
+        <w:pStyle w:val="ListNumber"/>
+      </w:pPr>
+      <w:r>
+        <w:t>Enter your 4–12 digit numeric PIN and confirm.</w:t>
+      </w:r>
+    </w:p>
+    <w:p>
+      <w:pPr>
+        <w:pStyle w:val="ListNumber"/>
+      </w:pPr>
+      <w:r>
+        <w:t xml:space="preserve">You are now logged in and taken to your </w:t>
+      </w:r>
+      <w:r>
+        <w:rPr>
+          <w:b/>
+        </w:rPr>
+        <w:t>Projects</w:t>
+      </w:r>
+      <w:r>
+        <w:t xml:space="preserve"> page.</w:t>
+      </w:r>
+    </w:p>
+    <w:p>
+      <w:r>
+        <w:t xml:space="preserve">To create a new profile, click </w:t>
+      </w:r>
+      <w:r>
+        <w:rPr>
+          <w:b/>
+        </w:rPr>
+        <w:t>Create Profile</w:t>
+      </w:r>
+      <w:r>
+        <w:t>, enter your LTA Employee Email, Division, and a 4–12 digit numeric PIN, then click </w:t>
+      </w:r>
+      <w:r>
+        <w:rPr>
+          <w:b/>
+        </w:rPr>
+        <w:t>Create Profile</w:t>
+      </w:r>
+      <w:r>
+        <w:t>.</w:t>
+      </w:r>
+    </w:p>
+    <w:p>
+      <w:r>
+        <w:t xml:space="preserve">To switch accounts, click </w:t>
+      </w:r>
+      <w:r>
+        <w:rPr>
+          <w:b/>
+        </w:rPr>
+        <w:t>Log Out</w:t>
+      </w:r>
+      <w:r>
+        <w:t> in the left-hand sidebar and select a different profile on the Landing Page.</w:t>
+      </w:r>
+    </w:p>
+    <w:p>
+      <w:pPr>
+        <w:pBdr>
+          <w:left w:val="single" w:sz="12" w:space="4" w:color="3182CE"/>
+        </w:pBdr>
+      </w:pPr>
+      <w:r>
+        <w:rPr>
+          <w:i/>
+          <w:color w:val="4A5568"/>
+        </w:rPr>
+        <w:t>For full login and account management instructions, see Section 2: User Login &amp; Account Management.</w:t>
+      </w:r>
+    </w:p>
+    <w:p>
+      <w:pPr>
+        <w:pStyle w:val="Heading3"/>
+        <w:spacing w:before="160"/>
+      </w:pPr>
+      <w:r>
+        <w:t>1.3 Open the Project List</w:t>
       </w:r>
     </w:p>
     <w:p>
@@ -218,7 +333,7 @@
         <w:spacing w:before="160"/>
       </w:pPr>
       <w:r>
-        <w:t>1.3 Create a Project</w:t>
+        <w:t>1.4 Create a Project</w:t>
       </w:r>
     </w:p>
     <w:p>
@@ -370,7 +485,7 @@
         <w:spacing w:before="160"/>
       </w:pPr>
       <w:r>
-        <w:t>1.4 Navigate Between Workflows</w:t>
+        <w:t>1.5 Navigate Between Workflows</w:t>
       </w:r>
     </w:p>
     <w:p>
@@ -636,7 +751,7 @@
         <w:spacing w:before="160"/>
       </w:pPr>
       <w:r>
-        <w:t>1.5 Viewing and Updating GIS Layers</w:t>
+        <w:t>1.6 Viewing and Updating GIS Layers</w:t>
       </w:r>
     </w:p>
     <w:p>

--- a/USER_GUIDE_(UPDATED)V3.docx
+++ b/USER_GUIDE_(UPDATED)V3.docx
@@ -163,53 +163,87 @@
         <w:spacing w:before="160"/>
       </w:pPr>
       <w:r>
-        <w:t>1.2 User Login</w:t>
-      </w:r>
-    </w:p>
-    <w:p>
-      <w:r>
-        <w:t>When you open PSAT, the Landing Page lists every profile registered on this device.</w:t>
-      </w:r>
-    </w:p>
-    <w:p>
-      <w:pPr>
-        <w:pStyle w:val="ListNumber"/>
-      </w:pPr>
-      <w:r>
-        <w:t>Click your profile card — it highlights in green to show it is selected.</w:t>
-      </w:r>
-    </w:p>
-    <w:p>
-      <w:pPr>
-        <w:pStyle w:val="ListNumber"/>
-      </w:pPr>
-      <w:r>
-        <w:t xml:space="preserve">Click </w:t>
-      </w:r>
+        <w:t>1.2 User Login &amp; Account Management</w:t>
+      </w:r>
+    </w:p>
+    <w:p>
+      <w:r/>
       <w:r>
         <w:rPr>
           <w:b/>
         </w:rPr>
-        <w:t>Start As &lt;Name&gt;</w:t>
-      </w:r>
-      <w:r>
-        <w:t>. A PIN prompt appears if this is not the currently active session.</w:t>
-      </w:r>
-    </w:p>
-    <w:p>
-      <w:pPr>
-        <w:pStyle w:val="ListNumber"/>
-      </w:pPr>
-      <w:r>
-        <w:t>Enter your 4–12 digit numeric PIN and confirm.</w:t>
-      </w:r>
-    </w:p>
-    <w:p>
-      <w:pPr>
-        <w:pStyle w:val="ListNumber"/>
-      </w:pPr>
-      <w:r>
-        <w:t xml:space="preserve">You are now logged in and taken to your </w:t>
+        <w:t>Creating a new profile</w:t>
+      </w:r>
+      <w:r>
+        <w:t xml:space="preserve"> — click </w:t>
+      </w:r>
+      <w:r>
+        <w:rPr>
+          <w:b/>
+        </w:rPr>
+        <w:t>Create Profile</w:t>
+      </w:r>
+      <w:r>
+        <w:t xml:space="preserve"> on the Landing Page, enter your </w:t>
+      </w:r>
+      <w:r>
+        <w:rPr>
+          <w:b/>
+        </w:rPr>
+        <w:t>LTA Employee Email</w:t>
+      </w:r>
+      <w:r>
+        <w:t xml:space="preserve"> (e.g. </w:t>
+      </w:r>
+      <w:r>
+        <w:rPr>
+          <w:rFonts w:ascii="Courier New" w:hAnsi="Courier New"/>
+          <w:color w:val="C53030"/>
+          <w:sz w:val="18"/>
+        </w:rPr>
+        <w:t>user@lta.gov.sg</w:t>
+      </w:r>
+      <w:r>
+        <w:t xml:space="preserve">), your </w:t>
+      </w:r>
+      <w:r>
+        <w:rPr>
+          <w:b/>
+        </w:rPr>
+        <w:t>Division</w:t>
+      </w:r>
+      <w:r>
+        <w:t xml:space="preserve">, and a 4–12 digit numeric PIN, then click </w:t>
+      </w:r>
+      <w:r>
+        <w:rPr>
+          <w:b/>
+        </w:rPr>
+        <w:t>Create Profile</w:t>
+      </w:r>
+      <w:r>
+        <w:t>.</w:t>
+      </w:r>
+    </w:p>
+    <w:p>
+      <w:r/>
+      <w:r>
+        <w:rPr>
+          <w:b/>
+        </w:rPr>
+        <w:t>Signing in</w:t>
+      </w:r>
+      <w:r>
+        <w:t xml:space="preserve"> — click your profile card on the Landing Page, click </w:t>
+      </w:r>
+      <w:r>
+        <w:rPr>
+          <w:b/>
+        </w:rPr>
+        <w:t>Start As \&lt;LTA Email Address\&gt;</w:t>
+      </w:r>
+      <w:r>
+        <w:t xml:space="preserve">, enter your PIN, and you are taken to your </w:t>
       </w:r>
       <w:r>
         <w:rPr>
@@ -222,31 +256,15 @@
       </w:r>
     </w:p>
     <w:p>
-      <w:r>
-        <w:t xml:space="preserve">To create a new profile, click </w:t>
-      </w:r>
+      <w:r/>
       <w:r>
         <w:rPr>
           <w:b/>
         </w:rPr>
-        <w:t>Create Profile</w:t>
-      </w:r>
-      <w:r>
-        <w:t>, enter your LTA Employee Email, Division, and a 4–12 digit numeric PIN, then click </w:t>
-      </w:r>
-      <w:r>
-        <w:rPr>
-          <w:b/>
-        </w:rPr>
-        <w:t>Create Profile</w:t>
-      </w:r>
-      <w:r>
-        <w:t>.</w:t>
-      </w:r>
-    </w:p>
-    <w:p>
-      <w:r>
-        <w:t xml:space="preserve">To switch accounts, click </w:t>
+        <w:t>Switching accounts</w:t>
+      </w:r>
+      <w:r>
+        <w:t xml:space="preserve"> — click </w:t>
       </w:r>
       <w:r>
         <w:rPr>
@@ -255,21 +273,76 @@
         <w:t>Log Out</w:t>
       </w:r>
       <w:r>
-        <w:t> in the left-hand sidebar and select a different profile on the Landing Page.</w:t>
-      </w:r>
-    </w:p>
-    <w:p>
-      <w:pPr>
-        <w:pBdr>
-          <w:left w:val="single" w:sz="12" w:space="4" w:color="3182CE"/>
-        </w:pBdr>
-      </w:pPr>
+        <w:t xml:space="preserve"> in the left-hand sidebar at any time and select a different profile (identified by your LTA Employee Email, e.g. </w:t>
+      </w:r>
       <w:r>
         <w:rPr>
-          <w:i/>
-          <w:color w:val="4A5568"/>
+          <w:rFonts w:ascii="Courier New" w:hAnsi="Courier New"/>
+          <w:color w:val="C53030"/>
+          <w:sz w:val="18"/>
         </w:rPr>
-        <w:t>For full login and account management instructions, see Section 2: User Login &amp; Account Management.</w:t>
+        <w:t>user@lta.gov.sg</w:t>
+      </w:r>
+      <w:r>
+        <w:t>) on the Landing Page.</w:t>
+      </w:r>
+    </w:p>
+    <w:p>
+      <w:r/>
+      <w:r>
+        <w:rPr>
+          <w:b/>
+        </w:rPr>
+        <w:t>Session Behaviour</w:t>
+      </w:r>
+      <w:r/>
+    </w:p>
+    <w:p>
+      <w:pPr>
+        <w:pStyle w:val="ListBullet"/>
+      </w:pPr>
+      <w:r>
+        <w:t xml:space="preserve">Sessions are </w:t>
+      </w:r>
+      <w:r>
+        <w:rPr>
+          <w:b/>
+        </w:rPr>
+        <w:t>device-local</w:t>
+      </w:r>
+      <w:r>
+        <w:t>. All browser tabs open on the same device share the same active profile.</w:t>
+      </w:r>
+    </w:p>
+    <w:p>
+      <w:pPr>
+        <w:pStyle w:val="ListBullet"/>
+      </w:pPr>
+      <w:r>
+        <w:t>Logging out from one tab logs you out everywhere on that device.</w:t>
+      </w:r>
+    </w:p>
+    <w:p>
+      <w:pPr>
+        <w:pStyle w:val="ListBullet"/>
+      </w:pPr>
+      <w:r>
+        <w:t>Your projects, images, and results persist on disk — logging out does not delete any data.</w:t>
+      </w:r>
+    </w:p>
+    <w:p>
+      <w:r/>
+      <w:r>
+        <w:rPr>
+          <w:b/>
+        </w:rPr>
+        <w:t>Forgotten PIN</w:t>
+      </w:r>
+      <w:r/>
+    </w:p>
+    <w:p>
+      <w:r>
+        <w:t>PINs are stored locally and there is no self-service reset. Ask your administrator to delete and recreate the profile if the PIN is irrecoverable. Note that deleting a profile removes all projects associated with it.</w:t>
       </w:r>
     </w:p>
     <w:p>
@@ -952,89 +1025,8 @@
         <w:spacing w:before="360"/>
       </w:pPr>
       <w:r>
-        <w:t>2. User Login &amp; Account Management</w:t>
-      </w:r>
-    </w:p>
-    <w:p>
-      <w:pPr>
-        <w:pStyle w:val="Heading2"/>
-        <w:spacing w:before="240"/>
-      </w:pPr>
-      <w:r>
-        <w:t>Signing In</w:t>
-      </w:r>
-    </w:p>
-    <w:p>
-      <w:r>
-        <w:t xml:space="preserve">When you open PSAT, the </w:t>
-      </w:r>
-      <w:r>
-        <w:rPr>
-          <w:b/>
-        </w:rPr>
-        <w:t>Landing Page</w:t>
-      </w:r>
-      <w:r>
-        <w:t xml:space="preserve"> lists every profile registered on this device.</w:t>
-      </w:r>
-    </w:p>
-    <w:p>
-      <w:pPr>
-        <w:pStyle w:val="ListNumber"/>
-      </w:pPr>
-      <w:r>
-        <w:t>Click your profile card — it highlights in green to show it is selected.</w:t>
-      </w:r>
-    </w:p>
-    <w:p>
-      <w:pPr>
-        <w:pStyle w:val="ListNumber"/>
-      </w:pPr>
-      <w:r>
-        <w:t xml:space="preserve">Click </w:t>
-      </w:r>
-      <w:r>
-        <w:rPr>
-          <w:b/>
-        </w:rPr>
-        <w:t>Start As &amp;lt;Name&amp;gt;</w:t>
-      </w:r>
-      <w:r>
-        <w:t>. A PIN prompt appears if this is not the currently active session.</w:t>
-      </w:r>
-    </w:p>
-    <w:p>
-      <w:pPr>
-        <w:pStyle w:val="ListNumber"/>
-      </w:pPr>
-      <w:r>
-        <w:t>Enter your 4–12 digit numeric PIN and confirm.</w:t>
-      </w:r>
-    </w:p>
-    <w:p>
-      <w:pPr>
-        <w:pStyle w:val="ListNumber"/>
-      </w:pPr>
-      <w:r>
-        <w:t xml:space="preserve">You are now logged in and taken to your </w:t>
-      </w:r>
-      <w:r>
-        <w:rPr>
-          <w:b/>
-        </w:rPr>
-        <w:t>Projects</w:t>
-      </w:r>
-      <w:r>
-        <w:t xml:space="preserve"> page. All previously saved projects are immediately available.</w:t>
-      </w:r>
-    </w:p>
-    <w:p>
-      <w:pPr>
-        <w:pBdr>
-          <w:bottom w:val="single" w:sz="6" w:space="1" w:color="CCCCCC"/>
-        </w:pBdr>
-        <w:spacing w:after="0"/>
-      </w:pPr>
+        <w:t>1.2 User Login &amp; Account Management</w:t>
+      </w:r>
     </w:p>
     <w:p>
       <w:pPr>
@@ -1076,7 +1068,18 @@
         <w:t>LTA Employee Email</w:t>
       </w:r>
       <w:r>
-        <w:t xml:space="preserve">, your </w:t>
+        <w:t xml:space="preserve"> (e.g. </w:t>
+      </w:r>
+      <w:r>
+        <w:rPr>
+          <w:rFonts w:ascii="Courier New" w:hAnsi="Courier New"/>
+          <w:color w:val="C53030"/>
+          <w:sz w:val="18"/>
+        </w:rPr>
+        <w:t>user@lta.gov.sg</w:t>
+      </w:r>
+      <w:r>
+        <w:t xml:space="preserve">), your </w:t>
       </w:r>
       <w:r>
         <w:rPr>
@@ -1144,6 +1147,87 @@
         <w:spacing w:before="240"/>
       </w:pPr>
       <w:r>
+        <w:t>Signing In</w:t>
+      </w:r>
+    </w:p>
+    <w:p>
+      <w:r>
+        <w:t xml:space="preserve">When you open PSAT, the </w:t>
+      </w:r>
+      <w:r>
+        <w:rPr>
+          <w:b/>
+        </w:rPr>
+        <w:t>Landing Page</w:t>
+      </w:r>
+      <w:r>
+        <w:t xml:space="preserve"> lists every profile registered on this device.</w:t>
+      </w:r>
+    </w:p>
+    <w:p>
+      <w:pPr>
+        <w:pStyle w:val="ListNumber"/>
+      </w:pPr>
+      <w:r>
+        <w:t>Click your profile card — it highlights in green to show it is selected.</w:t>
+      </w:r>
+    </w:p>
+    <w:p>
+      <w:pPr>
+        <w:pStyle w:val="ListNumber"/>
+      </w:pPr>
+      <w:r>
+        <w:t xml:space="preserve">Click </w:t>
+      </w:r>
+      <w:r>
+        <w:rPr>
+          <w:b/>
+        </w:rPr>
+        <w:t>Start As \&lt;Name\&gt;</w:t>
+      </w:r>
+      <w:r>
+        <w:t>. A PIN prompt appears if this is not the currently active session.</w:t>
+      </w:r>
+    </w:p>
+    <w:p>
+      <w:pPr>
+        <w:pStyle w:val="ListNumber"/>
+      </w:pPr>
+      <w:r>
+        <w:t>Enter your 4–12 digit numeric PIN and confirm.</w:t>
+      </w:r>
+    </w:p>
+    <w:p>
+      <w:pPr>
+        <w:pStyle w:val="ListNumber"/>
+      </w:pPr>
+      <w:r>
+        <w:t xml:space="preserve">You are now logged in and taken to your </w:t>
+      </w:r>
+      <w:r>
+        <w:rPr>
+          <w:b/>
+        </w:rPr>
+        <w:t>Projects</w:t>
+      </w:r>
+      <w:r>
+        <w:t xml:space="preserve"> page. All previously saved projects are immediately available.</w:t>
+      </w:r>
+    </w:p>
+    <w:p>
+      <w:pPr>
+        <w:pBdr>
+          <w:bottom w:val="single" w:sz="6" w:space="1" w:color="CCCCCC"/>
+        </w:pBdr>
+        <w:spacing w:after="0"/>
+      </w:pPr>
+    </w:p>
+    <w:p>
+      <w:pPr>
+        <w:pStyle w:val="Heading2"/>
+        <w:spacing w:before="240"/>
+      </w:pPr>
+      <w:r>
         <w:t>Switching Between Accounts</w:t>
       </w:r>
     </w:p>
@@ -1177,13 +1261,24 @@
         <w:pStyle w:val="ListBullet"/>
       </w:pPr>
       <w:r>
-        <w:t xml:space="preserve">Select a different profile, click </w:t>
+        <w:t xml:space="preserve">Select a different profile (identified by your LTA Employee Email, e.g. </w:t>
+      </w:r>
+      <w:r>
+        <w:rPr>
+          <w:rFonts w:ascii="Courier New" w:hAnsi="Courier New"/>
+          <w:color w:val="C53030"/>
+          <w:sz w:val="18"/>
+        </w:rPr>
+        <w:t>user@lta.gov.sg</w:t>
+      </w:r>
+      <w:r>
+        <w:t xml:space="preserve">), click </w:t>
       </w:r>
       <w:r>
         <w:rPr>
           <w:b/>
         </w:rPr>
-        <w:t>Start As &amp;lt;Name&amp;gt;</w:t>
+        <w:t>Start As \&lt;Name\&gt;</w:t>
       </w:r>
       <w:r>
         <w:t>, and enter that profile's PIN.</w:t>
@@ -1272,7 +1367,7 @@
         <w:spacing w:before="240"/>
       </w:pPr>
       <w:r>
-        <w:t>3. Coding Page</w:t>
+        <w:t>2. Coding Page</w:t>
       </w:r>
     </w:p>
     <w:p>
@@ -1311,7 +1406,7 @@
         <w:spacing w:before="160"/>
       </w:pPr>
       <w:r>
-        <w:t>3.1 Main Layout</w:t>
+        <w:t>2.1 Main Layout</w:t>
       </w:r>
     </w:p>
     <w:p>
@@ -1375,7 +1470,7 @@
         <w:spacing w:before="160"/>
       </w:pPr>
       <w:r>
-        <w:t>3.2 Navigating Segments</w:t>
+        <w:t>2.2 Navigating Segments</w:t>
       </w:r>
     </w:p>
     <w:p>
@@ -1431,7 +1526,7 @@
         <w:spacing w:before="160"/>
       </w:pPr>
       <w:r>
-        <w:t>3.3 Attribute Default Values</w:t>
+        <w:t>2.3 Attribute Default Values</w:t>
       </w:r>
     </w:p>
     <w:p>
@@ -1547,13 +1642,13 @@
               <w:rPr>
                 <w:sz w:val="18"/>
               </w:rPr>
-            </w:r>
-            <w:r>
-              <w:rPr>
-                <w:sz w:val="18"/>
-              </w:rPr>
               <w:t>1</w:t>
             </w:r>
+            <w:r>
+              <w:rPr>
+                <w:sz w:val="18"/>
+              </w:rPr>
+            </w:r>
           </w:p>
         </w:tc>
         <w:tc>
@@ -1565,13 +1660,13 @@
               <w:rPr>
                 <w:sz w:val="18"/>
               </w:rPr>
-            </w:r>
-            <w:r>
-              <w:rPr>
-                <w:sz w:val="18"/>
-              </w:rPr>
               <w:t>Area Type</w:t>
             </w:r>
+            <w:r>
+              <w:rPr>
+                <w:sz w:val="18"/>
+              </w:rPr>
+            </w:r>
           </w:p>
         </w:tc>
         <w:tc>
@@ -1583,13 +1678,13 @@
               <w:rPr>
                 <w:sz w:val="18"/>
               </w:rPr>
-            </w:r>
-            <w:r>
-              <w:rPr>
-                <w:sz w:val="18"/>
-              </w:rPr>
               <w:t>Suburban</w:t>
             </w:r>
+            <w:r>
+              <w:rPr>
+                <w:sz w:val="18"/>
+              </w:rPr>
+            </w:r>
           </w:p>
         </w:tc>
         <w:tc>
@@ -1601,12 +1696,12 @@
               <w:rPr>
                 <w:sz w:val="18"/>
               </w:rPr>
-            </w:r>
-            <w:r>
-              <w:rPr>
-                <w:sz w:val="18"/>
-              </w:rPr>
-              <w:t>GIS fallback when no urban/industrial/rural polygon match</w:t>
+              <w:t>GIS fallback using LTA parking zone and URA land use layers; default when no urban/industrial/recreational polygon match</w:t>
+            </w:r>
+            <w:r>
+              <w:rPr>
+                <w:sz w:val="18"/>
+              </w:rPr>
             </w:r>
           </w:p>
         </w:tc>
@@ -1621,13 +1716,13 @@
               <w:rPr>
                 <w:sz w:val="18"/>
               </w:rPr>
-            </w:r>
-            <w:r>
-              <w:rPr>
-                <w:sz w:val="18"/>
-              </w:rPr>
               <w:t>2</w:t>
             </w:r>
+            <w:r>
+              <w:rPr>
+                <w:sz w:val="18"/>
+              </w:rPr>
+            </w:r>
           </w:p>
         </w:tc>
         <w:tc>
@@ -1639,13 +1734,13 @@
               <w:rPr>
                 <w:sz w:val="18"/>
               </w:rPr>
-            </w:r>
-            <w:r>
-              <w:rPr>
-                <w:sz w:val="18"/>
-              </w:rPr>
               <w:t>Facility Type</w:t>
             </w:r>
+            <w:r>
+              <w:rPr>
+                <w:sz w:val="18"/>
+              </w:rPr>
+            </w:r>
           </w:p>
         </w:tc>
         <w:tc>
@@ -1657,13 +1752,13 @@
               <w:rPr>
                 <w:sz w:val="18"/>
               </w:rPr>
-            </w:r>
-            <w:r>
-              <w:rPr>
-                <w:sz w:val="18"/>
-              </w:rPr>
               <w:t>Sidewalk</w:t>
             </w:r>
+            <w:r>
+              <w:rPr>
+                <w:sz w:val="18"/>
+              </w:rPr>
+            </w:r>
           </w:p>
         </w:tc>
         <w:tc>
@@ -1675,12 +1770,12 @@
               <w:rPr>
                 <w:sz w:val="18"/>
               </w:rPr>
-            </w:r>
-            <w:r>
-              <w:rPr>
-                <w:sz w:val="18"/>
-              </w:rPr>
-              <w:t>Most common facility type</w:t>
+              <w:t>Most common facility type; overridden by CV image analysis</w:t>
+            </w:r>
+            <w:r>
+              <w:rPr>
+                <w:sz w:val="18"/>
+              </w:rPr>
             </w:r>
           </w:p>
         </w:tc>
@@ -1695,13 +1790,13 @@
               <w:rPr>
                 <w:sz w:val="18"/>
               </w:rPr>
-            </w:r>
-            <w:r>
-              <w:rPr>
-                <w:sz w:val="18"/>
-              </w:rPr>
               <w:t>3</w:t>
             </w:r>
+            <w:r>
+              <w:rPr>
+                <w:sz w:val="18"/>
+              </w:rPr>
+            </w:r>
           </w:p>
         </w:tc>
         <w:tc>
@@ -1713,12 +1808,12 @@
               <w:rPr>
                 <w:sz w:val="18"/>
               </w:rPr>
-            </w:r>
-            <w:r>
-              <w:rPr>
-                <w:sz w:val="18"/>
-              </w:rPr>
-              <w:t>Adjacent Sidewalk 0–1m</w:t>
+              <w:t>Facility Access</w:t>
+            </w:r>
+            <w:r>
+              <w:rPr>
+                <w:sz w:val="18"/>
+              </w:rPr>
             </w:r>
           </w:p>
         </w:tc>
@@ -1731,12 +1826,12 @@
               <w:rPr>
                 <w:sz w:val="18"/>
               </w:rPr>
-            </w:r>
-            <w:r>
-              <w:rPr>
-                <w:sz w:val="18"/>
-              </w:rPr>
-              <w:t>Present</w:t>
+              <w:t>Adequate</w:t>
+            </w:r>
+            <w:r>
+              <w:rPr>
+                <w:sz w:val="18"/>
+              </w:rPr>
             </w:r>
           </w:p>
         </w:tc>
@@ -1749,12 +1844,12 @@
               <w:rPr>
                 <w:sz w:val="18"/>
               </w:rPr>
-            </w:r>
-            <w:r>
-              <w:rPr>
-                <w:sz w:val="18"/>
-              </w:rPr>
-              <w:t>Assumed adjacent sidewalk in urban context</w:t>
+              <w:t>Most common; code Inadequate only when congestion or blockages force users onto alternative routes</w:t>
+            </w:r>
+            <w:r>
+              <w:rPr>
+                <w:sz w:val="18"/>
+              </w:rPr>
             </w:r>
           </w:p>
         </w:tc>
@@ -1769,13 +1864,13 @@
               <w:rPr>
                 <w:sz w:val="18"/>
               </w:rPr>
-            </w:r>
-            <w:r>
-              <w:rPr>
-                <w:sz w:val="18"/>
-              </w:rPr>
               <w:t>4</w:t>
             </w:r>
+            <w:r>
+              <w:rPr>
+                <w:sz w:val="18"/>
+              </w:rPr>
+            </w:r>
           </w:p>
         </w:tc>
         <w:tc>
@@ -1787,12 +1882,12 @@
               <w:rPr>
                 <w:sz w:val="18"/>
               </w:rPr>
-            </w:r>
-            <w:r>
-              <w:rPr>
-                <w:sz w:val="18"/>
-              </w:rPr>
-              <w:t>Adjacent Sidewalk 1–3m</w:t>
+              <w:t>Loose or Slippery Surface</w:t>
+            </w:r>
+            <w:r>
+              <w:rPr>
+                <w:sz w:val="18"/>
+              </w:rPr>
             </w:r>
           </w:p>
         </w:tc>
@@ -1805,13 +1900,13 @@
               <w:rPr>
                 <w:sz w:val="18"/>
               </w:rPr>
-            </w:r>
-            <w:r>
-              <w:rPr>
-                <w:sz w:val="18"/>
-              </w:rPr>
               <w:t>Not Present</w:t>
             </w:r>
+            <w:r>
+              <w:rPr>
+                <w:sz w:val="18"/>
+              </w:rPr>
+            </w:r>
           </w:p>
         </w:tc>
         <w:tc>
@@ -1823,12 +1918,12 @@
               <w:rPr>
                 <w:sz w:val="18"/>
               </w:rPr>
-            </w:r>
-            <w:r>
-              <w:rPr>
-                <w:sz w:val="18"/>
-              </w:rPr>
-              <w:t>—</w:t>
+              <w:t>Most common; GIS-assisted via PATH defects layer (algae); CV detection not yet ready</w:t>
+            </w:r>
+            <w:r>
+              <w:rPr>
+                <w:sz w:val="18"/>
+              </w:rPr>
             </w:r>
           </w:p>
         </w:tc>
@@ -1843,13 +1938,13 @@
               <w:rPr>
                 <w:sz w:val="18"/>
               </w:rPr>
-            </w:r>
-            <w:r>
-              <w:rPr>
-                <w:sz w:val="18"/>
-              </w:rPr>
               <w:t>5</w:t>
             </w:r>
+            <w:r>
+              <w:rPr>
+                <w:sz w:val="18"/>
+              </w:rPr>
+            </w:r>
           </w:p>
         </w:tc>
         <w:tc>
@@ -1861,12 +1956,12 @@
               <w:rPr>
                 <w:sz w:val="18"/>
               </w:rPr>
-            </w:r>
-            <w:r>
-              <w:rPr>
-                <w:sz w:val="18"/>
-              </w:rPr>
-              <w:t>Adjacent Road Lane 0–1m</w:t>
+              <w:t>Tram or Train Rails</w:t>
+            </w:r>
+            <w:r>
+              <w:rPr>
+                <w:sz w:val="18"/>
+              </w:rPr>
             </w:r>
           </w:p>
         </w:tc>
@@ -1879,12 +1974,12 @@
               <w:rPr>
                 <w:sz w:val="18"/>
               </w:rPr>
-            </w:r>
-            <w:r>
-              <w:rPr>
-                <w:sz w:val="18"/>
-              </w:rPr>
-              <w:t>See image logic</w:t>
+              <w:t>Not Present</w:t>
+            </w:r>
+            <w:r>
+              <w:rPr>
+                <w:sz w:val="18"/>
+              </w:rPr>
             </w:r>
           </w:p>
         </w:tc>
@@ -1897,12 +1992,12 @@
               <w:rPr>
                 <w:sz w:val="18"/>
               </w:rPr>
-            </w:r>
-            <w:r>
-              <w:rPr>
-                <w:sz w:val="18"/>
-              </w:rPr>
-              <w:t>Derived from CV image analysis</w:t>
+              <w:t>No tram or train rail paths/roads exist in Singapore</w:t>
+            </w:r>
+            <w:r>
+              <w:rPr>
+                <w:sz w:val="18"/>
+              </w:rPr>
             </w:r>
           </w:p>
         </w:tc>
@@ -1917,13 +2012,13 @@
               <w:rPr>
                 <w:sz w:val="18"/>
               </w:rPr>
-            </w:r>
-            <w:r>
-              <w:rPr>
-                <w:sz w:val="18"/>
-              </w:rPr>
               <w:t>6</w:t>
             </w:r>
+            <w:r>
+              <w:rPr>
+                <w:sz w:val="18"/>
+              </w:rPr>
+            </w:r>
           </w:p>
         </w:tc>
         <w:tc>
@@ -1935,12 +2030,12 @@
               <w:rPr>
                 <w:sz w:val="18"/>
               </w:rPr>
-            </w:r>
-            <w:r>
-              <w:rPr>
-                <w:sz w:val="18"/>
-              </w:rPr>
-              <w:t>Adjacent Road Lane 1–3m</w:t>
+              <w:t>Major Surface Deformation or Drain Opening</w:t>
+            </w:r>
+            <w:r>
+              <w:rPr>
+                <w:sz w:val="18"/>
+              </w:rPr>
             </w:r>
           </w:p>
         </w:tc>
@@ -1953,12 +2048,12 @@
               <w:rPr>
                 <w:sz w:val="18"/>
               </w:rPr>
-            </w:r>
-            <w:r>
-              <w:rPr>
-                <w:sz w:val="18"/>
-              </w:rPr>
-              <w:t>See image logic</w:t>
+              <w:t>Not Present</w:t>
+            </w:r>
+            <w:r>
+              <w:rPr>
+                <w:sz w:val="18"/>
+              </w:rPr>
             </w:r>
           </w:p>
         </w:tc>
@@ -1971,12 +2066,12 @@
               <w:rPr>
                 <w:sz w:val="18"/>
               </w:rPr>
-            </w:r>
-            <w:r>
-              <w:rPr>
-                <w:sz w:val="18"/>
-              </w:rPr>
-              <w:t>Derived from CV image analysis</w:t>
+              <w:t>Most common; GIS-assisted via PATH defects layer (tile cracks, tactile tile cracks, uneven pavement)</w:t>
+            </w:r>
+            <w:r>
+              <w:rPr>
+                <w:sz w:val="18"/>
+              </w:rPr>
             </w:r>
           </w:p>
         </w:tc>
@@ -1991,13 +2086,13 @@
               <w:rPr>
                 <w:sz w:val="18"/>
               </w:rPr>
-            </w:r>
-            <w:r>
-              <w:rPr>
-                <w:sz w:val="18"/>
-              </w:rPr>
               <w:t>7</w:t>
             </w:r>
+            <w:r>
+              <w:rPr>
+                <w:sz w:val="18"/>
+              </w:rPr>
+            </w:r>
           </w:p>
         </w:tc>
         <w:tc>
@@ -2009,12 +2104,12 @@
               <w:rPr>
                 <w:sz w:val="18"/>
               </w:rPr>
-            </w:r>
-            <w:r>
-              <w:rPr>
-                <w:sz w:val="18"/>
-              </w:rPr>
-              <w:t>Adjacent Vehicle Parking 0–1m</w:t>
+              <w:t>Fixed Obstacle on Facility</w:t>
+            </w:r>
+            <w:r>
+              <w:rPr>
+                <w:sz w:val="18"/>
+              </w:rPr>
             </w:r>
           </w:p>
         </w:tc>
@@ -2027,13 +2122,13 @@
               <w:rPr>
                 <w:sz w:val="18"/>
               </w:rPr>
-            </w:r>
-            <w:r>
-              <w:rPr>
-                <w:sz w:val="18"/>
-              </w:rPr>
               <w:t>Not Present</w:t>
             </w:r>
+            <w:r>
+              <w:rPr>
+                <w:sz w:val="18"/>
+              </w:rPr>
+            </w:r>
           </w:p>
         </w:tc>
         <w:tc>
@@ -2045,12 +2140,12 @@
               <w:rPr>
                 <w:sz w:val="18"/>
               </w:rPr>
-            </w:r>
-            <w:r>
-              <w:rPr>
-                <w:sz w:val="18"/>
-              </w:rPr>
-              <w:t>Most common</w:t>
+              <w:t>Most common; overridden by CV image analysis</w:t>
+            </w:r>
+            <w:r>
+              <w:rPr>
+                <w:sz w:val="18"/>
+              </w:rPr>
             </w:r>
           </w:p>
         </w:tc>
@@ -2065,13 +2160,13 @@
               <w:rPr>
                 <w:sz w:val="18"/>
               </w:rPr>
-            </w:r>
-            <w:r>
-              <w:rPr>
-                <w:sz w:val="18"/>
-              </w:rPr>
               <w:t>8</w:t>
             </w:r>
+            <w:r>
+              <w:rPr>
+                <w:sz w:val="18"/>
+              </w:rPr>
+            </w:r>
           </w:p>
         </w:tc>
         <w:tc>
@@ -2083,12 +2178,12 @@
               <w:rPr>
                 <w:sz w:val="18"/>
               </w:rPr>
-            </w:r>
-            <w:r>
-              <w:rPr>
-                <w:sz w:val="18"/>
-              </w:rPr>
-              <w:t>Adjacent Vehicle Parking 1–3m</w:t>
+              <w:t>Non-Fixed Obstacle on Facility</w:t>
+            </w:r>
+            <w:r>
+              <w:rPr>
+                <w:sz w:val="18"/>
+              </w:rPr>
             </w:r>
           </w:p>
         </w:tc>
@@ -2101,13 +2196,13 @@
               <w:rPr>
                 <w:sz w:val="18"/>
               </w:rPr>
-            </w:r>
-            <w:r>
-              <w:rPr>
-                <w:sz w:val="18"/>
-              </w:rPr>
               <w:t>Not Present</w:t>
             </w:r>
+            <w:r>
+              <w:rPr>
+                <w:sz w:val="18"/>
+              </w:rPr>
+            </w:r>
           </w:p>
         </w:tc>
         <w:tc>
@@ -2119,12 +2214,12 @@
               <w:rPr>
                 <w:sz w:val="18"/>
               </w:rPr>
-            </w:r>
-            <w:r>
-              <w:rPr>
-                <w:sz w:val="18"/>
-              </w:rPr>
-              <w:t>Most common</w:t>
+              <w:t>Most common; overridden by CV image analysis</w:t>
+            </w:r>
+            <w:r>
+              <w:rPr>
+                <w:sz w:val="18"/>
+              </w:rPr>
             </w:r>
           </w:p>
         </w:tc>
@@ -2139,13 +2234,13 @@
               <w:rPr>
                 <w:sz w:val="18"/>
               </w:rPr>
-            </w:r>
-            <w:r>
-              <w:rPr>
-                <w:sz w:val="18"/>
-              </w:rPr>
               <w:t>9</w:t>
             </w:r>
+            <w:r>
+              <w:rPr>
+                <w:sz w:val="18"/>
+              </w:rPr>
+            </w:r>
           </w:p>
         </w:tc>
         <w:tc>
@@ -2157,12 +2252,12 @@
               <w:rPr>
                 <w:sz w:val="18"/>
               </w:rPr>
-            </w:r>
-            <w:r>
-              <w:rPr>
-                <w:sz w:val="18"/>
-              </w:rPr>
-              <w:t>Adjacent Object/Level Change 0–1m</w:t>
+              <w:t>Line of Sight</w:t>
+            </w:r>
+            <w:r>
+              <w:rPr>
+                <w:sz w:val="18"/>
+              </w:rPr>
             </w:r>
           </w:p>
         </w:tc>
@@ -2175,12 +2270,12 @@
               <w:rPr>
                 <w:sz w:val="18"/>
               </w:rPr>
-            </w:r>
-            <w:r>
-              <w:rPr>
-                <w:sz w:val="18"/>
-              </w:rPr>
-              <w:t>Mirrors Adj. Road 0–1m</w:t>
+              <w:t>Not coded</w:t>
+            </w:r>
+            <w:r>
+              <w:rPr>
+                <w:sz w:val="18"/>
+              </w:rPr>
             </w:r>
           </w:p>
         </w:tc>
@@ -2193,12 +2288,12 @@
               <w:rPr>
                 <w:sz w:val="18"/>
               </w:rPr>
-            </w:r>
-            <w:r>
-              <w:rPr>
-                <w:sz w:val="18"/>
-              </w:rPr>
-              <w:t>Co-occurs with adjacent road</w:t>
+              <w:t>Not yet in scoring specification; requires manual assessment of visibility along the path</w:t>
+            </w:r>
+            <w:r>
+              <w:rPr>
+                <w:sz w:val="18"/>
+              </w:rPr>
             </w:r>
           </w:p>
         </w:tc>
@@ -2213,13 +2308,13 @@
               <w:rPr>
                 <w:sz w:val="18"/>
               </w:rPr>
-            </w:r>
-            <w:r>
-              <w:rPr>
-                <w:sz w:val="18"/>
-              </w:rPr>
               <w:t>10</w:t>
             </w:r>
+            <w:r>
+              <w:rPr>
+                <w:sz w:val="18"/>
+              </w:rPr>
+            </w:r>
           </w:p>
         </w:tc>
         <w:tc>
@@ -2231,12 +2326,12 @@
               <w:rPr>
                 <w:sz w:val="18"/>
               </w:rPr>
-            </w:r>
-            <w:r>
-              <w:rPr>
-                <w:sz w:val="18"/>
-              </w:rPr>
-              <w:t>Adjacent Object/Level Change 1–3m</w:t>
+              <w:t>Delineation</w:t>
+            </w:r>
+            <w:r>
+              <w:rPr>
+                <w:sz w:val="18"/>
+              </w:rPr>
             </w:r>
           </w:p>
         </w:tc>
@@ -2249,12 +2344,12 @@
               <w:rPr>
                 <w:sz w:val="18"/>
               </w:rPr>
-            </w:r>
-            <w:r>
-              <w:rPr>
-                <w:sz w:val="18"/>
-              </w:rPr>
-              <w:t>Mirrors Adj. Road 1–3m</w:t>
+              <w:t>Not Present</w:t>
+            </w:r>
+            <w:r>
+              <w:rPr>
+                <w:sz w:val="18"/>
+              </w:rPr>
             </w:r>
           </w:p>
         </w:tc>
@@ -2267,12 +2362,12 @@
               <w:rPr>
                 <w:sz w:val="18"/>
               </w:rPr>
-            </w:r>
-            <w:r>
-              <w:rPr>
-                <w:sz w:val="18"/>
-              </w:rPr>
-              <w:t>Co-occurs with adjacent road</w:t>
+              <w:t>Default not present; CV codes first, then overwritten if PATH provides faded marking data</w:t>
+            </w:r>
+            <w:r>
+              <w:rPr>
+                <w:sz w:val="18"/>
+              </w:rPr>
             </w:r>
           </w:p>
         </w:tc>
@@ -2287,13 +2382,13 @@
               <w:rPr>
                 <w:sz w:val="18"/>
               </w:rPr>
-            </w:r>
-            <w:r>
-              <w:rPr>
-                <w:sz w:val="18"/>
-              </w:rPr>
               <w:t>11</w:t>
             </w:r>
+            <w:r>
+              <w:rPr>
+                <w:sz w:val="18"/>
+              </w:rPr>
+            </w:r>
           </w:p>
         </w:tc>
         <w:tc>
@@ -2305,12 +2400,12 @@
               <w:rPr>
                 <w:sz w:val="18"/>
               </w:rPr>
-            </w:r>
-            <w:r>
-              <w:rPr>
-                <w:sz w:val="18"/>
-              </w:rPr>
-              <w:t>Facility Access</w:t>
+              <w:t>Light Segregation</w:t>
+            </w:r>
+            <w:r>
+              <w:rPr>
+                <w:sz w:val="18"/>
+              </w:rPr>
             </w:r>
           </w:p>
         </w:tc>
@@ -2323,12 +2418,12 @@
               <w:rPr>
                 <w:sz w:val="18"/>
               </w:rPr>
-            </w:r>
-            <w:r>
-              <w:rPr>
-                <w:sz w:val="18"/>
-              </w:rPr>
-              <w:t>Adequate</w:t>
+              <w:t>Present</w:t>
+            </w:r>
+            <w:r>
+              <w:rPr>
+                <w:sz w:val="18"/>
+              </w:rPr>
             </w:r>
           </w:p>
         </w:tc>
@@ -2341,12 +2436,12 @@
               <w:rPr>
                 <w:sz w:val="18"/>
               </w:rPr>
-            </w:r>
-            <w:r>
-              <w:rPr>
-                <w:sz w:val="18"/>
-              </w:rPr>
-              <w:t>Most common</w:t>
+              <w:t>All off-road paths are expected to have kerb segregation; confirmed by CV and logic rules</w:t>
+            </w:r>
+            <w:r>
+              <w:rPr>
+                <w:sz w:val="18"/>
+              </w:rPr>
             </w:r>
           </w:p>
         </w:tc>
@@ -2361,13 +2456,13 @@
               <w:rPr>
                 <w:sz w:val="18"/>
               </w:rPr>
-            </w:r>
-            <w:r>
-              <w:rPr>
-                <w:sz w:val="18"/>
-              </w:rPr>
               <w:t>12</w:t>
             </w:r>
+            <w:r>
+              <w:rPr>
+                <w:sz w:val="18"/>
+              </w:rPr>
+            </w:r>
           </w:p>
         </w:tc>
         <w:tc>
@@ -2379,12 +2474,12 @@
               <w:rPr>
                 <w:sz w:val="18"/>
               </w:rPr>
-            </w:r>
-            <w:r>
-              <w:rPr>
-                <w:sz w:val="18"/>
-              </w:rPr>
-              <w:t>Light Segregation</w:t>
+              <w:t>Facility Width per Direction</w:t>
+            </w:r>
+            <w:r>
+              <w:rPr>
+                <w:sz w:val="18"/>
+              </w:rPr>
             </w:r>
           </w:p>
         </w:tc>
@@ -2397,12 +2492,12 @@
               <w:rPr>
                 <w:sz w:val="18"/>
               </w:rPr>
-            </w:r>
-            <w:r>
-              <w:rPr>
-                <w:sz w:val="18"/>
-              </w:rPr>
-              <w:t>Present</w:t>
+              <w:t>Narrow</w:t>
+            </w:r>
+            <w:r>
+              <w:rPr>
+                <w:sz w:val="18"/>
+              </w:rPr>
             </w:r>
           </w:p>
         </w:tc>
@@ -2415,12 +2510,12 @@
               <w:rPr>
                 <w:sz w:val="18"/>
               </w:rPr>
-            </w:r>
-            <w:r>
-              <w:rPr>
-                <w:sz w:val="18"/>
-              </w:rPr>
-              <w:t>Assumed when path is detected</w:t>
+              <w:t>GIS-derived from LiDAR path width data; default when no width data available</w:t>
+            </w:r>
+            <w:r>
+              <w:rPr>
+                <w:sz w:val="18"/>
+              </w:rPr>
             </w:r>
           </w:p>
         </w:tc>
@@ -2435,13 +2530,13 @@
               <w:rPr>
                 <w:sz w:val="18"/>
               </w:rPr>
-            </w:r>
-            <w:r>
-              <w:rPr>
-                <w:sz w:val="18"/>
-              </w:rPr>
               <w:t>13</w:t>
             </w:r>
+            <w:r>
+              <w:rPr>
+                <w:sz w:val="18"/>
+              </w:rPr>
+            </w:r>
           </w:p>
         </w:tc>
         <w:tc>
@@ -2453,12 +2548,12 @@
               <w:rPr>
                 <w:sz w:val="18"/>
               </w:rPr>
-            </w:r>
-            <w:r>
-              <w:rPr>
-                <w:sz w:val="18"/>
-              </w:rPr>
-              <w:t>Fixed Obstacle on Facility</w:t>
+              <w:t>Flow Direction</w:t>
+            </w:r>
+            <w:r>
+              <w:rPr>
+                <w:sz w:val="18"/>
+              </w:rPr>
             </w:r>
           </w:p>
         </w:tc>
@@ -2471,12 +2566,12 @@
               <w:rPr>
                 <w:sz w:val="18"/>
               </w:rPr>
-            </w:r>
-            <w:r>
-              <w:rPr>
-                <w:sz w:val="18"/>
-              </w:rPr>
-              <w:t>Not Present</w:t>
+              <w:t>One Way</w:t>
+            </w:r>
+            <w:r>
+              <w:rPr>
+                <w:sz w:val="18"/>
+              </w:rPr>
             </w:r>
           </w:p>
         </w:tc>
@@ -2489,12 +2584,12 @@
               <w:rPr>
                 <w:sz w:val="18"/>
               </w:rPr>
-            </w:r>
-            <w:r>
-              <w:rPr>
-                <w:sz w:val="18"/>
-              </w:rPr>
-              <w:t>Most common</w:t>
+              <w:t>Most on-road cycling lanes are one-way; all off-road paths default to two-way</w:t>
+            </w:r>
+            <w:r>
+              <w:rPr>
+                <w:sz w:val="18"/>
+              </w:rPr>
             </w:r>
           </w:p>
         </w:tc>
@@ -2509,13 +2604,13 @@
               <w:rPr>
                 <w:sz w:val="18"/>
               </w:rPr>
-            </w:r>
-            <w:r>
-              <w:rPr>
-                <w:sz w:val="18"/>
-              </w:rPr>
               <w:t>14</w:t>
             </w:r>
+            <w:r>
+              <w:rPr>
+                <w:sz w:val="18"/>
+              </w:rPr>
+            </w:r>
           </w:p>
         </w:tc>
         <w:tc>
@@ -2527,12 +2622,12 @@
               <w:rPr>
                 <w:sz w:val="18"/>
               </w:rPr>
-            </w:r>
-            <w:r>
-              <w:rPr>
-                <w:sz w:val="18"/>
-              </w:rPr>
-              <w:t>Non-Fixed Obstacle on Facility</w:t>
+              <w:t>Width Restriction</w:t>
+            </w:r>
+            <w:r>
+              <w:rPr>
+                <w:sz w:val="18"/>
+              </w:rPr>
             </w:r>
           </w:p>
         </w:tc>
@@ -2545,13 +2640,13 @@
               <w:rPr>
                 <w:sz w:val="18"/>
               </w:rPr>
-            </w:r>
-            <w:r>
-              <w:rPr>
-                <w:sz w:val="18"/>
-              </w:rPr>
               <w:t>Not Present</w:t>
             </w:r>
+            <w:r>
+              <w:rPr>
+                <w:sz w:val="18"/>
+              </w:rPr>
+            </w:r>
           </w:p>
         </w:tc>
         <w:tc>
@@ -2563,12 +2658,12 @@
               <w:rPr>
                 <w:sz w:val="18"/>
               </w:rPr>
-            </w:r>
-            <w:r>
-              <w:rPr>
-                <w:sz w:val="18"/>
-              </w:rPr>
-              <w:t>Most common</w:t>
+              <w:t>Most common; logic rule sets Present when a fixed or non-fixed obstacle is detected</w:t>
+            </w:r>
+            <w:r>
+              <w:rPr>
+                <w:sz w:val="18"/>
+              </w:rPr>
             </w:r>
           </w:p>
         </w:tc>
@@ -2583,13 +2678,13 @@
               <w:rPr>
                 <w:sz w:val="18"/>
               </w:rPr>
-            </w:r>
-            <w:r>
-              <w:rPr>
-                <w:sz w:val="18"/>
-              </w:rPr>
               <w:t>15</w:t>
             </w:r>
+            <w:r>
+              <w:rPr>
+                <w:sz w:val="18"/>
+              </w:rPr>
+            </w:r>
           </w:p>
         </w:tc>
         <w:tc>
@@ -2601,12 +2696,12 @@
               <w:rPr>
                 <w:sz w:val="18"/>
               </w:rPr>
-            </w:r>
-            <w:r>
-              <w:rPr>
-                <w:sz w:val="18"/>
-              </w:rPr>
-              <w:t>Facility Width per Direction</w:t>
+              <w:t>Adjacent Road Lane 0–1m</w:t>
+            </w:r>
+            <w:r>
+              <w:rPr>
+                <w:sz w:val="18"/>
+              </w:rPr>
             </w:r>
           </w:p>
         </w:tc>
@@ -2619,12 +2714,12 @@
               <w:rPr>
                 <w:sz w:val="18"/>
               </w:rPr>
-            </w:r>
-            <w:r>
-              <w:rPr>
-                <w:sz w:val="18"/>
-              </w:rPr>
-              <w:t>Narrow</w:t>
+              <w:t>See image logic</w:t>
+            </w:r>
+            <w:r>
+              <w:rPr>
+                <w:sz w:val="18"/>
+              </w:rPr>
             </w:r>
           </w:p>
         </w:tc>
@@ -2637,12 +2732,12 @@
               <w:rPr>
                 <w:sz w:val="18"/>
               </w:rPr>
-            </w:r>
-            <w:r>
-              <w:rPr>
-                <w:sz w:val="18"/>
-              </w:rPr>
-              <w:t>GIS-derived; default when no width data available</w:t>
+              <w:t>CV-derived; present when path edge is ≤1m from road kerb with no protective barrier</w:t>
+            </w:r>
+            <w:r>
+              <w:rPr>
+                <w:sz w:val="18"/>
+              </w:rPr>
             </w:r>
           </w:p>
         </w:tc>
@@ -2657,13 +2752,13 @@
               <w:rPr>
                 <w:sz w:val="18"/>
               </w:rPr>
-            </w:r>
-            <w:r>
-              <w:rPr>
-                <w:sz w:val="18"/>
-              </w:rPr>
               <w:t>16</w:t>
             </w:r>
+            <w:r>
+              <w:rPr>
+                <w:sz w:val="18"/>
+              </w:rPr>
+            </w:r>
           </w:p>
         </w:tc>
         <w:tc>
@@ -2675,12 +2770,12 @@
               <w:rPr>
                 <w:sz w:val="18"/>
               </w:rPr>
-            </w:r>
-            <w:r>
-              <w:rPr>
-                <w:sz w:val="18"/>
-              </w:rPr>
-              <w:t>Width Restriction</w:t>
+              <w:t>Adjacent Vehicle Parking 0–1m</w:t>
+            </w:r>
+            <w:r>
+              <w:rPr>
+                <w:sz w:val="18"/>
+              </w:rPr>
             </w:r>
           </w:p>
         </w:tc>
@@ -2693,13 +2788,13 @@
               <w:rPr>
                 <w:sz w:val="18"/>
               </w:rPr>
-            </w:r>
-            <w:r>
-              <w:rPr>
-                <w:sz w:val="18"/>
-              </w:rPr>
               <w:t>Not Present</w:t>
             </w:r>
+            <w:r>
+              <w:rPr>
+                <w:sz w:val="18"/>
+              </w:rPr>
+            </w:r>
           </w:p>
         </w:tc>
         <w:tc>
@@ -2711,12 +2806,12 @@
               <w:rPr>
                 <w:sz w:val="18"/>
               </w:rPr>
-            </w:r>
-            <w:r>
-              <w:rPr>
-                <w:sz w:val="18"/>
-              </w:rPr>
-              <w:t>Most common</w:t>
+              <w:t>Most common; GIS-derived from URA car park lot layer and GDM lane markings</w:t>
+            </w:r>
+            <w:r>
+              <w:rPr>
+                <w:sz w:val="18"/>
+              </w:rPr>
             </w:r>
           </w:p>
         </w:tc>
@@ -2731,13 +2826,13 @@
               <w:rPr>
                 <w:sz w:val="18"/>
               </w:rPr>
-            </w:r>
-            <w:r>
-              <w:rPr>
-                <w:sz w:val="18"/>
-              </w:rPr>
               <w:t>17</w:t>
             </w:r>
+            <w:r>
+              <w:rPr>
+                <w:sz w:val="18"/>
+              </w:rPr>
+            </w:r>
           </w:p>
         </w:tc>
         <w:tc>
@@ -2749,13 +2844,13 @@
               <w:rPr>
                 <w:sz w:val="18"/>
               </w:rPr>
-            </w:r>
-            <w:r>
-              <w:rPr>
-                <w:sz w:val="18"/>
-              </w:rPr>
               <w:t>Adjacent Severe Hazard 0–1m</w:t>
             </w:r>
+            <w:r>
+              <w:rPr>
+                <w:sz w:val="18"/>
+              </w:rPr>
+            </w:r>
           </w:p>
         </w:tc>
         <w:tc>
@@ -2767,13 +2862,13 @@
               <w:rPr>
                 <w:sz w:val="18"/>
               </w:rPr>
-            </w:r>
-            <w:r>
-              <w:rPr>
-                <w:sz w:val="18"/>
-              </w:rPr>
               <w:t>Not Present</w:t>
             </w:r>
+            <w:r>
+              <w:rPr>
+                <w:sz w:val="18"/>
+              </w:rPr>
+            </w:r>
           </w:p>
         </w:tc>
         <w:tc>
@@ -2785,12 +2880,12 @@
               <w:rPr>
                 <w:sz w:val="18"/>
               </w:rPr>
-            </w:r>
-            <w:r>
-              <w:rPr>
-                <w:sz w:val="18"/>
-              </w:rPr>
-              <w:t>Most common</w:t>
+              <w:t>Rare in Singapore; requires manual assessment when waterways or drops &gt;60cm are present with no barrier</w:t>
+            </w:r>
+            <w:r>
+              <w:rPr>
+                <w:sz w:val="18"/>
+              </w:rPr>
             </w:r>
           </w:p>
         </w:tc>
@@ -2805,13 +2900,13 @@
               <w:rPr>
                 <w:sz w:val="18"/>
               </w:rPr>
-            </w:r>
-            <w:r>
-              <w:rPr>
-                <w:sz w:val="18"/>
-              </w:rPr>
               <w:t>18</w:t>
             </w:r>
+            <w:r>
+              <w:rPr>
+                <w:sz w:val="18"/>
+              </w:rPr>
+            </w:r>
           </w:p>
         </w:tc>
         <w:tc>
@@ -2823,12 +2918,12 @@
               <w:rPr>
                 <w:sz w:val="18"/>
               </w:rPr>
-            </w:r>
-            <w:r>
-              <w:rPr>
-                <w:sz w:val="18"/>
-              </w:rPr>
-              <w:t>Adjacent Severe Hazard 1–3m</w:t>
+              <w:t>Adjacent Object/Level Change 0–1m</w:t>
+            </w:r>
+            <w:r>
+              <w:rPr>
+                <w:sz w:val="18"/>
+              </w:rPr>
             </w:r>
           </w:p>
         </w:tc>
@@ -2841,12 +2936,12 @@
               <w:rPr>
                 <w:sz w:val="18"/>
               </w:rPr>
-            </w:r>
-            <w:r>
-              <w:rPr>
-                <w:sz w:val="18"/>
-              </w:rPr>
-              <w:t>Not Present</w:t>
+              <w:t>Mirrors Adj. Road 0–1m</w:t>
+            </w:r>
+            <w:r>
+              <w:rPr>
+                <w:sz w:val="18"/>
+              </w:rPr>
             </w:r>
           </w:p>
         </w:tc>
@@ -2859,12 +2954,12 @@
               <w:rPr>
                 <w:sz w:val="18"/>
               </w:rPr>
-            </w:r>
-            <w:r>
-              <w:rPr>
-                <w:sz w:val="18"/>
-              </w:rPr>
-              <w:t>Most common</w:t>
+              <w:t>Co-occurs with adjacent road lane; inferred by CV and logic rules</w:t>
+            </w:r>
+            <w:r>
+              <w:rPr>
+                <w:sz w:val="18"/>
+              </w:rPr>
             </w:r>
           </w:p>
         </w:tc>
@@ -2879,13 +2974,13 @@
               <w:rPr>
                 <w:sz w:val="18"/>
               </w:rPr>
-            </w:r>
-            <w:r>
-              <w:rPr>
-                <w:sz w:val="18"/>
-              </w:rPr>
               <w:t>19</w:t>
             </w:r>
+            <w:r>
+              <w:rPr>
+                <w:sz w:val="18"/>
+              </w:rPr>
+            </w:r>
           </w:p>
         </w:tc>
         <w:tc>
@@ -2897,12 +2992,12 @@
               <w:rPr>
                 <w:sz w:val="18"/>
               </w:rPr>
-            </w:r>
-            <w:r>
-              <w:rPr>
-                <w:sz w:val="18"/>
-              </w:rPr>
-              <w:t>Line of Sight</w:t>
+              <w:t>Adjacent Sidewalk 0–1m</w:t>
+            </w:r>
+            <w:r>
+              <w:rPr>
+                <w:sz w:val="18"/>
+              </w:rPr>
             </w:r>
           </w:p>
         </w:tc>
@@ -2915,12 +3010,12 @@
               <w:rPr>
                 <w:sz w:val="18"/>
               </w:rPr>
-            </w:r>
-            <w:r>
-              <w:rPr>
-                <w:sz w:val="18"/>
-              </w:rPr>
-              <w:t>Not coded</w:t>
+              <w:t>Present</w:t>
+            </w:r>
+            <w:r>
+              <w:rPr>
+                <w:sz w:val="18"/>
+              </w:rPr>
             </w:r>
           </w:p>
         </w:tc>
@@ -2933,12 +3028,12 @@
               <w:rPr>
                 <w:sz w:val="18"/>
               </w:rPr>
-            </w:r>
-            <w:r>
-              <w:rPr>
-                <w:sz w:val="18"/>
-              </w:rPr>
-              <w:t>Not yet in scoring specification</w:t>
+              <w:t>Assumed present in urban context; derived by CV and logic rules</w:t>
+            </w:r>
+            <w:r>
+              <w:rPr>
+                <w:sz w:val="18"/>
+              </w:rPr>
             </w:r>
           </w:p>
         </w:tc>
@@ -2953,13 +3048,13 @@
               <w:rPr>
                 <w:sz w:val="18"/>
               </w:rPr>
-            </w:r>
-            <w:r>
-              <w:rPr>
-                <w:sz w:val="18"/>
-              </w:rPr>
               <w:t>20</w:t>
             </w:r>
+            <w:r>
+              <w:rPr>
+                <w:sz w:val="18"/>
+              </w:rPr>
+            </w:r>
           </w:p>
         </w:tc>
         <w:tc>
@@ -2971,12 +3066,12 @@
               <w:rPr>
                 <w:sz w:val="18"/>
               </w:rPr>
-            </w:r>
-            <w:r>
-              <w:rPr>
-                <w:sz w:val="18"/>
-              </w:rPr>
-              <w:t>Delineation</w:t>
+              <w:t>Adjacent Road Lane 1–3m</w:t>
+            </w:r>
+            <w:r>
+              <w:rPr>
+                <w:sz w:val="18"/>
+              </w:rPr>
             </w:r>
           </w:p>
         </w:tc>
@@ -2989,12 +3084,12 @@
               <w:rPr>
                 <w:sz w:val="18"/>
               </w:rPr>
-            </w:r>
-            <w:r>
-              <w:rPr>
-                <w:sz w:val="18"/>
-              </w:rPr>
-              <w:t>Not Present</w:t>
+              <w:t>See image logic</w:t>
+            </w:r>
+            <w:r>
+              <w:rPr>
+                <w:sz w:val="18"/>
+              </w:rPr>
             </w:r>
           </w:p>
         </w:tc>
@@ -3007,12 +3102,12 @@
               <w:rPr>
                 <w:sz w:val="18"/>
               </w:rPr>
-            </w:r>
-            <w:r>
-              <w:rPr>
-                <w:sz w:val="18"/>
-              </w:rPr>
-              <w:t>Default; overridden by CV if markers detected</w:t>
+              <w:t>CV-derived; present when road is 1–3m from path with no protective barrier</w:t>
+            </w:r>
+            <w:r>
+              <w:rPr>
+                <w:sz w:val="18"/>
+              </w:rPr>
             </w:r>
           </w:p>
         </w:tc>
@@ -3027,13 +3122,13 @@
               <w:rPr>
                 <w:sz w:val="18"/>
               </w:rPr>
-            </w:r>
-            <w:r>
-              <w:rPr>
-                <w:sz w:val="18"/>
-              </w:rPr>
               <w:t>21</w:t>
             </w:r>
+            <w:r>
+              <w:rPr>
+                <w:sz w:val="18"/>
+              </w:rPr>
+            </w:r>
           </w:p>
         </w:tc>
         <w:tc>
@@ -3045,12 +3140,12 @@
               <w:rPr>
                 <w:sz w:val="18"/>
               </w:rPr>
-            </w:r>
-            <w:r>
-              <w:rPr>
-                <w:sz w:val="18"/>
-              </w:rPr>
-              <w:t>Major Surface Deformation or Drain Opening</w:t>
+              <w:t>Adjacent Vehicle Parking 1–3m</w:t>
+            </w:r>
+            <w:r>
+              <w:rPr>
+                <w:sz w:val="18"/>
+              </w:rPr>
             </w:r>
           </w:p>
         </w:tc>
@@ -3063,13 +3158,13 @@
               <w:rPr>
                 <w:sz w:val="18"/>
               </w:rPr>
-            </w:r>
-            <w:r>
-              <w:rPr>
-                <w:sz w:val="18"/>
-              </w:rPr>
               <w:t>Not Present</w:t>
             </w:r>
+            <w:r>
+              <w:rPr>
+                <w:sz w:val="18"/>
+              </w:rPr>
+            </w:r>
           </w:p>
         </w:tc>
         <w:tc>
@@ -3081,12 +3176,12 @@
               <w:rPr>
                 <w:sz w:val="18"/>
               </w:rPr>
-            </w:r>
-            <w:r>
-              <w:rPr>
-                <w:sz w:val="18"/>
-              </w:rPr>
-              <w:t>Most common</w:t>
+              <w:t>Most common; GIS-derived from URA car park lot layer</w:t>
+            </w:r>
+            <w:r>
+              <w:rPr>
+                <w:sz w:val="18"/>
+              </w:rPr>
             </w:r>
           </w:p>
         </w:tc>
@@ -3101,13 +3196,13 @@
               <w:rPr>
                 <w:sz w:val="18"/>
               </w:rPr>
-            </w:r>
-            <w:r>
-              <w:rPr>
-                <w:sz w:val="18"/>
-              </w:rPr>
               <w:t>22</w:t>
             </w:r>
+            <w:r>
+              <w:rPr>
+                <w:sz w:val="18"/>
+              </w:rPr>
+            </w:r>
           </w:p>
         </w:tc>
         <w:tc>
@@ -3119,12 +3214,12 @@
               <w:rPr>
                 <w:sz w:val="18"/>
               </w:rPr>
-            </w:r>
-            <w:r>
-              <w:rPr>
-                <w:sz w:val="18"/>
-              </w:rPr>
-              <w:t>Loose or Slippery Surface</w:t>
+              <w:t>Adjacent Severe Hazard 1–3m</w:t>
+            </w:r>
+            <w:r>
+              <w:rPr>
+                <w:sz w:val="18"/>
+              </w:rPr>
             </w:r>
           </w:p>
         </w:tc>
@@ -3137,13 +3232,13 @@
               <w:rPr>
                 <w:sz w:val="18"/>
               </w:rPr>
-            </w:r>
-            <w:r>
-              <w:rPr>
-                <w:sz w:val="18"/>
-              </w:rPr>
               <w:t>Not Present</w:t>
             </w:r>
+            <w:r>
+              <w:rPr>
+                <w:sz w:val="18"/>
+              </w:rPr>
+            </w:r>
           </w:p>
         </w:tc>
         <w:tc>
@@ -3155,12 +3250,12 @@
               <w:rPr>
                 <w:sz w:val="18"/>
               </w:rPr>
-            </w:r>
-            <w:r>
-              <w:rPr>
-                <w:sz w:val="18"/>
-              </w:rPr>
-              <w:t>Most common</w:t>
+              <w:t>Rare in Singapore; requires manual assessment when severe hazards are 1–3m from path</w:t>
+            </w:r>
+            <w:r>
+              <w:rPr>
+                <w:sz w:val="18"/>
+              </w:rPr>
             </w:r>
           </w:p>
         </w:tc>
@@ -3175,13 +3270,13 @@
               <w:rPr>
                 <w:sz w:val="18"/>
               </w:rPr>
-            </w:r>
-            <w:r>
-              <w:rPr>
-                <w:sz w:val="18"/>
-              </w:rPr>
               <w:t>23</w:t>
             </w:r>
+            <w:r>
+              <w:rPr>
+                <w:sz w:val="18"/>
+              </w:rPr>
+            </w:r>
           </w:p>
         </w:tc>
         <w:tc>
@@ -3193,12 +3288,12 @@
               <w:rPr>
                 <w:sz w:val="18"/>
               </w:rPr>
-            </w:r>
-            <w:r>
-              <w:rPr>
-                <w:sz w:val="18"/>
-              </w:rPr>
-              <w:t>Grade</w:t>
+              <w:t>Adjacent Object/Level Change 1–3m</w:t>
+            </w:r>
+            <w:r>
+              <w:rPr>
+                <w:sz w:val="18"/>
+              </w:rPr>
             </w:r>
           </w:p>
         </w:tc>
@@ -3211,12 +3306,12 @@
               <w:rPr>
                 <w:sz w:val="18"/>
               </w:rPr>
-            </w:r>
-            <w:r>
-              <w:rPr>
-                <w:sz w:val="18"/>
-              </w:rPr>
-              <w:t>&lt; 5 Degrees</w:t>
+              <w:t>Mirrors Adj. Road 1–3m</w:t>
+            </w:r>
+            <w:r>
+              <w:rPr>
+                <w:sz w:val="18"/>
+              </w:rPr>
             </w:r>
           </w:p>
         </w:tc>
@@ -3229,12 +3324,12 @@
               <w:rPr>
                 <w:sz w:val="18"/>
               </w:rPr>
-            </w:r>
-            <w:r>
-              <w:rPr>
-                <w:sz w:val="18"/>
-              </w:rPr>
-              <w:t>Most paths in Singapore are flat</w:t>
+              <w:t>Co-occurs with adjacent road lane; inferred by CV and logic rules</w:t>
+            </w:r>
+            <w:r>
+              <w:rPr>
+                <w:sz w:val="18"/>
+              </w:rPr>
             </w:r>
           </w:p>
         </w:tc>
@@ -3249,13 +3344,13 @@
               <w:rPr>
                 <w:sz w:val="18"/>
               </w:rPr>
-            </w:r>
-            <w:r>
-              <w:rPr>
-                <w:sz w:val="18"/>
-              </w:rPr>
               <w:t>24</w:t>
             </w:r>
+            <w:r>
+              <w:rPr>
+                <w:sz w:val="18"/>
+              </w:rPr>
+            </w:r>
           </w:p>
         </w:tc>
         <w:tc>
@@ -3267,12 +3362,12 @@
               <w:rPr>
                 <w:sz w:val="18"/>
               </w:rPr>
-            </w:r>
-            <w:r>
-              <w:rPr>
-                <w:sz w:val="18"/>
-              </w:rPr>
-              <w:t>Curvature</w:t>
+              <w:t>Adjacent Sidewalk 1–3m</w:t>
+            </w:r>
+            <w:r>
+              <w:rPr>
+                <w:sz w:val="18"/>
+              </w:rPr>
             </w:r>
           </w:p>
         </w:tc>
@@ -3285,12 +3380,12 @@
               <w:rPr>
                 <w:sz w:val="18"/>
               </w:rPr>
-            </w:r>
-            <w:r>
-              <w:rPr>
-                <w:sz w:val="18"/>
-              </w:rPr>
-              <w:t>No Sharp Turn</w:t>
+              <w:t>Not Present</w:t>
+            </w:r>
+            <w:r>
+              <w:rPr>
+                <w:sz w:val="18"/>
+              </w:rPr>
             </w:r>
           </w:p>
         </w:tc>
@@ -3303,12 +3398,12 @@
               <w:rPr>
                 <w:sz w:val="18"/>
               </w:rPr>
-            </w:r>
-            <w:r>
-              <w:rPr>
-                <w:sz w:val="18"/>
-              </w:rPr>
-              <w:t>Most common</w:t>
+              <w:t>Not present by default; CV and logic rules detect when split paths with &gt;1m green verge are present</w:t>
+            </w:r>
+            <w:r>
+              <w:rPr>
+                <w:sz w:val="18"/>
+              </w:rPr>
             </w:r>
           </w:p>
         </w:tc>
@@ -3323,13 +3418,13 @@
               <w:rPr>
                 <w:sz w:val="18"/>
               </w:rPr>
-            </w:r>
-            <w:r>
-              <w:rPr>
-                <w:sz w:val="18"/>
-              </w:rPr>
               <w:t>25</w:t>
             </w:r>
+            <w:r>
+              <w:rPr>
+                <w:sz w:val="18"/>
+              </w:rPr>
+            </w:r>
           </w:p>
         </w:tc>
         <w:tc>
@@ -3341,12 +3436,12 @@
               <w:rPr>
                 <w:sz w:val="18"/>
               </w:rPr>
-            </w:r>
-            <w:r>
-              <w:rPr>
-                <w:sz w:val="18"/>
-              </w:rPr>
-              <w:t>Tram or Train Rails</w:t>
+              <w:t>Grade</w:t>
+            </w:r>
+            <w:r>
+              <w:rPr>
+                <w:sz w:val="18"/>
+              </w:rPr>
             </w:r>
           </w:p>
         </w:tc>
@@ -3359,12 +3454,12 @@
               <w:rPr>
                 <w:sz w:val="18"/>
               </w:rPr>
-            </w:r>
-            <w:r>
-              <w:rPr>
-                <w:sz w:val="18"/>
-              </w:rPr>
-              <w:t>Not Present</w:t>
+              <w:t>&lt; 5 Degrees</w:t>
+            </w:r>
+            <w:r>
+              <w:rPr>
+                <w:sz w:val="18"/>
+              </w:rPr>
             </w:r>
           </w:p>
         </w:tc>
@@ -3377,12 +3472,12 @@
               <w:rPr>
                 <w:sz w:val="18"/>
               </w:rPr>
-            </w:r>
-            <w:r>
-              <w:rPr>
-                <w:sz w:val="18"/>
-              </w:rPr>
-              <w:t>Most common</w:t>
+              <w:t>Most paths in Singapore are flat; GIS-derived from LiDAR 3D point cloud data</w:t>
+            </w:r>
+            <w:r>
+              <w:rPr>
+                <w:sz w:val="18"/>
+              </w:rPr>
             </w:r>
           </w:p>
         </w:tc>
@@ -3397,13 +3492,13 @@
               <w:rPr>
                 <w:sz w:val="18"/>
               </w:rPr>
-            </w:r>
-            <w:r>
-              <w:rPr>
-                <w:sz w:val="18"/>
-              </w:rPr>
               <w:t>26</w:t>
             </w:r>
+            <w:r>
+              <w:rPr>
+                <w:sz w:val="18"/>
+              </w:rPr>
+            </w:r>
           </w:p>
         </w:tc>
         <w:tc>
@@ -3415,12 +3510,12 @@
               <w:rPr>
                 <w:sz w:val="18"/>
               </w:rPr>
-            </w:r>
-            <w:r>
-              <w:rPr>
-                <w:sz w:val="18"/>
-              </w:rPr>
-              <w:t>Street Lighting</w:t>
+              <w:t>Curvature</w:t>
+            </w:r>
+            <w:r>
+              <w:rPr>
+                <w:sz w:val="18"/>
+              </w:rPr>
             </w:r>
           </w:p>
         </w:tc>
@@ -3433,12 +3528,12 @@
               <w:rPr>
                 <w:sz w:val="18"/>
               </w:rPr>
-            </w:r>
-            <w:r>
-              <w:rPr>
-                <w:sz w:val="18"/>
-              </w:rPr>
-              <w:t>Present</w:t>
+              <w:t>No Sharp Turn</w:t>
+            </w:r>
+            <w:r>
+              <w:rPr>
+                <w:sz w:val="18"/>
+              </w:rPr>
             </w:r>
           </w:p>
         </w:tc>
@@ -3451,12 +3546,12 @@
               <w:rPr>
                 <w:sz w:val="18"/>
               </w:rPr>
-            </w:r>
-            <w:r>
-              <w:rPr>
-                <w:sz w:val="18"/>
-              </w:rPr>
-              <w:t>Most urban paths have lighting</w:t>
+              <w:t>Most common; GIS-derived using path geometry and curvature radius calculation</w:t>
+            </w:r>
+            <w:r>
+              <w:rPr>
+                <w:sz w:val="18"/>
+              </w:rPr>
             </w:r>
           </w:p>
         </w:tc>
@@ -3471,13 +3566,13 @@
               <w:rPr>
                 <w:sz w:val="18"/>
               </w:rPr>
-            </w:r>
-            <w:r>
-              <w:rPr>
-                <w:sz w:val="18"/>
-              </w:rPr>
               <w:t>27</w:t>
             </w:r>
+            <w:r>
+              <w:rPr>
+                <w:sz w:val="18"/>
+              </w:rPr>
+            </w:r>
           </w:p>
         </w:tc>
         <w:tc>
@@ -3489,12 +3584,12 @@
               <w:rPr>
                 <w:sz w:val="18"/>
               </w:rPr>
-            </w:r>
-            <w:r>
-              <w:rPr>
-                <w:sz w:val="18"/>
-              </w:rPr>
-              <w:t>Intersection Approach</w:t>
+              <w:t>Street Lighting</w:t>
+            </w:r>
+            <w:r>
+              <w:rPr>
+                <w:sz w:val="18"/>
+              </w:rPr>
             </w:r>
           </w:p>
         </w:tc>
@@ -3507,12 +3602,12 @@
               <w:rPr>
                 <w:sz w:val="18"/>
               </w:rPr>
-            </w:r>
-            <w:r>
-              <w:rPr>
-                <w:sz w:val="18"/>
-              </w:rPr>
-              <w:t>Separate/NA</w:t>
+              <w:t>Present</w:t>
+            </w:r>
+            <w:r>
+              <w:rPr>
+                <w:sz w:val="18"/>
+              </w:rPr>
             </w:r>
           </w:p>
         </w:tc>
@@ -3525,12 +3620,12 @@
               <w:rPr>
                 <w:sz w:val="18"/>
               </w:rPr>
-            </w:r>
-            <w:r>
-              <w:rPr>
-                <w:sz w:val="18"/>
-              </w:rPr>
-              <w:t>Most common</w:t>
+              <w:t>Most urban paths in Singapore have adequate street lighting</w:t>
+            </w:r>
+            <w:r>
+              <w:rPr>
+                <w:sz w:val="18"/>
+              </w:rPr>
             </w:r>
           </w:p>
         </w:tc>
@@ -3545,13 +3640,13 @@
               <w:rPr>
                 <w:sz w:val="18"/>
               </w:rPr>
-            </w:r>
-            <w:r>
-              <w:rPr>
-                <w:sz w:val="18"/>
-              </w:rPr>
               <w:t>28</w:t>
             </w:r>
+            <w:r>
+              <w:rPr>
+                <w:sz w:val="18"/>
+              </w:rPr>
+            </w:r>
           </w:p>
         </w:tc>
         <w:tc>
@@ -3563,12 +3658,12 @@
               <w:rPr>
                 <w:sz w:val="18"/>
               </w:rPr>
-            </w:r>
-            <w:r>
-              <w:rPr>
-                <w:sz w:val="18"/>
-              </w:rPr>
-              <w:t>Intersection or Road Crossing</w:t>
+              <w:t>Pedestrian Crossing</w:t>
+            </w:r>
+            <w:r>
+              <w:rPr>
+                <w:sz w:val="18"/>
+              </w:rPr>
             </w:r>
           </w:p>
         </w:tc>
@@ -3581,13 +3676,13 @@
               <w:rPr>
                 <w:sz w:val="18"/>
               </w:rPr>
-            </w:r>
-            <w:r>
-              <w:rPr>
-                <w:sz w:val="18"/>
-              </w:rPr>
               <w:t>Not Present</w:t>
             </w:r>
+            <w:r>
+              <w:rPr>
+                <w:sz w:val="18"/>
+              </w:rPr>
+            </w:r>
           </w:p>
         </w:tc>
         <w:tc>
@@ -3599,12 +3694,12 @@
               <w:rPr>
                 <w:sz w:val="18"/>
               </w:rPr>
-            </w:r>
-            <w:r>
-              <w:rPr>
-                <w:sz w:val="18"/>
-              </w:rPr>
-              <w:t>Most common</w:t>
+              <w:t>Most common; GIS-derived from MRT exit and bus stop layers; manual coding where needed</w:t>
+            </w:r>
+            <w:r>
+              <w:rPr>
+                <w:sz w:val="18"/>
+              </w:rPr>
             </w:r>
           </w:p>
         </w:tc>
@@ -3619,13 +3714,13 @@
               <w:rPr>
                 <w:sz w:val="18"/>
               </w:rPr>
-            </w:r>
-            <w:r>
-              <w:rPr>
-                <w:sz w:val="18"/>
-              </w:rPr>
               <w:t>29</w:t>
             </w:r>
+            <w:r>
+              <w:rPr>
+                <w:sz w:val="18"/>
+              </w:rPr>
+            </w:r>
           </w:p>
         </w:tc>
         <w:tc>
@@ -3637,12 +3732,12 @@
               <w:rPr>
                 <w:sz w:val="18"/>
               </w:rPr>
-            </w:r>
-            <w:r>
-              <w:rPr>
-                <w:sz w:val="18"/>
-              </w:rPr>
-              <w:t>Crossing Facility</w:t>
+              <w:t>Intersecting Bicycle Facility</w:t>
+            </w:r>
+            <w:r>
+              <w:rPr>
+                <w:sz w:val="18"/>
+              </w:rPr>
             </w:r>
           </w:p>
         </w:tc>
@@ -3655,13 +3750,13 @@
               <w:rPr>
                 <w:sz w:val="18"/>
               </w:rPr>
-            </w:r>
-            <w:r>
-              <w:rPr>
-                <w:sz w:val="18"/>
-              </w:rPr>
               <w:t>Not Present</w:t>
             </w:r>
+            <w:r>
+              <w:rPr>
+                <w:sz w:val="18"/>
+              </w:rPr>
+            </w:r>
           </w:p>
         </w:tc>
         <w:tc>
@@ -3673,12 +3768,12 @@
               <w:rPr>
                 <w:sz w:val="18"/>
               </w:rPr>
-            </w:r>
-            <w:r>
-              <w:rPr>
-                <w:sz w:val="18"/>
-              </w:rPr>
-              <w:t>Default; overridden by CV</w:t>
+              <w:t>Most common; GIS-derived using pedestrian crossing layer within 5m radius</w:t>
+            </w:r>
+            <w:r>
+              <w:rPr>
+                <w:sz w:val="18"/>
+              </w:rPr>
             </w:r>
           </w:p>
         </w:tc>
@@ -3693,13 +3788,13 @@
               <w:rPr>
                 <w:sz w:val="18"/>
               </w:rPr>
-            </w:r>
-            <w:r>
-              <w:rPr>
-                <w:sz w:val="18"/>
-              </w:rPr>
               <w:t>30</w:t>
             </w:r>
+            <w:r>
+              <w:rPr>
+                <w:sz w:val="18"/>
+              </w:rPr>
+            </w:r>
           </w:p>
         </w:tc>
         <w:tc>
@@ -3711,12 +3806,12 @@
               <w:rPr>
                 <w:sz w:val="18"/>
               </w:rPr>
-            </w:r>
-            <w:r>
-              <w:rPr>
-                <w:sz w:val="18"/>
-              </w:rPr>
-              <w:t>Property Access</w:t>
+              <w:t>Intersection Approach</w:t>
+            </w:r>
+            <w:r>
+              <w:rPr>
+                <w:sz w:val="18"/>
+              </w:rPr>
             </w:r>
           </w:p>
         </w:tc>
@@ -3729,12 +3824,12 @@
               <w:rPr>
                 <w:sz w:val="18"/>
               </w:rPr>
-            </w:r>
-            <w:r>
-              <w:rPr>
-                <w:sz w:val="18"/>
-              </w:rPr>
-              <w:t>Not Present</w:t>
+              <w:t>Separate/NA</w:t>
+            </w:r>
+            <w:r>
+              <w:rPr>
+                <w:sz w:val="18"/>
+              </w:rPr>
             </w:r>
           </w:p>
         </w:tc>
@@ -3747,12 +3842,12 @@
               <w:rPr>
                 <w:sz w:val="18"/>
               </w:rPr>
-            </w:r>
-            <w:r>
-              <w:rPr>
-                <w:sz w:val="18"/>
-              </w:rPr>
-              <w:t>Most common</w:t>
+              <w:t>Most off-road cycling paths remain separate from traffic at intersections</w:t>
+            </w:r>
+            <w:r>
+              <w:rPr>
+                <w:sz w:val="18"/>
+              </w:rPr>
             </w:r>
           </w:p>
         </w:tc>
@@ -3767,13 +3862,13 @@
               <w:rPr>
                 <w:sz w:val="18"/>
               </w:rPr>
-            </w:r>
-            <w:r>
-              <w:rPr>
-                <w:sz w:val="18"/>
-              </w:rPr>
               <w:t>31</w:t>
             </w:r>
+            <w:r>
+              <w:rPr>
+                <w:sz w:val="18"/>
+              </w:rPr>
+            </w:r>
           </w:p>
         </w:tc>
         <w:tc>
@@ -3785,12 +3880,12 @@
               <w:rPr>
                 <w:sz w:val="18"/>
               </w:rPr>
-            </w:r>
-            <w:r>
-              <w:rPr>
-                <w:sz w:val="18"/>
-              </w:rPr>
-              <w:t>Pedestrian Crossing</w:t>
+              <w:t>Intersection or Road Crossing</w:t>
+            </w:r>
+            <w:r>
+              <w:rPr>
+                <w:sz w:val="18"/>
+              </w:rPr>
             </w:r>
           </w:p>
         </w:tc>
@@ -3803,13 +3898,13 @@
               <w:rPr>
                 <w:sz w:val="18"/>
               </w:rPr>
-            </w:r>
-            <w:r>
-              <w:rPr>
-                <w:sz w:val="18"/>
-              </w:rPr>
               <w:t>Not Present</w:t>
             </w:r>
+            <w:r>
+              <w:rPr>
+                <w:sz w:val="18"/>
+              </w:rPr>
+            </w:r>
           </w:p>
         </w:tc>
         <w:tc>
@@ -3821,12 +3916,12 @@
               <w:rPr>
                 <w:sz w:val="18"/>
               </w:rPr>
-            </w:r>
-            <w:r>
-              <w:rPr>
-                <w:sz w:val="18"/>
-              </w:rPr>
-              <w:t>Most common</w:t>
+              <w:t>Most common; overridden by CV when crossings are detected</w:t>
+            </w:r>
+            <w:r>
+              <w:rPr>
+                <w:sz w:val="18"/>
+              </w:rPr>
             </w:r>
           </w:p>
         </w:tc>
@@ -3841,13 +3936,13 @@
               <w:rPr>
                 <w:sz w:val="18"/>
               </w:rPr>
-            </w:r>
-            <w:r>
-              <w:rPr>
-                <w:sz w:val="18"/>
-              </w:rPr>
               <w:t>32</w:t>
             </w:r>
+            <w:r>
+              <w:rPr>
+                <w:sz w:val="18"/>
+              </w:rPr>
+            </w:r>
           </w:p>
         </w:tc>
         <w:tc>
@@ -3859,12 +3954,12 @@
               <w:rPr>
                 <w:sz w:val="18"/>
               </w:rPr>
-            </w:r>
-            <w:r>
-              <w:rPr>
-                <w:sz w:val="18"/>
-              </w:rPr>
-              <w:t>Intersecting Bicycle Facility</w:t>
+              <w:t>Crossing Facility</w:t>
+            </w:r>
+            <w:r>
+              <w:rPr>
+                <w:sz w:val="18"/>
+              </w:rPr>
             </w:r>
           </w:p>
         </w:tc>
@@ -3877,13 +3972,13 @@
               <w:rPr>
                 <w:sz w:val="18"/>
               </w:rPr>
-            </w:r>
-            <w:r>
-              <w:rPr>
-                <w:sz w:val="18"/>
-              </w:rPr>
               <w:t>Not Present</w:t>
             </w:r>
+            <w:r>
+              <w:rPr>
+                <w:sz w:val="18"/>
+              </w:rPr>
+            </w:r>
           </w:p>
         </w:tc>
         <w:tc>
@@ -3895,12 +3990,12 @@
               <w:rPr>
                 <w:sz w:val="18"/>
               </w:rPr>
-            </w:r>
-            <w:r>
-              <w:rPr>
-                <w:sz w:val="18"/>
-              </w:rPr>
-              <w:t>Most common</w:t>
+              <w:t>Most common; overridden by CV when zebra crossings or bicycle crossings are detected</w:t>
+            </w:r>
+            <w:r>
+              <w:rPr>
+                <w:sz w:val="18"/>
+              </w:rPr>
             </w:r>
           </w:p>
         </w:tc>
@@ -3915,13 +4010,13 @@
               <w:rPr>
                 <w:sz w:val="18"/>
               </w:rPr>
-            </w:r>
-            <w:r>
-              <w:rPr>
-                <w:sz w:val="18"/>
-              </w:rPr>
               <w:t>33</w:t>
             </w:r>
+            <w:r>
+              <w:rPr>
+                <w:sz w:val="18"/>
+              </w:rPr>
+            </w:r>
           </w:p>
         </w:tc>
         <w:tc>
@@ -3933,13 +4028,13 @@
               <w:rPr>
                 <w:sz w:val="18"/>
               </w:rPr>
-            </w:r>
-            <w:r>
-              <w:rPr>
-                <w:sz w:val="18"/>
-              </w:rPr>
               <w:t>Number of Lanes – Adjacent Road</w:t>
             </w:r>
+            <w:r>
+              <w:rPr>
+                <w:sz w:val="18"/>
+              </w:rPr>
+            </w:r>
           </w:p>
         </w:tc>
         <w:tc>
@@ -3951,13 +4046,13 @@
               <w:rPr>
                 <w:sz w:val="18"/>
               </w:rPr>
-            </w:r>
-            <w:r>
-              <w:rPr>
-                <w:sz w:val="18"/>
-              </w:rPr>
               <w:t>1 per Direction/NA</w:t>
             </w:r>
+            <w:r>
+              <w:rPr>
+                <w:sz w:val="18"/>
+              </w:rPr>
+            </w:r>
           </w:p>
         </w:tc>
         <w:tc>
@@ -3969,12 +4064,12 @@
               <w:rPr>
                 <w:sz w:val="18"/>
               </w:rPr>
-            </w:r>
-            <w:r>
-              <w:rPr>
-                <w:sz w:val="18"/>
-              </w:rPr>
-              <w:t>Most common</w:t>
+              <w:t>Most common; GIS-derived from LiDAR kerbline layer</w:t>
+            </w:r>
+            <w:r>
+              <w:rPr>
+                <w:sz w:val="18"/>
+              </w:rPr>
             </w:r>
           </w:p>
         </w:tc>
@@ -3989,13 +4084,13 @@
               <w:rPr>
                 <w:sz w:val="18"/>
               </w:rPr>
-            </w:r>
-            <w:r>
-              <w:rPr>
-                <w:sz w:val="18"/>
-              </w:rPr>
               <w:t>34</w:t>
             </w:r>
+            <w:r>
+              <w:rPr>
+                <w:sz w:val="18"/>
+              </w:rPr>
+            </w:r>
           </w:p>
         </w:tc>
         <w:tc>
@@ -4007,13 +4102,13 @@
               <w:rPr>
                 <w:sz w:val="18"/>
               </w:rPr>
-            </w:r>
-            <w:r>
-              <w:rPr>
-                <w:sz w:val="18"/>
-              </w:rPr>
               <w:t>Number of Lanes – Intersecting Road</w:t>
             </w:r>
+            <w:r>
+              <w:rPr>
+                <w:sz w:val="18"/>
+              </w:rPr>
+            </w:r>
           </w:p>
         </w:tc>
         <w:tc>
@@ -4025,13 +4120,13 @@
               <w:rPr>
                 <w:sz w:val="18"/>
               </w:rPr>
-            </w:r>
-            <w:r>
-              <w:rPr>
-                <w:sz w:val="18"/>
-              </w:rPr>
               <w:t>1 per Direction/NA</w:t>
             </w:r>
+            <w:r>
+              <w:rPr>
+                <w:sz w:val="18"/>
+              </w:rPr>
+            </w:r>
           </w:p>
         </w:tc>
         <w:tc>
@@ -4043,12 +4138,12 @@
               <w:rPr>
                 <w:sz w:val="18"/>
               </w:rPr>
-            </w:r>
-            <w:r>
-              <w:rPr>
-                <w:sz w:val="18"/>
-              </w:rPr>
-              <w:t>Default from image logic</w:t>
+              <w:t>Default when no intersection is present; GIS-derived from LiDAR kerbline layer when intersection exists</w:t>
+            </w:r>
+            <w:r>
+              <w:rPr>
+                <w:sz w:val="18"/>
+              </w:rPr>
             </w:r>
           </w:p>
         </w:tc>
@@ -4063,13 +4158,13 @@
               <w:rPr>
                 <w:sz w:val="18"/>
               </w:rPr>
-            </w:r>
-            <w:r>
-              <w:rPr>
-                <w:sz w:val="18"/>
-              </w:rPr>
               <w:t>35</w:t>
             </w:r>
+            <w:r>
+              <w:rPr>
+                <w:sz w:val="18"/>
+              </w:rPr>
+            </w:r>
           </w:p>
         </w:tc>
         <w:tc>
@@ -4081,12 +4176,12 @@
               <w:rPr>
                 <w:sz w:val="18"/>
               </w:rPr>
-            </w:r>
-            <w:r>
-              <w:rPr>
-                <w:sz w:val="18"/>
-              </w:rPr>
-              <w:t>Flow Direction</w:t>
+              <w:t>Property Access</w:t>
+            </w:r>
+            <w:r>
+              <w:rPr>
+                <w:sz w:val="18"/>
+              </w:rPr>
             </w:r>
           </w:p>
         </w:tc>
@@ -4099,12 +4194,12 @@
               <w:rPr>
                 <w:sz w:val="18"/>
               </w:rPr>
-            </w:r>
-            <w:r>
-              <w:rPr>
-                <w:sz w:val="18"/>
-              </w:rPr>
-              <w:t>One Way</w:t>
+              <w:t>Not Present</w:t>
+            </w:r>
+            <w:r>
+              <w:rPr>
+                <w:sz w:val="18"/>
+              </w:rPr>
             </w:r>
           </w:p>
         </w:tc>
@@ -4117,12 +4212,12 @@
               <w:rPr>
                 <w:sz w:val="18"/>
               </w:rPr>
-            </w:r>
-            <w:r>
-              <w:rPr>
-                <w:sz w:val="18"/>
-              </w:rPr>
-              <w:t>Most common for Singapore paths</w:t>
+              <w:t>Most common; CV and GIS auto-coding pending</w:t>
+            </w:r>
+            <w:r>
+              <w:rPr>
+                <w:sz w:val="18"/>
+              </w:rPr>
             </w:r>
           </w:p>
         </w:tc>
@@ -4137,13 +4232,13 @@
               <w:rPr>
                 <w:sz w:val="18"/>
               </w:rPr>
-            </w:r>
-            <w:r>
-              <w:rPr>
-                <w:sz w:val="18"/>
-              </w:rPr>
               <w:t>36</w:t>
             </w:r>
+            <w:r>
+              <w:rPr>
+                <w:sz w:val="18"/>
+              </w:rPr>
+            </w:r>
           </w:p>
         </w:tc>
         <w:tc>
@@ -4155,13 +4250,13 @@
               <w:rPr>
                 <w:sz w:val="18"/>
               </w:rPr>
-            </w:r>
-            <w:r>
-              <w:rPr>
-                <w:sz w:val="18"/>
-              </w:rPr>
               <w:t>Peak Pedestrian Flow</w:t>
             </w:r>
+            <w:r>
+              <w:rPr>
+                <w:sz w:val="18"/>
+              </w:rPr>
+            </w:r>
           </w:p>
         </w:tc>
         <w:tc>
@@ -4173,13 +4268,13 @@
               <w:rPr>
                 <w:sz w:val="18"/>
               </w:rPr>
-            </w:r>
-            <w:r>
-              <w:rPr>
-                <w:sz w:val="18"/>
-              </w:rPr>
               <w:t>Low</w:t>
             </w:r>
+            <w:r>
+              <w:rPr>
+                <w:sz w:val="18"/>
+              </w:rPr>
+            </w:r>
           </w:p>
         </w:tc>
         <w:tc>
@@ -4191,12 +4286,12 @@
               <w:rPr>
                 <w:sz w:val="18"/>
               </w:rPr>
-            </w:r>
-            <w:r>
-              <w:rPr>
-                <w:sz w:val="18"/>
-              </w:rPr>
-              <w:t>GIS-derived; default when no count data</w:t>
+              <w:t>GIS-derived from MRT exit, bus stop, and AMG sensor count layers; default when no count data available</w:t>
+            </w:r>
+            <w:r>
+              <w:rPr>
+                <w:sz w:val="18"/>
+              </w:rPr>
             </w:r>
           </w:p>
         </w:tc>
@@ -4211,13 +4306,13 @@
               <w:rPr>
                 <w:sz w:val="18"/>
               </w:rPr>
-            </w:r>
-            <w:r>
-              <w:rPr>
-                <w:sz w:val="18"/>
-              </w:rPr>
               <w:t>37</w:t>
             </w:r>
+            <w:r>
+              <w:rPr>
+                <w:sz w:val="18"/>
+              </w:rPr>
+            </w:r>
           </w:p>
         </w:tc>
         <w:tc>
@@ -4229,13 +4324,13 @@
               <w:rPr>
                 <w:sz w:val="18"/>
               </w:rPr>
-            </w:r>
-            <w:r>
-              <w:rPr>
-                <w:sz w:val="18"/>
-              </w:rPr>
               <w:t>Peak Bicycle/LV Traffic Flow</w:t>
             </w:r>
+            <w:r>
+              <w:rPr>
+                <w:sz w:val="18"/>
+              </w:rPr>
+            </w:r>
           </w:p>
         </w:tc>
         <w:tc>
@@ -4247,13 +4342,13 @@
               <w:rPr>
                 <w:sz w:val="18"/>
               </w:rPr>
-            </w:r>
-            <w:r>
-              <w:rPr>
-                <w:sz w:val="18"/>
-              </w:rPr>
               <w:t>Low</w:t>
             </w:r>
+            <w:r>
+              <w:rPr>
+                <w:sz w:val="18"/>
+              </w:rPr>
+            </w:r>
           </w:p>
         </w:tc>
         <w:tc>
@@ -4265,12 +4360,12 @@
               <w:rPr>
                 <w:sz w:val="18"/>
               </w:rPr>
-            </w:r>
-            <w:r>
-              <w:rPr>
-                <w:sz w:val="18"/>
-              </w:rPr>
-              <w:t>GIS-derived; default when no count data</w:t>
+              <w:t>GIS-derived from AMG 24/7 sensor count data; default when no count data available</w:t>
+            </w:r>
+            <w:r>
+              <w:rPr>
+                <w:sz w:val="18"/>
+              </w:rPr>
             </w:r>
           </w:p>
         </w:tc>
@@ -4285,13 +4380,13 @@
               <w:rPr>
                 <w:sz w:val="18"/>
               </w:rPr>
-            </w:r>
-            <w:r>
-              <w:rPr>
-                <w:sz w:val="18"/>
-              </w:rPr>
               <w:t>38</w:t>
             </w:r>
+            <w:r>
+              <w:rPr>
+                <w:sz w:val="18"/>
+              </w:rPr>
+            </w:r>
           </w:p>
         </w:tc>
         <w:tc>
@@ -4303,13 +4398,13 @@
               <w:rPr>
                 <w:sz w:val="18"/>
               </w:rPr>
-            </w:r>
-            <w:r>
-              <w:rPr>
-                <w:sz w:val="18"/>
-              </w:rPr>
               <w:t>Observed Proportion of Cargo Bikes</w:t>
             </w:r>
+            <w:r>
+              <w:rPr>
+                <w:sz w:val="18"/>
+              </w:rPr>
+            </w:r>
           </w:p>
         </w:tc>
         <w:tc>
@@ -4321,13 +4416,13 @@
               <w:rPr>
                 <w:sz w:val="18"/>
               </w:rPr>
-            </w:r>
-            <w:r>
-              <w:rPr>
-                <w:sz w:val="18"/>
-              </w:rPr>
               <w:t>Low</w:t>
             </w:r>
+            <w:r>
+              <w:rPr>
+                <w:sz w:val="18"/>
+              </w:rPr>
+            </w:r>
           </w:p>
         </w:tc>
         <w:tc>
@@ -4339,12 +4434,12 @@
               <w:rPr>
                 <w:sz w:val="18"/>
               </w:rPr>
-            </w:r>
-            <w:r>
-              <w:rPr>
-                <w:sz w:val="18"/>
-              </w:rPr>
-              <w:t>Most common</w:t>
+              <w:t>Most common; ePMD and PAB in Singapore are under 20kg, classifying them as low cargo proportion</w:t>
+            </w:r>
+            <w:r>
+              <w:rPr>
+                <w:sz w:val="18"/>
+              </w:rPr>
             </w:r>
           </w:p>
         </w:tc>
@@ -4359,13 +4454,13 @@
               <w:rPr>
                 <w:sz w:val="18"/>
               </w:rPr>
-            </w:r>
-            <w:r>
-              <w:rPr>
-                <w:sz w:val="18"/>
-              </w:rPr>
               <w:t>39</w:t>
             </w:r>
+            <w:r>
+              <w:rPr>
+                <w:sz w:val="18"/>
+              </w:rPr>
+            </w:r>
           </w:p>
         </w:tc>
         <w:tc>
@@ -4377,12 +4472,12 @@
               <w:rPr>
                 <w:sz w:val="18"/>
               </w:rPr>
-            </w:r>
-            <w:r>
-              <w:rPr>
-                <w:sz w:val="18"/>
-              </w:rPr>
-              <w:t>Heavy Vehicle Flow</w:t>
+              <w:t>Bicycle/LV Speed – Average</w:t>
+            </w:r>
+            <w:r>
+              <w:rPr>
+                <w:sz w:val="18"/>
+              </w:rPr>
             </w:r>
           </w:p>
         </w:tc>
@@ -4395,12 +4490,12 @@
               <w:rPr>
                 <w:sz w:val="18"/>
               </w:rPr>
-            </w:r>
-            <w:r>
-              <w:rPr>
-                <w:sz w:val="18"/>
-              </w:rPr>
-              <w:t>Low</w:t>
+              <w:t>&lt; 20 km/h</w:t>
+            </w:r>
+            <w:r>
+              <w:rPr>
+                <w:sz w:val="18"/>
+              </w:rPr>
             </w:r>
           </w:p>
         </w:tc>
@@ -4413,12 +4508,12 @@
               <w:rPr>
                 <w:sz w:val="18"/>
               </w:rPr>
-            </w:r>
-            <w:r>
-              <w:rPr>
-                <w:sz w:val="18"/>
-              </w:rPr>
-              <w:t>Most paths away from heavy traffic</w:t>
+              <w:t>Most common cycling speed on Singapore shared paths and CPNs</w:t>
+            </w:r>
+            <w:r>
+              <w:rPr>
+                <w:sz w:val="18"/>
+              </w:rPr>
             </w:r>
           </w:p>
         </w:tc>
@@ -4433,13 +4528,13 @@
               <w:rPr>
                 <w:sz w:val="18"/>
               </w:rPr>
-            </w:r>
-            <w:r>
-              <w:rPr>
-                <w:sz w:val="18"/>
-              </w:rPr>
               <w:t>40</w:t>
             </w:r>
+            <w:r>
+              <w:rPr>
+                <w:sz w:val="18"/>
+              </w:rPr>
+            </w:r>
           </w:p>
         </w:tc>
         <w:tc>
@@ -4451,12 +4546,12 @@
               <w:rPr>
                 <w:sz w:val="18"/>
               </w:rPr>
-            </w:r>
-            <w:r>
-              <w:rPr>
-                <w:sz w:val="18"/>
-              </w:rPr>
-              <w:t>Bicycle/LV Speed – Average</w:t>
+              <w:t>Bicycle/LV Speed Differential</w:t>
+            </w:r>
+            <w:r>
+              <w:rPr>
+                <w:sz w:val="18"/>
+              </w:rPr>
             </w:r>
           </w:p>
         </w:tc>
@@ -4469,12 +4564,12 @@
               <w:rPr>
                 <w:sz w:val="18"/>
               </w:rPr>
-            </w:r>
-            <w:r>
-              <w:rPr>
-                <w:sz w:val="18"/>
-              </w:rPr>
-              <w:t>&lt; 20 km/h</w:t>
+              <w:t>&lt; 10 km/h</w:t>
+            </w:r>
+            <w:r>
+              <w:rPr>
+                <w:sz w:val="18"/>
+              </w:rPr>
             </w:r>
           </w:p>
         </w:tc>
@@ -4487,12 +4582,12 @@
               <w:rPr>
                 <w:sz w:val="18"/>
               </w:rPr>
-            </w:r>
-            <w:r>
-              <w:rPr>
-                <w:sz w:val="18"/>
-              </w:rPr>
-              <w:t>Most common cycling speed</w:t>
+              <w:t>Most common; low speed variation typical on Singapore shared paths</w:t>
+            </w:r>
+            <w:r>
+              <w:rPr>
+                <w:sz w:val="18"/>
+              </w:rPr>
             </w:r>
           </w:p>
         </w:tc>
@@ -4507,13 +4602,13 @@
               <w:rPr>
                 <w:sz w:val="18"/>
               </w:rPr>
-            </w:r>
-            <w:r>
-              <w:rPr>
-                <w:sz w:val="18"/>
-              </w:rPr>
               <w:t>41</w:t>
             </w:r>
+            <w:r>
+              <w:rPr>
+                <w:sz w:val="18"/>
+              </w:rPr>
+            </w:r>
           </w:p>
         </w:tc>
         <w:tc>
@@ -4525,12 +4620,12 @@
               <w:rPr>
                 <w:sz w:val="18"/>
               </w:rPr>
-            </w:r>
-            <w:r>
-              <w:rPr>
-                <w:sz w:val="18"/>
-              </w:rPr>
-              <w:t>Bicycle/LV Speed Differential</w:t>
+              <w:t>Road AADT</w:t>
+            </w:r>
+            <w:r>
+              <w:rPr>
+                <w:sz w:val="18"/>
+              </w:rPr>
             </w:r>
           </w:p>
         </w:tc>
@@ -4543,12 +4638,12 @@
               <w:rPr>
                 <w:sz w:val="18"/>
               </w:rPr>
-            </w:r>
-            <w:r>
-              <w:rPr>
-                <w:sz w:val="18"/>
-              </w:rPr>
-              <w:t>&lt; 10 km/h</w:t>
+              <w:t>—</w:t>
+            </w:r>
+            <w:r>
+              <w:rPr>
+                <w:sz w:val="18"/>
+              </w:rPr>
             </w:r>
           </w:p>
         </w:tc>
@@ -4561,12 +4656,12 @@
               <w:rPr>
                 <w:sz w:val="18"/>
               </w:rPr>
-            </w:r>
-            <w:r>
-              <w:rPr>
-                <w:sz w:val="18"/>
-              </w:rPr>
-              <w:t>Most common</w:t>
+              <w:t>Must be coded manually; no GIS auto-code path; ERP2 data integration pending</w:t>
+            </w:r>
+            <w:r>
+              <w:rPr>
+                <w:sz w:val="18"/>
+              </w:rPr>
             </w:r>
           </w:p>
         </w:tc>
@@ -4581,13 +4676,13 @@
               <w:rPr>
                 <w:sz w:val="18"/>
               </w:rPr>
-            </w:r>
-            <w:r>
-              <w:rPr>
-                <w:sz w:val="18"/>
-              </w:rPr>
               <w:t>42</w:t>
             </w:r>
+            <w:r>
+              <w:rPr>
+                <w:sz w:val="18"/>
+              </w:rPr>
+            </w:r>
           </w:p>
         </w:tc>
         <w:tc>
@@ -4599,12 +4694,12 @@
               <w:rPr>
                 <w:sz w:val="18"/>
               </w:rPr>
-            </w:r>
-            <w:r>
-              <w:rPr>
-                <w:sz w:val="18"/>
-              </w:rPr>
-              <w:t>Road AADT</w:t>
+              <w:t>Heavy Vehicle Flow</w:t>
+            </w:r>
+            <w:r>
+              <w:rPr>
+                <w:sz w:val="18"/>
+              </w:rPr>
             </w:r>
           </w:p>
         </w:tc>
@@ -4617,12 +4712,12 @@
               <w:rPr>
                 <w:sz w:val="18"/>
               </w:rPr>
-            </w:r>
-            <w:r>
-              <w:rPr>
-                <w:sz w:val="18"/>
-              </w:rPr>
-              <w:t>—</w:t>
+              <w:t>Low</w:t>
+            </w:r>
+            <w:r>
+              <w:rPr>
+                <w:sz w:val="18"/>
+              </w:rPr>
             </w:r>
           </w:p>
         </w:tc>
@@ -4635,12 +4730,12 @@
               <w:rPr>
                 <w:sz w:val="18"/>
               </w:rPr>
-            </w:r>
-            <w:r>
-              <w:rPr>
-                <w:sz w:val="18"/>
-              </w:rPr>
-              <w:t>Must be coded manually; no GIS auto-code path</w:t>
+              <w:t>Most paths are away from heavy traffic; GIS-derived from bus lane marking layer (GDM)</w:t>
+            </w:r>
+            <w:r>
+              <w:rPr>
+                <w:sz w:val="18"/>
+              </w:rPr>
             </w:r>
           </w:p>
         </w:tc>
@@ -4655,13 +4750,13 @@
               <w:rPr>
                 <w:sz w:val="18"/>
               </w:rPr>
-            </w:r>
-            <w:r>
-              <w:rPr>
-                <w:sz w:val="18"/>
-              </w:rPr>
               <w:t>43</w:t>
             </w:r>
+            <w:r>
+              <w:rPr>
+                <w:sz w:val="18"/>
+              </w:rPr>
+            </w:r>
           </w:p>
         </w:tc>
         <w:tc>
@@ -4673,12 +4768,12 @@
               <w:rPr>
                 <w:sz w:val="18"/>
               </w:rPr>
-            </w:r>
-            <w:r>
-              <w:rPr>
-                <w:sz w:val="18"/>
-              </w:rPr>
-              <w:t>Road Operating Speed (mean)</w:t>
+              <w:t>Road Speed Limit</w:t>
+            </w:r>
+            <w:r>
+              <w:rPr>
+                <w:sz w:val="18"/>
+              </w:rPr>
             </w:r>
           </w:p>
         </w:tc>
@@ -4691,13 +4786,13 @@
               <w:rPr>
                 <w:sz w:val="18"/>
               </w:rPr>
-            </w:r>
-            <w:r>
-              <w:rPr>
-                <w:sz w:val="18"/>
-              </w:rPr>
               <w:t>—</w:t>
             </w:r>
+            <w:r>
+              <w:rPr>
+                <w:sz w:val="18"/>
+              </w:rPr>
+            </w:r>
           </w:p>
         </w:tc>
         <w:tc>
@@ -4709,12 +4804,12 @@
               <w:rPr>
                 <w:sz w:val="18"/>
               </w:rPr>
-            </w:r>
-            <w:r>
-              <w:rPr>
-                <w:sz w:val="18"/>
-              </w:rPr>
-              <w:t>GIS-derived from LinkID layer</w:t>
+              <w:t>GIS-derived from GDM speed limit layer; used for analysis only and does not affect risk scores</w:t>
+            </w:r>
+            <w:r>
+              <w:rPr>
+                <w:sz w:val="18"/>
+              </w:rPr>
             </w:r>
           </w:p>
         </w:tc>
@@ -4729,13 +4824,13 @@
               <w:rPr>
                 <w:sz w:val="18"/>
               </w:rPr>
-            </w:r>
-            <w:r>
-              <w:rPr>
-                <w:sz w:val="18"/>
-              </w:rPr>
               <w:t>44</w:t>
             </w:r>
+            <w:r>
+              <w:rPr>
+                <w:sz w:val="18"/>
+              </w:rPr>
+            </w:r>
           </w:p>
         </w:tc>
         <w:tc>
@@ -4747,12 +4842,12 @@
               <w:rPr>
                 <w:sz w:val="18"/>
               </w:rPr>
-            </w:r>
-            <w:r>
-              <w:rPr>
-                <w:sz w:val="18"/>
-              </w:rPr>
-              <w:t>Road Speed Limit</w:t>
+              <w:t>Road Operating Speed (mean)</w:t>
+            </w:r>
+            <w:r>
+              <w:rPr>
+                <w:sz w:val="18"/>
+              </w:rPr>
             </w:r>
           </w:p>
         </w:tc>
@@ -4765,13 +4860,13 @@
               <w:rPr>
                 <w:sz w:val="18"/>
               </w:rPr>
-            </w:r>
-            <w:r>
-              <w:rPr>
-                <w:sz w:val="18"/>
-              </w:rPr>
               <w:t>—</w:t>
             </w:r>
+            <w:r>
+              <w:rPr>
+                <w:sz w:val="18"/>
+              </w:rPr>
+            </w:r>
           </w:p>
         </w:tc>
         <w:tc>
@@ -4783,12 +4878,12 @@
               <w:rPr>
                 <w:sz w:val="18"/>
               </w:rPr>
-            </w:r>
-            <w:r>
-              <w:rPr>
-                <w:sz w:val="18"/>
-              </w:rPr>
-              <w:t>GIS-derived from speed limit layer</w:t>
+              <w:t>GIS-derived from LinkID layer and ERP2 speed data; required when adjacent road or road crossing is present</w:t>
+            </w:r>
+            <w:r>
+              <w:rPr>
+                <w:sz w:val="18"/>
+              </w:rPr>
             </w:r>
           </w:p>
         </w:tc>
@@ -4801,7 +4896,7 @@
         <w:spacing w:before="160"/>
       </w:pPr>
       <w:r>
-        <w:t>3.4 Auto-Code Options</w:t>
+        <w:t>2.4 Auto-Code Options</w:t>
       </w:r>
     </w:p>
     <w:p>
@@ -4903,7 +4998,7 @@
         <w:pStyle w:val="Heading4"/>
       </w:pPr>
       <w:r>
-        <w:t>3.4.1 Attributes Coded by CV (Image Analysis)</w:t>
+        <w:t>2.4.1 Attributes Coded by CV (Image Analysis)</w:t>
       </w:r>
     </w:p>
     <w:p>
@@ -5352,7 +5447,7 @@
         <w:pStyle w:val="Heading4"/>
       </w:pPr>
       <w:r>
-        <w:t>3.4.2 Attributes Coded by GIS Layer Mapping</w:t>
+        <w:t>2.4.2 Attributes Coded by GIS Layer Mapping</w:t>
       </w:r>
     </w:p>
     <w:p>
@@ -6653,7 +6748,7 @@
         <w:pStyle w:val="Heading4"/>
       </w:pPr>
       <w:r>
-        <w:t>3.4.3 Attributes Coded by Logic Rules</w:t>
+        <w:t>2.4.3 Attributes Coded by Logic Rules</w:t>
       </w:r>
     </w:p>
     <w:p>
@@ -7156,7 +7251,7 @@
         <w:spacing w:before="160"/>
       </w:pPr>
       <w:r>
-        <w:t>3.5 Manual Review</w:t>
+        <w:t>2.5 Manual Review</w:t>
       </w:r>
     </w:p>
     <w:p>
@@ -7232,7 +7327,7 @@
         <w:spacing w:before="160"/>
       </w:pPr>
       <w:r>
-        <w:t>3.6 Details and GIS Context</w:t>
+        <w:t>2.6 Details and GIS Context</w:t>
       </w:r>
     </w:p>
     <w:p>
@@ -7358,7 +7453,7 @@
         <w:spacing w:before="160"/>
       </w:pPr>
       <w:r>
-        <w:t>3.7 Save and Progress Tracking</w:t>
+        <w:t>2.7 Save and Progress Tracking</w:t>
       </w:r>
     </w:p>
     <w:p>
@@ -7397,7 +7492,7 @@
         <w:spacing w:before="160"/>
       </w:pPr>
       <w:r>
-        <w:t>3.8 CycleRAP Reference</w:t>
+        <w:t>2.8 CycleRAP Reference</w:t>
       </w:r>
     </w:p>
     <w:p>
@@ -7859,7 +7954,7 @@
         <w:spacing w:before="160"/>
       </w:pPr>
       <w:r>
-        <w:t>3.9 Hover Tips — Safety Scores &amp; Attributes</w:t>
+        <w:t>2.9 Hover Tips — Safety Scores &amp; Attributes</w:t>
       </w:r>
     </w:p>
     <w:p>
@@ -8633,25 +8728,6 @@
     </w:tbl>
     <w:p/>
     <w:p>
-      <w:r>
-        <w:br w:type="page"/>
-      </w:r>
-    </w:p>
-    <w:p>
-      <w:pPr>
-        <w:pStyle w:val="Heading2"/>
-        <w:spacing w:before="240"/>
-      </w:pPr>
-      <w:r>
-        <w:t>4. Map View &amp; Analysis</w:t>
-      </w:r>
-    </w:p>
-    <w:p>
-      <w:r>
-        <w:t>Map views appear in several PSAT workflows, especially Coding, Path Analysis, Treatment, and GIS Layers.</w:t>
-      </w:r>
-    </w:p>
-    <w:p>
       <w:pPr>
         <w:pBdr>
           <w:bottom w:val="single" w:sz="6" w:space="1" w:color="CCCCCC"/>
@@ -8661,11 +8737,1601 @@
     </w:p>
     <w:p>
       <w:pPr>
+        <w:pStyle w:val="Heading3"/>
+        <w:spacing w:before="160"/>
+      </w:pPr>
+      <w:r>
+        <w:t>2.10 Attribute Logic Checks on Verification</w:t>
+      </w:r>
+    </w:p>
+    <w:p>
+      <w:r>
+        <w:t xml:space="preserve">When you mark a segment as </w:t>
+      </w:r>
+      <w:r>
+        <w:rPr>
+          <w:b/>
+        </w:rPr>
+        <w:t>Verified</w:t>
+      </w:r>
+      <w:r>
+        <w:t>, PSAT checks the coded attributes for contradictory or impossible combinations. There are two categories of checks.</w:t>
+      </w:r>
+    </w:p>
+    <w:p>
+      <w:pPr>
+        <w:pStyle w:val="Heading4"/>
+      </w:pPr>
+      <w:r>
+        <w:t>Hard Rules</w:t>
+      </w:r>
+    </w:p>
+    <w:p>
+      <w:r>
+        <w:t>Hard rules flag combinations that cannot coexist. Resolve all hard-rule conflicts before marking a segment as Verified.</w:t>
+      </w:r>
+    </w:p>
+    <w:tbl>
+      <w:tblPr>
+        <w:tblStyle w:val="TableGrid"/>
+        <w:tblW w:type="auto" w:w="0"/>
+        <w:tblLook w:firstColumn="1" w:firstRow="1" w:lastColumn="0" w:lastRow="0" w:noHBand="0" w:noVBand="1" w:val="04A0"/>
+      </w:tblPr>
+      <w:tblGrid>
+        <w:gridCol w:w="2880"/>
+        <w:gridCol w:w="2880"/>
+        <w:gridCol w:w="2880"/>
+      </w:tblGrid>
+      <w:tr>
+        <w:tc>
+          <w:tcPr>
+            <w:tcW w:type="dxa" w:w="2880"/>
+            <w:shd w:val="clear" w:color="auto" w:fill="EDF2F7"/>
+          </w:tcPr>
+          <w:p>
+            <w:r>
+              <w:rPr>
+                <w:b/>
+                <w:sz w:val="18"/>
+              </w:rPr>
+            </w:r>
+            <w:r>
+              <w:rPr>
+                <w:b/>
+                <w:sz w:val="18"/>
+              </w:rPr>
+              <w:t>#</w:t>
+            </w:r>
+          </w:p>
+        </w:tc>
+        <w:tc>
+          <w:tcPr>
+            <w:tcW w:type="dxa" w:w="2880"/>
+            <w:shd w:val="clear" w:color="auto" w:fill="EDF2F7"/>
+          </w:tcPr>
+          <w:p>
+            <w:r>
+              <w:rPr>
+                <w:b/>
+                <w:sz w:val="18"/>
+              </w:rPr>
+            </w:r>
+            <w:r>
+              <w:rPr>
+                <w:b/>
+                <w:sz w:val="18"/>
+              </w:rPr>
+              <w:t>If</w:t>
+            </w:r>
+          </w:p>
+        </w:tc>
+        <w:tc>
+          <w:tcPr>
+            <w:tcW w:type="dxa" w:w="2880"/>
+            <w:shd w:val="clear" w:color="auto" w:fill="EDF2F7"/>
+          </w:tcPr>
+          <w:p>
+            <w:r>
+              <w:rPr>
+                <w:b/>
+                <w:sz w:val="18"/>
+              </w:rPr>
+            </w:r>
+            <w:r>
+              <w:rPr>
+                <w:b/>
+                <w:sz w:val="18"/>
+              </w:rPr>
+              <w:t>Then</w:t>
+            </w:r>
+          </w:p>
+        </w:tc>
+      </w:tr>
+      <w:tr>
+        <w:tc>
+          <w:tcPr>
+            <w:tcW w:type="dxa" w:w="2880"/>
+          </w:tcPr>
+          <w:p>
+            <w:r>
+              <w:rPr>
+                <w:sz w:val="18"/>
+              </w:rPr>
+            </w:r>
+            <w:r>
+              <w:rPr>
+                <w:sz w:val="18"/>
+              </w:rPr>
+              <w:t>1</w:t>
+            </w:r>
+          </w:p>
+        </w:tc>
+        <w:tc>
+          <w:tcPr>
+            <w:tcW w:type="dxa" w:w="2880"/>
+          </w:tcPr>
+          <w:p>
+            <w:r>
+              <w:rPr>
+                <w:sz w:val="18"/>
+              </w:rPr>
+            </w:r>
+            <w:r>
+              <w:rPr>
+                <w:sz w:val="18"/>
+              </w:rPr>
+              <w:t>Adjacent Road Lane 1–3m = Present</w:t>
+            </w:r>
+          </w:p>
+        </w:tc>
+        <w:tc>
+          <w:tcPr>
+            <w:tcW w:type="dxa" w:w="2880"/>
+          </w:tcPr>
+          <w:p>
+            <w:r>
+              <w:rPr>
+                <w:sz w:val="18"/>
+              </w:rPr>
+            </w:r>
+            <w:r>
+              <w:rPr>
+                <w:sz w:val="18"/>
+              </w:rPr>
+              <w:t>Adjacent Road Lane 0–1m = Not Present</w:t>
+            </w:r>
+          </w:p>
+        </w:tc>
+      </w:tr>
+      <w:tr>
+        <w:tc>
+          <w:tcPr>
+            <w:tcW w:type="dxa" w:w="2880"/>
+          </w:tcPr>
+          <w:p>
+            <w:r>
+              <w:rPr>
+                <w:sz w:val="18"/>
+              </w:rPr>
+            </w:r>
+            <w:r>
+              <w:rPr>
+                <w:sz w:val="18"/>
+              </w:rPr>
+              <w:t>2</w:t>
+            </w:r>
+          </w:p>
+        </w:tc>
+        <w:tc>
+          <w:tcPr>
+            <w:tcW w:type="dxa" w:w="2880"/>
+          </w:tcPr>
+          <w:p>
+            <w:r>
+              <w:rPr>
+                <w:sz w:val="18"/>
+              </w:rPr>
+            </w:r>
+            <w:r>
+              <w:rPr>
+                <w:sz w:val="18"/>
+              </w:rPr>
+              <w:t>Adjacent Vehicle Parking 1–3m = Present</w:t>
+            </w:r>
+          </w:p>
+        </w:tc>
+        <w:tc>
+          <w:tcPr>
+            <w:tcW w:type="dxa" w:w="2880"/>
+          </w:tcPr>
+          <w:p>
+            <w:r>
+              <w:rPr>
+                <w:sz w:val="18"/>
+              </w:rPr>
+            </w:r>
+            <w:r>
+              <w:rPr>
+                <w:sz w:val="18"/>
+              </w:rPr>
+              <w:t>Adjacent Vehicle Parking 0–1m = Not Present</w:t>
+            </w:r>
+          </w:p>
+        </w:tc>
+      </w:tr>
+      <w:tr>
+        <w:tc>
+          <w:tcPr>
+            <w:tcW w:type="dxa" w:w="2880"/>
+          </w:tcPr>
+          <w:p>
+            <w:r>
+              <w:rPr>
+                <w:sz w:val="18"/>
+              </w:rPr>
+            </w:r>
+            <w:r>
+              <w:rPr>
+                <w:sz w:val="18"/>
+              </w:rPr>
+              <w:t>3</w:t>
+            </w:r>
+          </w:p>
+        </w:tc>
+        <w:tc>
+          <w:tcPr>
+            <w:tcW w:type="dxa" w:w="2880"/>
+          </w:tcPr>
+          <w:p>
+            <w:r>
+              <w:rPr>
+                <w:sz w:val="18"/>
+              </w:rPr>
+            </w:r>
+            <w:r>
+              <w:rPr>
+                <w:sz w:val="18"/>
+              </w:rPr>
+              <w:t>Adjacent Severe Hazard 1–3m = Present</w:t>
+            </w:r>
+          </w:p>
+        </w:tc>
+        <w:tc>
+          <w:tcPr>
+            <w:tcW w:type="dxa" w:w="2880"/>
+          </w:tcPr>
+          <w:p>
+            <w:r>
+              <w:rPr>
+                <w:sz w:val="18"/>
+              </w:rPr>
+            </w:r>
+            <w:r>
+              <w:rPr>
+                <w:sz w:val="18"/>
+              </w:rPr>
+              <w:t>Adjacent Severe Hazard 0–1m = Not Present</w:t>
+            </w:r>
+          </w:p>
+        </w:tc>
+      </w:tr>
+      <w:tr>
+        <w:tc>
+          <w:tcPr>
+            <w:tcW w:type="dxa" w:w="2880"/>
+          </w:tcPr>
+          <w:p>
+            <w:r>
+              <w:rPr>
+                <w:sz w:val="18"/>
+              </w:rPr>
+            </w:r>
+            <w:r>
+              <w:rPr>
+                <w:sz w:val="18"/>
+              </w:rPr>
+              <w:t>4</w:t>
+            </w:r>
+          </w:p>
+        </w:tc>
+        <w:tc>
+          <w:tcPr>
+            <w:tcW w:type="dxa" w:w="2880"/>
+          </w:tcPr>
+          <w:p>
+            <w:r>
+              <w:rPr>
+                <w:sz w:val="18"/>
+              </w:rPr>
+            </w:r>
+            <w:r>
+              <w:rPr>
+                <w:sz w:val="18"/>
+              </w:rPr>
+              <w:t>Adjacent Object or Level Change 1–3m = Present</w:t>
+            </w:r>
+          </w:p>
+        </w:tc>
+        <w:tc>
+          <w:tcPr>
+            <w:tcW w:type="dxa" w:w="2880"/>
+          </w:tcPr>
+          <w:p>
+            <w:r>
+              <w:rPr>
+                <w:sz w:val="18"/>
+              </w:rPr>
+            </w:r>
+            <w:r>
+              <w:rPr>
+                <w:sz w:val="18"/>
+              </w:rPr>
+              <w:t>Adjacent Object or Level Change 0–1m = Not Present</w:t>
+            </w:r>
+          </w:p>
+        </w:tc>
+      </w:tr>
+      <w:tr>
+        <w:tc>
+          <w:tcPr>
+            <w:tcW w:type="dxa" w:w="2880"/>
+          </w:tcPr>
+          <w:p>
+            <w:r>
+              <w:rPr>
+                <w:sz w:val="18"/>
+              </w:rPr>
+            </w:r>
+            <w:r>
+              <w:rPr>
+                <w:sz w:val="18"/>
+              </w:rPr>
+              <w:t>5</w:t>
+            </w:r>
+          </w:p>
+        </w:tc>
+        <w:tc>
+          <w:tcPr>
+            <w:tcW w:type="dxa" w:w="2880"/>
+          </w:tcPr>
+          <w:p>
+            <w:r>
+              <w:rPr>
+                <w:sz w:val="18"/>
+              </w:rPr>
+            </w:r>
+            <w:r>
+              <w:rPr>
+                <w:sz w:val="18"/>
+              </w:rPr>
+              <w:t>Adjacent Sidewalk 1–3m = Present</w:t>
+            </w:r>
+          </w:p>
+        </w:tc>
+        <w:tc>
+          <w:tcPr>
+            <w:tcW w:type="dxa" w:w="2880"/>
+          </w:tcPr>
+          <w:p>
+            <w:r>
+              <w:rPr>
+                <w:sz w:val="18"/>
+              </w:rPr>
+            </w:r>
+            <w:r>
+              <w:rPr>
+                <w:sz w:val="18"/>
+              </w:rPr>
+              <w:t>Adjacent Sidewalk 0–1m = Not Present</w:t>
+            </w:r>
+          </w:p>
+        </w:tc>
+      </w:tr>
+      <w:tr>
+        <w:tc>
+          <w:tcPr>
+            <w:tcW w:type="dxa" w:w="2880"/>
+          </w:tcPr>
+          <w:p>
+            <w:r>
+              <w:rPr>
+                <w:sz w:val="18"/>
+              </w:rPr>
+            </w:r>
+            <w:r>
+              <w:rPr>
+                <w:sz w:val="18"/>
+              </w:rPr>
+              <w:t>6</w:t>
+            </w:r>
+          </w:p>
+        </w:tc>
+        <w:tc>
+          <w:tcPr>
+            <w:tcW w:type="dxa" w:w="2880"/>
+          </w:tcPr>
+          <w:p>
+            <w:r>
+              <w:rPr>
+                <w:sz w:val="18"/>
+              </w:rPr>
+            </w:r>
+            <w:r>
+              <w:rPr>
+                <w:sz w:val="18"/>
+              </w:rPr>
+              <w:t>Facility Type = Sidewalk</w:t>
+            </w:r>
+          </w:p>
+        </w:tc>
+        <w:tc>
+          <w:tcPr>
+            <w:tcW w:type="dxa" w:w="2880"/>
+          </w:tcPr>
+          <w:p>
+            <w:r>
+              <w:rPr>
+                <w:sz w:val="18"/>
+              </w:rPr>
+            </w:r>
+            <w:r>
+              <w:rPr>
+                <w:sz w:val="18"/>
+              </w:rPr>
+              <w:t>Adjacent Sidewalk 0–1m = Not Present</w:t>
+            </w:r>
+          </w:p>
+        </w:tc>
+      </w:tr>
+      <w:tr>
+        <w:tc>
+          <w:tcPr>
+            <w:tcW w:type="dxa" w:w="2880"/>
+          </w:tcPr>
+          <w:p>
+            <w:r>
+              <w:rPr>
+                <w:sz w:val="18"/>
+              </w:rPr>
+            </w:r>
+            <w:r>
+              <w:rPr>
+                <w:sz w:val="18"/>
+              </w:rPr>
+              <w:t>7</w:t>
+            </w:r>
+          </w:p>
+        </w:tc>
+        <w:tc>
+          <w:tcPr>
+            <w:tcW w:type="dxa" w:w="2880"/>
+          </w:tcPr>
+          <w:p>
+            <w:r>
+              <w:rPr>
+                <w:sz w:val="18"/>
+              </w:rPr>
+            </w:r>
+            <w:r>
+              <w:rPr>
+                <w:sz w:val="18"/>
+              </w:rPr>
+              <w:t>Facility Type = Mixed Traffic Road Lane</w:t>
+            </w:r>
+          </w:p>
+        </w:tc>
+        <w:tc>
+          <w:tcPr>
+            <w:tcW w:type="dxa" w:w="2880"/>
+          </w:tcPr>
+          <w:p>
+            <w:r>
+              <w:rPr>
+                <w:sz w:val="18"/>
+              </w:rPr>
+            </w:r>
+            <w:r>
+              <w:rPr>
+                <w:sz w:val="18"/>
+              </w:rPr>
+              <w:t xml:space="preserve">Adjacent Road Lane 0–1m = Present </w:t>
+            </w:r>
+            <w:r>
+              <w:rPr>
+                <w:b/>
+                <w:sz w:val="18"/>
+              </w:rPr>
+              <w:t>and</w:t>
+            </w:r>
+            <w:r>
+              <w:rPr>
+                <w:sz w:val="18"/>
+              </w:rPr>
+              <w:t xml:space="preserve"> Adjacent Road Lane 1–3m = Not Present</w:t>
+            </w:r>
+          </w:p>
+        </w:tc>
+      </w:tr>
+      <w:tr>
+        <w:tc>
+          <w:tcPr>
+            <w:tcW w:type="dxa" w:w="2880"/>
+          </w:tcPr>
+          <w:p>
+            <w:r>
+              <w:rPr>
+                <w:sz w:val="18"/>
+              </w:rPr>
+            </w:r>
+            <w:r>
+              <w:rPr>
+                <w:sz w:val="18"/>
+              </w:rPr>
+              <w:t>8</w:t>
+            </w:r>
+          </w:p>
+        </w:tc>
+        <w:tc>
+          <w:tcPr>
+            <w:tcW w:type="dxa" w:w="2880"/>
+          </w:tcPr>
+          <w:p>
+            <w:r>
+              <w:rPr>
+                <w:sz w:val="18"/>
+              </w:rPr>
+            </w:r>
+            <w:r>
+              <w:rPr>
+                <w:sz w:val="18"/>
+              </w:rPr>
+              <w:t>Facility Type = Sidewalk, Multi-Use Path, or Off-Road Bicycle Path</w:t>
+            </w:r>
+          </w:p>
+        </w:tc>
+        <w:tc>
+          <w:tcPr>
+            <w:tcW w:type="dxa" w:w="2880"/>
+          </w:tcPr>
+          <w:p>
+            <w:r>
+              <w:rPr>
+                <w:sz w:val="18"/>
+              </w:rPr>
+            </w:r>
+            <w:r>
+              <w:rPr>
+                <w:sz w:val="18"/>
+              </w:rPr>
+              <w:t>Adjacent Object or Level Change = Present</w:t>
+            </w:r>
+          </w:p>
+        </w:tc>
+      </w:tr>
+      <w:tr>
+        <w:tc>
+          <w:tcPr>
+            <w:tcW w:type="dxa" w:w="2880"/>
+          </w:tcPr>
+          <w:p>
+            <w:r>
+              <w:rPr>
+                <w:sz w:val="18"/>
+              </w:rPr>
+            </w:r>
+            <w:r>
+              <w:rPr>
+                <w:sz w:val="18"/>
+              </w:rPr>
+              <w:t>9</w:t>
+            </w:r>
+          </w:p>
+        </w:tc>
+        <w:tc>
+          <w:tcPr>
+            <w:tcW w:type="dxa" w:w="2880"/>
+          </w:tcPr>
+          <w:p>
+            <w:r>
+              <w:rPr>
+                <w:sz w:val="18"/>
+              </w:rPr>
+            </w:r>
+            <w:r>
+              <w:rPr>
+                <w:sz w:val="18"/>
+              </w:rPr>
+              <w:t>Width Restriction = Present</w:t>
+            </w:r>
+          </w:p>
+        </w:tc>
+        <w:tc>
+          <w:tcPr>
+            <w:tcW w:type="dxa" w:w="2880"/>
+          </w:tcPr>
+          <w:p>
+            <w:r>
+              <w:rPr>
+                <w:sz w:val="18"/>
+              </w:rPr>
+            </w:r>
+            <w:r>
+              <w:rPr>
+                <w:sz w:val="18"/>
+              </w:rPr>
+              <w:t xml:space="preserve">Fixed Obstacle on Facility = Present </w:t>
+            </w:r>
+            <w:r>
+              <w:rPr>
+                <w:b/>
+                <w:sz w:val="18"/>
+              </w:rPr>
+              <w:t>or</w:t>
+            </w:r>
+            <w:r>
+              <w:rPr>
+                <w:sz w:val="18"/>
+              </w:rPr>
+              <w:t xml:space="preserve"> Non-Fixed Obstacle on Facility = Present (or both)</w:t>
+            </w:r>
+          </w:p>
+        </w:tc>
+      </w:tr>
+      <w:tr>
+        <w:tc>
+          <w:tcPr>
+            <w:tcW w:type="dxa" w:w="2880"/>
+          </w:tcPr>
+          <w:p>
+            <w:r>
+              <w:rPr>
+                <w:sz w:val="18"/>
+              </w:rPr>
+            </w:r>
+            <w:r>
+              <w:rPr>
+                <w:sz w:val="18"/>
+              </w:rPr>
+              <w:t>10</w:t>
+            </w:r>
+          </w:p>
+        </w:tc>
+        <w:tc>
+          <w:tcPr>
+            <w:tcW w:type="dxa" w:w="2880"/>
+          </w:tcPr>
+          <w:p>
+            <w:r>
+              <w:rPr>
+                <w:sz w:val="18"/>
+              </w:rPr>
+            </w:r>
+            <w:r>
+              <w:rPr>
+                <w:sz w:val="18"/>
+              </w:rPr>
+              <w:t>Facility Type = Sidewalk, Multi-Use Path, or Off-Road Bicycle Path</w:t>
+            </w:r>
+          </w:p>
+        </w:tc>
+        <w:tc>
+          <w:tcPr>
+            <w:tcW w:type="dxa" w:w="2880"/>
+          </w:tcPr>
+          <w:p>
+            <w:r>
+              <w:rPr>
+                <w:sz w:val="18"/>
+              </w:rPr>
+            </w:r>
+            <w:r>
+              <w:rPr>
+                <w:sz w:val="18"/>
+              </w:rPr>
+              <w:t>Light Segregation = Present</w:t>
+            </w:r>
+          </w:p>
+        </w:tc>
+      </w:tr>
+      <w:tr>
+        <w:tc>
+          <w:tcPr>
+            <w:tcW w:type="dxa" w:w="2880"/>
+          </w:tcPr>
+          <w:p>
+            <w:r>
+              <w:rPr>
+                <w:sz w:val="18"/>
+              </w:rPr>
+            </w:r>
+            <w:r>
+              <w:rPr>
+                <w:sz w:val="18"/>
+              </w:rPr>
+              <w:t>11</w:t>
+            </w:r>
+          </w:p>
+        </w:tc>
+        <w:tc>
+          <w:tcPr>
+            <w:tcW w:type="dxa" w:w="2880"/>
+          </w:tcPr>
+          <w:p>
+            <w:r>
+              <w:rPr>
+                <w:sz w:val="18"/>
+              </w:rPr>
+            </w:r>
+            <w:r>
+              <w:rPr>
+                <w:sz w:val="18"/>
+              </w:rPr>
+              <w:t>Property Access = Present</w:t>
+            </w:r>
+          </w:p>
+        </w:tc>
+        <w:tc>
+          <w:tcPr>
+            <w:tcW w:type="dxa" w:w="2880"/>
+          </w:tcPr>
+          <w:p>
+            <w:r>
+              <w:rPr>
+                <w:sz w:val="18"/>
+              </w:rPr>
+            </w:r>
+            <w:r>
+              <w:rPr>
+                <w:sz w:val="18"/>
+              </w:rPr>
+              <w:t>Intersection or Road Crossing = Present</w:t>
+            </w:r>
+          </w:p>
+        </w:tc>
+      </w:tr>
+      <w:tr>
+        <w:tc>
+          <w:tcPr>
+            <w:tcW w:type="dxa" w:w="2880"/>
+          </w:tcPr>
+          <w:p>
+            <w:r>
+              <w:rPr>
+                <w:sz w:val="18"/>
+              </w:rPr>
+            </w:r>
+            <w:r>
+              <w:rPr>
+                <w:sz w:val="18"/>
+              </w:rPr>
+              <w:t>12</w:t>
+            </w:r>
+          </w:p>
+        </w:tc>
+        <w:tc>
+          <w:tcPr>
+            <w:tcW w:type="dxa" w:w="2880"/>
+          </w:tcPr>
+          <w:p>
+            <w:r>
+              <w:rPr>
+                <w:sz w:val="18"/>
+              </w:rPr>
+            </w:r>
+            <w:r>
+              <w:rPr>
+                <w:sz w:val="18"/>
+              </w:rPr>
+              <w:t>Facility Type = On-Road Bicycle Lane</w:t>
+            </w:r>
+          </w:p>
+        </w:tc>
+        <w:tc>
+          <w:tcPr>
+            <w:tcW w:type="dxa" w:w="2880"/>
+          </w:tcPr>
+          <w:p>
+            <w:r>
+              <w:rPr>
+                <w:sz w:val="18"/>
+              </w:rPr>
+            </w:r>
+            <w:r>
+              <w:rPr>
+                <w:sz w:val="18"/>
+              </w:rPr>
+              <w:t>Adjacent Road Lane 0–1m = Present</w:t>
+            </w:r>
+          </w:p>
+        </w:tc>
+      </w:tr>
+      <w:tr>
+        <w:tc>
+          <w:tcPr>
+            <w:tcW w:type="dxa" w:w="2880"/>
+          </w:tcPr>
+          <w:p>
+            <w:r>
+              <w:rPr>
+                <w:sz w:val="18"/>
+              </w:rPr>
+            </w:r>
+            <w:r>
+              <w:rPr>
+                <w:sz w:val="18"/>
+              </w:rPr>
+              <w:t>13</w:t>
+            </w:r>
+          </w:p>
+        </w:tc>
+        <w:tc>
+          <w:tcPr>
+            <w:tcW w:type="dxa" w:w="2880"/>
+          </w:tcPr>
+          <w:p>
+            <w:r>
+              <w:rPr>
+                <w:sz w:val="18"/>
+              </w:rPr>
+            </w:r>
+            <w:r>
+              <w:rPr>
+                <w:sz w:val="18"/>
+              </w:rPr>
+              <w:t>Adjacent Road Lane 0–1m = Present</w:t>
+            </w:r>
+          </w:p>
+        </w:tc>
+        <w:tc>
+          <w:tcPr>
+            <w:tcW w:type="dxa" w:w="2880"/>
+          </w:tcPr>
+          <w:p>
+            <w:r>
+              <w:rPr>
+                <w:sz w:val="18"/>
+              </w:rPr>
+            </w:r>
+            <w:r>
+              <w:rPr>
+                <w:sz w:val="18"/>
+              </w:rPr>
+              <w:t>Road AADT ≠ 0</w:t>
+            </w:r>
+          </w:p>
+        </w:tc>
+      </w:tr>
+      <w:tr>
+        <w:tc>
+          <w:tcPr>
+            <w:tcW w:type="dxa" w:w="2880"/>
+          </w:tcPr>
+          <w:p>
+            <w:r>
+              <w:rPr>
+                <w:sz w:val="18"/>
+              </w:rPr>
+            </w:r>
+            <w:r>
+              <w:rPr>
+                <w:sz w:val="18"/>
+              </w:rPr>
+              <w:t>14</w:t>
+            </w:r>
+          </w:p>
+        </w:tc>
+        <w:tc>
+          <w:tcPr>
+            <w:tcW w:type="dxa" w:w="2880"/>
+          </w:tcPr>
+          <w:p>
+            <w:r>
+              <w:rPr>
+                <w:sz w:val="18"/>
+              </w:rPr>
+            </w:r>
+            <w:r>
+              <w:rPr>
+                <w:sz w:val="18"/>
+              </w:rPr>
+              <w:t>Adjacent Road Lane 0–1m = Present</w:t>
+            </w:r>
+          </w:p>
+        </w:tc>
+        <w:tc>
+          <w:tcPr>
+            <w:tcW w:type="dxa" w:w="2880"/>
+          </w:tcPr>
+          <w:p>
+            <w:r>
+              <w:rPr>
+                <w:sz w:val="18"/>
+              </w:rPr>
+            </w:r>
+            <w:r>
+              <w:rPr>
+                <w:sz w:val="18"/>
+              </w:rPr>
+              <w:t>Road Operating Speed (mean) ≠ 0</w:t>
+            </w:r>
+          </w:p>
+        </w:tc>
+      </w:tr>
+      <w:tr>
+        <w:tc>
+          <w:tcPr>
+            <w:tcW w:type="dxa" w:w="2880"/>
+          </w:tcPr>
+          <w:p>
+            <w:r>
+              <w:rPr>
+                <w:sz w:val="18"/>
+              </w:rPr>
+            </w:r>
+            <w:r>
+              <w:rPr>
+                <w:sz w:val="18"/>
+              </w:rPr>
+              <w:t>15</w:t>
+            </w:r>
+          </w:p>
+        </w:tc>
+        <w:tc>
+          <w:tcPr>
+            <w:tcW w:type="dxa" w:w="2880"/>
+          </w:tcPr>
+          <w:p>
+            <w:r>
+              <w:rPr>
+                <w:sz w:val="18"/>
+              </w:rPr>
+            </w:r>
+            <w:r>
+              <w:rPr>
+                <w:sz w:val="18"/>
+              </w:rPr>
+              <w:t>Adjacent Road Lane 1–3m = Present</w:t>
+            </w:r>
+          </w:p>
+        </w:tc>
+        <w:tc>
+          <w:tcPr>
+            <w:tcW w:type="dxa" w:w="2880"/>
+          </w:tcPr>
+          <w:p>
+            <w:r>
+              <w:rPr>
+                <w:sz w:val="18"/>
+              </w:rPr>
+            </w:r>
+            <w:r>
+              <w:rPr>
+                <w:sz w:val="18"/>
+              </w:rPr>
+              <w:t>Road AADT ≠ 0</w:t>
+            </w:r>
+          </w:p>
+        </w:tc>
+      </w:tr>
+      <w:tr>
+        <w:tc>
+          <w:tcPr>
+            <w:tcW w:type="dxa" w:w="2880"/>
+          </w:tcPr>
+          <w:p>
+            <w:r>
+              <w:rPr>
+                <w:sz w:val="18"/>
+              </w:rPr>
+            </w:r>
+            <w:r>
+              <w:rPr>
+                <w:sz w:val="18"/>
+              </w:rPr>
+              <w:t>16</w:t>
+            </w:r>
+          </w:p>
+        </w:tc>
+        <w:tc>
+          <w:tcPr>
+            <w:tcW w:type="dxa" w:w="2880"/>
+          </w:tcPr>
+          <w:p>
+            <w:r>
+              <w:rPr>
+                <w:sz w:val="18"/>
+              </w:rPr>
+            </w:r>
+            <w:r>
+              <w:rPr>
+                <w:sz w:val="18"/>
+              </w:rPr>
+              <w:t>Adjacent Road Lane 1–3m = Present</w:t>
+            </w:r>
+          </w:p>
+        </w:tc>
+        <w:tc>
+          <w:tcPr>
+            <w:tcW w:type="dxa" w:w="2880"/>
+          </w:tcPr>
+          <w:p>
+            <w:r>
+              <w:rPr>
+                <w:sz w:val="18"/>
+              </w:rPr>
+            </w:r>
+            <w:r>
+              <w:rPr>
+                <w:sz w:val="18"/>
+              </w:rPr>
+              <w:t>Road Operating Speed (mean) ≠ 0</w:t>
+            </w:r>
+          </w:p>
+        </w:tc>
+      </w:tr>
+      <w:tr>
+        <w:tc>
+          <w:tcPr>
+            <w:tcW w:type="dxa" w:w="2880"/>
+          </w:tcPr>
+          <w:p>
+            <w:r>
+              <w:rPr>
+                <w:sz w:val="18"/>
+              </w:rPr>
+            </w:r>
+            <w:r>
+              <w:rPr>
+                <w:sz w:val="18"/>
+              </w:rPr>
+              <w:t>17</w:t>
+            </w:r>
+          </w:p>
+        </w:tc>
+        <w:tc>
+          <w:tcPr>
+            <w:tcW w:type="dxa" w:w="2880"/>
+          </w:tcPr>
+          <w:p>
+            <w:r>
+              <w:rPr>
+                <w:sz w:val="18"/>
+              </w:rPr>
+            </w:r>
+            <w:r>
+              <w:rPr>
+                <w:sz w:val="18"/>
+              </w:rPr>
+              <w:t>Intersection or Road Crossing = Present</w:t>
+            </w:r>
+          </w:p>
+        </w:tc>
+        <w:tc>
+          <w:tcPr>
+            <w:tcW w:type="dxa" w:w="2880"/>
+          </w:tcPr>
+          <w:p>
+            <w:r>
+              <w:rPr>
+                <w:sz w:val="18"/>
+              </w:rPr>
+            </w:r>
+            <w:r>
+              <w:rPr>
+                <w:sz w:val="18"/>
+              </w:rPr>
+              <w:t>Road AADT ≠ 0</w:t>
+            </w:r>
+          </w:p>
+        </w:tc>
+      </w:tr>
+      <w:tr>
+        <w:tc>
+          <w:tcPr>
+            <w:tcW w:type="dxa" w:w="2880"/>
+          </w:tcPr>
+          <w:p>
+            <w:r>
+              <w:rPr>
+                <w:sz w:val="18"/>
+              </w:rPr>
+            </w:r>
+            <w:r>
+              <w:rPr>
+                <w:sz w:val="18"/>
+              </w:rPr>
+              <w:t>18</w:t>
+            </w:r>
+          </w:p>
+        </w:tc>
+        <w:tc>
+          <w:tcPr>
+            <w:tcW w:type="dxa" w:w="2880"/>
+          </w:tcPr>
+          <w:p>
+            <w:r>
+              <w:rPr>
+                <w:sz w:val="18"/>
+              </w:rPr>
+            </w:r>
+            <w:r>
+              <w:rPr>
+                <w:sz w:val="18"/>
+              </w:rPr>
+              <w:t>Intersection or Road Crossing = Present</w:t>
+            </w:r>
+          </w:p>
+        </w:tc>
+        <w:tc>
+          <w:tcPr>
+            <w:tcW w:type="dxa" w:w="2880"/>
+          </w:tcPr>
+          <w:p>
+            <w:r>
+              <w:rPr>
+                <w:sz w:val="18"/>
+              </w:rPr>
+            </w:r>
+            <w:r>
+              <w:rPr>
+                <w:sz w:val="18"/>
+              </w:rPr>
+              <w:t>Road Operating Speed (mean) ≠ 0</w:t>
+            </w:r>
+          </w:p>
+        </w:tc>
+      </w:tr>
+      <w:tr>
+        <w:tc>
+          <w:tcPr>
+            <w:tcW w:type="dxa" w:w="2880"/>
+          </w:tcPr>
+          <w:p>
+            <w:r>
+              <w:rPr>
+                <w:sz w:val="18"/>
+              </w:rPr>
+            </w:r>
+            <w:r>
+              <w:rPr>
+                <w:sz w:val="18"/>
+              </w:rPr>
+              <w:t>19</w:t>
+            </w:r>
+          </w:p>
+        </w:tc>
+        <w:tc>
+          <w:tcPr>
+            <w:tcW w:type="dxa" w:w="2880"/>
+          </w:tcPr>
+          <w:p>
+            <w:r>
+              <w:rPr>
+                <w:sz w:val="18"/>
+              </w:rPr>
+            </w:r>
+            <w:r>
+              <w:rPr>
+                <w:sz w:val="18"/>
+              </w:rPr>
+              <w:t>Facility Type = Mixed Traffic Road Lane</w:t>
+            </w:r>
+          </w:p>
+        </w:tc>
+        <w:tc>
+          <w:tcPr>
+            <w:tcW w:type="dxa" w:w="2880"/>
+          </w:tcPr>
+          <w:p>
+            <w:r>
+              <w:rPr>
+                <w:sz w:val="18"/>
+              </w:rPr>
+            </w:r>
+            <w:r>
+              <w:rPr>
+                <w:sz w:val="18"/>
+              </w:rPr>
+              <w:t>Road AADT ≠ 0</w:t>
+            </w:r>
+          </w:p>
+        </w:tc>
+      </w:tr>
+      <w:tr>
+        <w:tc>
+          <w:tcPr>
+            <w:tcW w:type="dxa" w:w="2880"/>
+          </w:tcPr>
+          <w:p>
+            <w:r>
+              <w:rPr>
+                <w:sz w:val="18"/>
+              </w:rPr>
+            </w:r>
+            <w:r>
+              <w:rPr>
+                <w:sz w:val="18"/>
+              </w:rPr>
+              <w:t>20</w:t>
+            </w:r>
+          </w:p>
+        </w:tc>
+        <w:tc>
+          <w:tcPr>
+            <w:tcW w:type="dxa" w:w="2880"/>
+          </w:tcPr>
+          <w:p>
+            <w:r>
+              <w:rPr>
+                <w:sz w:val="18"/>
+              </w:rPr>
+            </w:r>
+            <w:r>
+              <w:rPr>
+                <w:sz w:val="18"/>
+              </w:rPr>
+              <w:t>Facility Type = Mixed Traffic Road Lane</w:t>
+            </w:r>
+          </w:p>
+        </w:tc>
+        <w:tc>
+          <w:tcPr>
+            <w:tcW w:type="dxa" w:w="2880"/>
+          </w:tcPr>
+          <w:p>
+            <w:r>
+              <w:rPr>
+                <w:sz w:val="18"/>
+              </w:rPr>
+            </w:r>
+            <w:r>
+              <w:rPr>
+                <w:sz w:val="18"/>
+              </w:rPr>
+              <w:t>Road Operating Speed (mean) ≠ 0</w:t>
+            </w:r>
+          </w:p>
+        </w:tc>
+      </w:tr>
+      <w:tr>
+        <w:tc>
+          <w:tcPr>
+            <w:tcW w:type="dxa" w:w="2880"/>
+          </w:tcPr>
+          <w:p>
+            <w:r>
+              <w:rPr>
+                <w:sz w:val="18"/>
+              </w:rPr>
+            </w:r>
+            <w:r>
+              <w:rPr>
+                <w:sz w:val="18"/>
+              </w:rPr>
+              <w:t>21</w:t>
+            </w:r>
+          </w:p>
+        </w:tc>
+        <w:tc>
+          <w:tcPr>
+            <w:tcW w:type="dxa" w:w="2880"/>
+          </w:tcPr>
+          <w:p>
+            <w:r>
+              <w:rPr>
+                <w:sz w:val="18"/>
+              </w:rPr>
+            </w:r>
+            <w:r>
+              <w:rPr>
+                <w:sz w:val="18"/>
+              </w:rPr>
+              <w:t>Facility Type = Road Shoulder</w:t>
+            </w:r>
+          </w:p>
+        </w:tc>
+        <w:tc>
+          <w:tcPr>
+            <w:tcW w:type="dxa" w:w="2880"/>
+          </w:tcPr>
+          <w:p>
+            <w:r>
+              <w:rPr>
+                <w:sz w:val="18"/>
+              </w:rPr>
+            </w:r>
+            <w:r>
+              <w:rPr>
+                <w:sz w:val="18"/>
+              </w:rPr>
+              <w:t>Adjacent Road Lane 0–1m = Present</w:t>
+            </w:r>
+          </w:p>
+        </w:tc>
+      </w:tr>
+    </w:tbl>
+    <w:p/>
+    <w:p>
+      <w:pPr>
+        <w:spacing w:before="80" w:after="80"/>
+        <w:ind w:left="504"/>
+        <w:pBdr>
+          <w:left w:val="single" w:sz="12" w:space="4" w:color="3182CE"/>
+        </w:pBdr>
+      </w:pPr>
+      <w:r>
+        <w:rPr>
+          <w:i/>
+          <w:color w:val="4A5568"/>
+        </w:rPr>
+        <w:t>**Rules 1–5** reflect the spatial logic that if a hazard exists in the outer band (1–3m) it cannot simultaneously exist in the inner band (0–1m) for the same feature type.</w:t>
+      </w:r>
+    </w:p>
+    <w:p>
+      <w:pPr>
+        <w:spacing w:before="80" w:after="80"/>
+        <w:ind w:left="504"/>
+        <w:pBdr>
+          <w:left w:val="single" w:sz="12" w:space="4" w:color="3182CE"/>
+        </w:pBdr>
+      </w:pPr>
+      <w:r>
+        <w:rPr>
+          <w:i/>
+          <w:color w:val="4A5568"/>
+        </w:rPr>
+        <w:t>**Rules 13–20** reflect that Road AADT and Road Operating Speed must have non-zero values whenever an adjacent road lane or road crossing is present, or when the facility itself is on a road.</w:t>
+      </w:r>
+    </w:p>
+    <w:p>
+      <w:pPr>
+        <w:pStyle w:val="Heading4"/>
+      </w:pPr>
+      <w:r>
+        <w:t>Warnings</w:t>
+      </w:r>
+    </w:p>
+    <w:p>
+      <w:r>
+        <w:t>Warnings flag unusual combinations that are not always wrong. Review the segment image carefully before confirming.</w:t>
+      </w:r>
+    </w:p>
+    <w:tbl>
+      <w:tblPr>
+        <w:tblStyle w:val="TableGrid"/>
+        <w:tblW w:type="auto" w:w="0"/>
+        <w:tblLook w:firstColumn="1" w:firstRow="1" w:lastColumn="0" w:lastRow="0" w:noHBand="0" w:noVBand="1" w:val="04A0"/>
+      </w:tblPr>
+      <w:tblGrid>
+        <w:gridCol w:w="2880"/>
+        <w:gridCol w:w="2880"/>
+        <w:gridCol w:w="2880"/>
+      </w:tblGrid>
+      <w:tr>
+        <w:tc>
+          <w:tcPr>
+            <w:tcW w:type="dxa" w:w="2880"/>
+            <w:shd w:val="clear" w:color="auto" w:fill="EDF2F7"/>
+          </w:tcPr>
+          <w:p>
+            <w:r>
+              <w:rPr>
+                <w:b/>
+                <w:sz w:val="18"/>
+              </w:rPr>
+            </w:r>
+            <w:r>
+              <w:rPr>
+                <w:b/>
+                <w:sz w:val="18"/>
+              </w:rPr>
+              <w:t>#</w:t>
+            </w:r>
+          </w:p>
+        </w:tc>
+        <w:tc>
+          <w:tcPr>
+            <w:tcW w:type="dxa" w:w="2880"/>
+            <w:shd w:val="clear" w:color="auto" w:fill="EDF2F7"/>
+          </w:tcPr>
+          <w:p>
+            <w:r>
+              <w:rPr>
+                <w:b/>
+                <w:sz w:val="18"/>
+              </w:rPr>
+            </w:r>
+            <w:r>
+              <w:rPr>
+                <w:b/>
+                <w:sz w:val="18"/>
+              </w:rPr>
+              <w:t>If</w:t>
+            </w:r>
+          </w:p>
+        </w:tc>
+        <w:tc>
+          <w:tcPr>
+            <w:tcW w:type="dxa" w:w="2880"/>
+            <w:shd w:val="clear" w:color="auto" w:fill="EDF2F7"/>
+          </w:tcPr>
+          <w:p>
+            <w:r>
+              <w:rPr>
+                <w:b/>
+                <w:sz w:val="18"/>
+              </w:rPr>
+            </w:r>
+            <w:r>
+              <w:rPr>
+                <w:b/>
+                <w:sz w:val="18"/>
+              </w:rPr>
+              <w:t>Expected</w:t>
+            </w:r>
+          </w:p>
+        </w:tc>
+      </w:tr>
+      <w:tr>
+        <w:tc>
+          <w:tcPr>
+            <w:tcW w:type="dxa" w:w="2880"/>
+          </w:tcPr>
+          <w:p>
+            <w:r>
+              <w:rPr>
+                <w:sz w:val="18"/>
+              </w:rPr>
+            </w:r>
+            <w:r>
+              <w:rPr>
+                <w:sz w:val="18"/>
+              </w:rPr>
+              <w:t>1</w:t>
+            </w:r>
+          </w:p>
+        </w:tc>
+        <w:tc>
+          <w:tcPr>
+            <w:tcW w:type="dxa" w:w="2880"/>
+          </w:tcPr>
+          <w:p>
+            <w:r>
+              <w:rPr>
+                <w:sz w:val="18"/>
+              </w:rPr>
+            </w:r>
+            <w:r>
+              <w:rPr>
+                <w:sz w:val="18"/>
+              </w:rPr>
+              <w:t>Facility Type = Off-Road Bicycle Path</w:t>
+            </w:r>
+          </w:p>
+        </w:tc>
+        <w:tc>
+          <w:tcPr>
+            <w:tcW w:type="dxa" w:w="2880"/>
+          </w:tcPr>
+          <w:p>
+            <w:r>
+              <w:rPr>
+                <w:sz w:val="18"/>
+              </w:rPr>
+            </w:r>
+            <w:r>
+              <w:rPr>
+                <w:sz w:val="18"/>
+              </w:rPr>
+              <w:t xml:space="preserve">Adjacent Sidewalk 0–1m </w:t>
+            </w:r>
+            <w:r>
+              <w:rPr>
+                <w:b/>
+                <w:sz w:val="18"/>
+              </w:rPr>
+              <w:t>or</w:t>
+            </w:r>
+            <w:r>
+              <w:rPr>
+                <w:sz w:val="18"/>
+              </w:rPr>
+              <w:t xml:space="preserve"> 1–3m = Present</w:t>
+            </w:r>
+          </w:p>
+        </w:tc>
+      </w:tr>
+      <w:tr>
+        <w:tc>
+          <w:tcPr>
+            <w:tcW w:type="dxa" w:w="2880"/>
+          </w:tcPr>
+          <w:p>
+            <w:r>
+              <w:rPr>
+                <w:sz w:val="18"/>
+              </w:rPr>
+            </w:r>
+            <w:r>
+              <w:rPr>
+                <w:sz w:val="18"/>
+              </w:rPr>
+              <w:t>2</w:t>
+            </w:r>
+          </w:p>
+        </w:tc>
+        <w:tc>
+          <w:tcPr>
+            <w:tcW w:type="dxa" w:w="2880"/>
+          </w:tcPr>
+          <w:p>
+            <w:r>
+              <w:rPr>
+                <w:sz w:val="18"/>
+              </w:rPr>
+            </w:r>
+            <w:r>
+              <w:rPr>
+                <w:sz w:val="18"/>
+              </w:rPr>
+              <w:t>Facility Type = Mixed Traffic Road Lane</w:t>
+            </w:r>
+          </w:p>
+        </w:tc>
+        <w:tc>
+          <w:tcPr>
+            <w:tcW w:type="dxa" w:w="2880"/>
+          </w:tcPr>
+          <w:p>
+            <w:r>
+              <w:rPr>
+                <w:sz w:val="18"/>
+              </w:rPr>
+            </w:r>
+            <w:r>
+              <w:rPr>
+                <w:sz w:val="18"/>
+              </w:rPr>
+              <w:t>Intersection or Road Crossing = Present</w:t>
+            </w:r>
+          </w:p>
+        </w:tc>
+      </w:tr>
+    </w:tbl>
+    <w:p/>
+    <w:p>
+      <w:pPr>
+        <w:spacing w:before="80" w:after="80"/>
+        <w:ind w:left="504"/>
+        <w:pBdr>
+          <w:left w:val="single" w:sz="12" w:space="4" w:color="3182CE"/>
+        </w:pBdr>
+      </w:pPr>
+      <w:r>
+        <w:rPr>
+          <w:i/>
+          <w:color w:val="4A5568"/>
+        </w:rPr>
+        <w:t>**Note:** Warning behaviour (how warnings are displayed and how a coder acknowledges them) is subject to review. This section will be updated once the display approach is confirmed.</w:t>
+      </w:r>
+    </w:p>
+    <w:p>
+      <w:r>
+        <w:br w:type="page"/>
+      </w:r>
+    </w:p>
+    <w:p>
+      <w:pPr>
         <w:pStyle w:val="Heading2"/>
         <w:spacing w:before="240"/>
       </w:pPr>
       <w:r>
-        <w:t>Table of Contents</w:t>
+        <w:t>3. Map View &amp; Analysis</w:t>
+      </w:r>
+    </w:p>
+    <w:p>
+      <w:r>
+        <w:t>Map views appear in several PSAT workflows, especially Coding, Path Analysis, Treatment, and GIS Layers.</w:t>
       </w:r>
     </w:p>
     <w:p>
@@ -8678,11 +10344,28 @@
     </w:p>
     <w:p>
       <w:pPr>
+        <w:pStyle w:val="Heading2"/>
+        <w:spacing w:before="240"/>
+      </w:pPr>
+      <w:r>
+        <w:t>Table of Contents</w:t>
+      </w:r>
+    </w:p>
+    <w:p>
+      <w:pPr>
+        <w:pBdr>
+          <w:bottom w:val="single" w:sz="6" w:space="1" w:color="CCCCCC"/>
+        </w:pBdr>
+        <w:spacing w:after="0"/>
+      </w:pPr>
+    </w:p>
+    <w:p>
+      <w:pPr>
         <w:pStyle w:val="Heading3"/>
         <w:spacing w:before="160"/>
       </w:pPr>
       <w:r>
-        <w:t>4.1 Segment Map in Coding</w:t>
+        <w:t>3.1 Segment Map in Coding</w:t>
       </w:r>
     </w:p>
     <w:p>
@@ -8728,7 +10411,7 @@
         <w:spacing w:before="160"/>
       </w:pPr>
       <w:r>
-        <w:t>4.2 Risk Colour Bands</w:t>
+        <w:t>3.2 Risk Colour Bands</w:t>
       </w:r>
     </w:p>
     <w:p>
@@ -10116,7 +11799,7 @@
         <w:spacing w:before="160"/>
       </w:pPr>
       <w:r>
-        <w:t>4.3 GIS Context</w:t>
+        <w:t>3.3 GIS Context</w:t>
       </w:r>
     </w:p>
     <w:p>
@@ -10179,7 +11862,7 @@
         <w:spacing w:before="160"/>
       </w:pPr>
       <w:r>
-        <w:t>4.4 GIS Layers Page</w:t>
+        <w:t>3.4 GIS Layers Page</w:t>
       </w:r>
     </w:p>
     <w:p>
@@ -10212,7 +11895,7 @@
         <w:spacing w:before="240"/>
       </w:pPr>
       <w:r>
-        <w:t>5. Path Analysis</w:t>
+        <w:t>4. Path Analysis</w:t>
       </w:r>
     </w:p>
     <w:p>
@@ -10251,7 +11934,7 @@
         <w:spacing w:before="160"/>
       </w:pPr>
       <w:r>
-        <w:t>5.1 Select Projects</w:t>
+        <w:t>4.1 Select Projects</w:t>
       </w:r>
     </w:p>
     <w:p>
@@ -10283,7 +11966,7 @@
         <w:spacing w:before="160"/>
       </w:pPr>
       <w:r>
-        <w:t>5.2 Filter Before Loading</w:t>
+        <w:t>4.2 Filter Before Loading</w:t>
       </w:r>
     </w:p>
     <w:p>
@@ -10505,7 +12188,7 @@
         <w:spacing w:before="160"/>
       </w:pPr>
       <w:r>
-        <w:t>5.3 Analyse Loaded Data</w:t>
+        <w:t>4.3 Analyse Loaded Data</w:t>
       </w:r>
     </w:p>
     <w:p>
@@ -10584,7 +12267,7 @@
         <w:pStyle w:val="Heading4"/>
       </w:pPr>
       <w:r>
-        <w:t>5.3.1 Attribute Filters and Finer Filtering</w:t>
+        <w:t>4.3.1 Attribute Filters and Finer Filtering</w:t>
       </w:r>
     </w:p>
     <w:p>
@@ -12277,7 +13960,7 @@
         <w:pStyle w:val="Heading4"/>
       </w:pPr>
       <w:r>
-        <w:t>5.3.2 Finer Filtering — Sub-category Options</w:t>
+        <w:t>4.3.2 Finer Filtering — Sub-category Options</w:t>
       </w:r>
     </w:p>
     <w:p>
@@ -13045,7 +14728,7 @@
         <w:spacing w:before="160"/>
       </w:pPr>
       <w:r>
-        <w:t>5.4 Export</w:t>
+        <w:t>4.4 Export</w:t>
       </w:r>
     </w:p>
     <w:p>
@@ -13372,7 +15055,7 @@
         <w:spacing w:before="160"/>
       </w:pPr>
       <w:r>
-        <w:t>5.5 Session Continuity</w:t>
+        <w:t>4.5 Session Continuity</w:t>
       </w:r>
     </w:p>
     <w:p>
@@ -13394,7 +15077,7 @@
         <w:spacing w:before="160"/>
       </w:pPr>
       <w:r>
-        <w:t>5.6 Finer Filtering Reference</w:t>
+        <w:t>4.6 Finer Filtering Reference</w:t>
       </w:r>
     </w:p>
     <w:p>
@@ -14939,7 +16622,7 @@
         <w:spacing w:before="240"/>
       </w:pPr>
       <w:r>
-        <w:t>6. Treatment Application</w:t>
+        <w:t>5. Treatment Application</w:t>
       </w:r>
     </w:p>
     <w:p>
@@ -16174,7 +17857,7 @@
         <w:spacing w:before="160"/>
       </w:pPr>
       <w:r>
-        <w:t>6.10 AI Score Preview — Before &amp; After Treatment</w:t>
+        <w:t>5.10 AI Score Preview — Before &amp; After Treatment</w:t>
       </w:r>
     </w:p>
     <w:p>
@@ -16504,7 +18187,7 @@
         <w:spacing w:before="360"/>
       </w:pPr>
       <w:r>
-        <w:t>7. Report Generation</w:t>
+        <w:t>6. Report Generation</w:t>
       </w:r>
     </w:p>
     <w:p>
@@ -18939,7 +20622,7 @@
         <w:spacing w:before="360"/>
       </w:pPr>
       <w:r>
-        <w:t>8. GIS Layer Management</w:t>
+        <w:t>7. GIS Layer Management</w:t>
       </w:r>
     </w:p>
     <w:p>
@@ -18987,7 +20670,7 @@
         <w:spacing w:before="240"/>
       </w:pPr>
       <w:r>
-        <w:t>8.1 Viewing GIS Layers</w:t>
+        <w:t>7.1 Viewing GIS Layers</w:t>
       </w:r>
     </w:p>
     <w:p>
@@ -19066,7 +20749,7 @@
         <w:t>Filter</w:t>
       </w:r>
       <w:r>
-        <w:t xml:space="preserve"> the list instantly by typing a keyword into the filter box (see Section 8.6)</w:t>
+        <w:t xml:space="preserve"> the list instantly by typing a keyword into the filter box (see Section 7.6)</w:t>
       </w:r>
     </w:p>
     <w:p>
@@ -19090,7 +20773,7 @@
         <w:t>revert</w:t>
       </w:r>
       <w:r>
-        <w:t xml:space="preserve"> it back to its original name (see Sections 8.7 and 8.8)</w:t>
+        <w:t xml:space="preserve"> it back to its original name (see Sections 7.7 and 7.8)</w:t>
       </w:r>
     </w:p>
     <w:p>
@@ -19099,12 +20782,12 @@
         <w:spacing w:before="240"/>
       </w:pPr>
       <w:r>
-        <w:t>8.2 All GIS Layers in PSAT</w:t>
-      </w:r>
-    </w:p>
-    <w:p>
-      <w:r>
-        <w:t>The table below lists all GIS layers currently defined in PSAT, the PSAT attribute they affect, and the required columns:</w:t>
+        <w:t>7.2 All GIS Layers in PSAT</w:t>
+      </w:r>
+    </w:p>
+    <w:p>
+      <w:r>
+        <w:t>The table below lists every shapefile currently loaded in PSAT, the PSAT attribute it affects, and the required columns. Layer names match the display names shown on the GIS Layers page.</w:t>
       </w:r>
     </w:p>
     <w:tbl>
@@ -19249,7 +20932,7 @@
                 <w:color w:val="C53030"/>
                 <w:sz w:val="18"/>
               </w:rPr>
-              <w:t>area_type</w:t>
+              <w:t>31Oct24 Link Ful</w:t>
             </w:r>
             <w:r>
               <w:rPr>
@@ -19272,7 +20955,7 @@
               <w:rPr>
                 <w:sz w:val="18"/>
               </w:rPr>
-              <w:t>Area Type</w:t>
+              <w:t>LinkID_Shape_File</w:t>
             </w:r>
           </w:p>
         </w:tc>
@@ -19290,7 +20973,7 @@
               <w:rPr>
                 <w:sz w:val="18"/>
               </w:rPr>
-              <w:t>Polygon</w:t>
+              <w:t>LineString</w:t>
             </w:r>
           </w:p>
         </w:tc>
@@ -19308,7 +20991,7 @@
               <w:rPr>
                 <w:sz w:val="18"/>
               </w:rPr>
-              <w:t>Area Type (Urban, Industrial, Rural, Recreational)</w:t>
+              <w:t>Road Operating Speed (mean)</w:t>
             </w:r>
           </w:p>
         </w:tc>
@@ -19333,13 +21016,31 @@
                 <w:color w:val="C53030"/>
                 <w:sz w:val="18"/>
               </w:rPr>
-              <w:t>LU_DESC (1)</w:t>
-            </w:r>
-            <w:r>
-              <w:rPr>
-                <w:sz w:val="18"/>
-              </w:rPr>
-              <w:t xml:space="preserve">, </w:t>
+              <w:t>LK_ID_NUM (1)</w:t>
+            </w:r>
+            <w:r>
+              <w:rPr>
+                <w:sz w:val="18"/>
+              </w:rPr>
+            </w:r>
+          </w:p>
+        </w:tc>
+      </w:tr>
+      <w:tr>
+        <w:tc>
+          <w:tcPr>
+            <w:tcW w:type="dxa" w:w="1728"/>
+          </w:tcPr>
+          <w:p>
+            <w:r>
+              <w:rPr>
+                <w:sz w:val="18"/>
+              </w:rPr>
+            </w:r>
+            <w:r>
+              <w:rPr>
+                <w:sz w:val="18"/>
+              </w:rPr>
             </w:r>
             <w:r>
               <w:rPr>
@@ -19347,7 +21048,105 @@
                 <w:color w:val="C53030"/>
                 <w:sz w:val="18"/>
               </w:rPr>
-              <w:t>LU_TEXT (3)</w:t>
+              <w:t>31Oct24 Node Ful</w:t>
+            </w:r>
+            <w:r>
+              <w:rPr>
+                <w:sz w:val="18"/>
+              </w:rPr>
+            </w:r>
+          </w:p>
+        </w:tc>
+        <w:tc>
+          <w:tcPr>
+            <w:tcW w:type="dxa" w:w="1728"/>
+          </w:tcPr>
+          <w:p>
+            <w:r>
+              <w:rPr>
+                <w:sz w:val="18"/>
+              </w:rPr>
+            </w:r>
+            <w:r>
+              <w:rPr>
+                <w:sz w:val="18"/>
+              </w:rPr>
+              <w:t>LinkID_Shape_File</w:t>
+            </w:r>
+          </w:p>
+        </w:tc>
+        <w:tc>
+          <w:tcPr>
+            <w:tcW w:type="dxa" w:w="1728"/>
+          </w:tcPr>
+          <w:p>
+            <w:r>
+              <w:rPr>
+                <w:sz w:val="18"/>
+              </w:rPr>
+            </w:r>
+            <w:r>
+              <w:rPr>
+                <w:sz w:val="18"/>
+              </w:rPr>
+              <w:t>Point</w:t>
+            </w:r>
+          </w:p>
+        </w:tc>
+        <w:tc>
+          <w:tcPr>
+            <w:tcW w:type="dxa" w:w="1728"/>
+          </w:tcPr>
+          <w:p>
+            <w:r>
+              <w:rPr>
+                <w:sz w:val="18"/>
+              </w:rPr>
+            </w:r>
+            <w:r>
+              <w:rPr>
+                <w:sz w:val="18"/>
+              </w:rPr>
+              <w:t>Road Network Node Reference</w:t>
+            </w:r>
+          </w:p>
+        </w:tc>
+        <w:tc>
+          <w:tcPr>
+            <w:tcW w:type="dxa" w:w="1728"/>
+          </w:tcPr>
+          <w:p>
+            <w:r>
+              <w:rPr>
+                <w:sz w:val="18"/>
+              </w:rPr>
+            </w:r>
+            <w:r>
+              <w:rPr>
+                <w:sz w:val="18"/>
+              </w:rPr>
+            </w:r>
+            <w:r>
+              <w:rPr>
+                <w:rFonts w:ascii="Courier New" w:hAnsi="Courier New"/>
+                <w:color w:val="C53030"/>
+                <w:sz w:val="18"/>
+              </w:rPr>
+              <w:t>NODE_ID_NU (1)</w:t>
+            </w:r>
+            <w:r>
+              <w:rPr>
+                <w:sz w:val="18"/>
+              </w:rPr>
+              <w:t xml:space="preserve">, </w:t>
+            </w:r>
+            <w:r>
+              <w:rPr>
+                <w:rFonts w:ascii="Courier New" w:hAnsi="Courier New"/>
+                <w:color w:val="C53030"/>
+                <w:sz w:val="18"/>
+              </w:rPr>
+              <w:t>RD_TYP_CD (2)</w:t>
             </w:r>
             <w:r>
               <w:rPr>
@@ -19379,7 +21178,7 @@
                 <w:color w:val="C53030"/>
                 <w:sz w:val="18"/>
               </w:rPr>
-              <w:t>LanduseRural2026</w:t>
+              <w:t>Amgbeforecount Export</w:t>
             </w:r>
             <w:r>
               <w:rPr>
@@ -19402,7 +21201,7 @@
               <w:rPr>
                 <w:sz w:val="18"/>
               </w:rPr>
-              <w:t>Area Type</w:t>
+              <w:t>AMGbeforeCount</w:t>
             </w:r>
           </w:p>
         </w:tc>
@@ -19420,7 +21219,7 @@
               <w:rPr>
                 <w:sz w:val="18"/>
               </w:rPr>
-              <w:t>Polygon</w:t>
+              <w:t>Point</w:t>
             </w:r>
           </w:p>
         </w:tc>
@@ -19438,7 +21237,7 @@
               <w:rPr>
                 <w:sz w:val="18"/>
               </w:rPr>
-              <w:t>Area Type (Rural)</w:t>
+              <w:t>Peak Pedestrian Flow, Peak Bicycle Traffic Flow</w:t>
             </w:r>
           </w:p>
         </w:tc>
@@ -19463,7 +21262,7 @@
                 <w:color w:val="C53030"/>
                 <w:sz w:val="18"/>
               </w:rPr>
-              <w:t>LU_DESC (1)</w:t>
+              <w:t>DataType (1)</w:t>
             </w:r>
             <w:r>
               <w:rPr>
@@ -19477,7 +21276,21 @@
                 <w:color w:val="C53030"/>
                 <w:sz w:val="18"/>
               </w:rPr>
-              <w:t>LU_TEXT (3)</w:t>
+              <w:t>DateTime (2)</w:t>
+            </w:r>
+            <w:r>
+              <w:rPr>
+                <w:sz w:val="18"/>
+              </w:rPr>
+              <w:t xml:space="preserve">, </w:t>
+            </w:r>
+            <w:r>
+              <w:rPr>
+                <w:rFonts w:ascii="Courier New" w:hAnsi="Courier New"/>
+                <w:color w:val="C53030"/>
+                <w:sz w:val="18"/>
+              </w:rPr>
+              <w:t>Count_Data (3)</w:t>
             </w:r>
             <w:r>
               <w:rPr>
@@ -19509,7 +21322,7 @@
                 <w:color w:val="C53030"/>
                 <w:sz w:val="18"/>
               </w:rPr>
-              <w:t>LanduseRecre2026</w:t>
+              <w:t>Amgsensorcount Export</w:t>
             </w:r>
             <w:r>
               <w:rPr>
@@ -19532,7 +21345,7 @@
               <w:rPr>
                 <w:sz w:val="18"/>
               </w:rPr>
-              <w:t>Area Type</w:t>
+              <w:t>AMGsensorCount</w:t>
             </w:r>
           </w:p>
         </w:tc>
@@ -19550,7 +21363,7 @@
               <w:rPr>
                 <w:sz w:val="18"/>
               </w:rPr>
-              <w:t>Polygon</w:t>
+              <w:t>Point</w:t>
             </w:r>
           </w:p>
         </w:tc>
@@ -19568,7 +21381,7 @@
               <w:rPr>
                 <w:sz w:val="18"/>
               </w:rPr>
-              <w:t>Area Type (Recreational)</w:t>
+              <w:t>Peak Pedestrian Flow, Peak Bicycle Traffic Flow</w:t>
             </w:r>
           </w:p>
         </w:tc>
@@ -19593,7 +21406,7 @@
                 <w:color w:val="C53030"/>
                 <w:sz w:val="18"/>
               </w:rPr>
-              <w:t>LU_DESC (1)</w:t>
+              <w:t>Pivot_user (1)</w:t>
             </w:r>
             <w:r>
               <w:rPr>
@@ -19607,7 +21420,21 @@
                 <w:color w:val="C53030"/>
                 <w:sz w:val="18"/>
               </w:rPr>
-              <w:t>LU_TEXT (3)</w:t>
+              <w:t>Datetime_p (2)</w:t>
+            </w:r>
+            <w:r>
+              <w:rPr>
+                <w:sz w:val="18"/>
+              </w:rPr>
+              <w:t xml:space="preserve">, </w:t>
+            </w:r>
+            <w:r>
+              <w:rPr>
+                <w:rFonts w:ascii="Courier New" w:hAnsi="Courier New"/>
+                <w:color w:val="C53030"/>
+                <w:sz w:val="18"/>
+              </w:rPr>
+              <w:t>Count (3)</w:t>
             </w:r>
             <w:r>
               <w:rPr>
@@ -19639,7 +21466,7 @@
                 <w:color w:val="C53030"/>
                 <w:sz w:val="18"/>
               </w:rPr>
-              <w:t>rural</w:t>
+              <w:t>Bus Lanes</w:t>
             </w:r>
             <w:r>
               <w:rPr>
@@ -19662,7 +21489,7 @@
               <w:rPr>
                 <w:sz w:val="18"/>
               </w:rPr>
-              <w:t>Area Type</w:t>
+              <w:t>bus_lane</w:t>
             </w:r>
           </w:p>
         </w:tc>
@@ -19680,7 +21507,7 @@
               <w:rPr>
                 <w:sz w:val="18"/>
               </w:rPr>
-              <w:t>Polygon</w:t>
+              <w:t>LineString</w:t>
             </w:r>
           </w:p>
         </w:tc>
@@ -19698,7 +21525,7 @@
               <w:rPr>
                 <w:sz w:val="18"/>
               </w:rPr>
-              <w:t>Area Type (Rural)</w:t>
+              <w:t>Heavy Vehicle Flow; Extracted Type: A1, A6, A7, L, Q, Q1, Q2, Y</w:t>
             </w:r>
           </w:p>
         </w:tc>
@@ -19723,7 +21550,7 @@
                 <w:color w:val="C53030"/>
                 <w:sz w:val="18"/>
               </w:rPr>
-              <w:t>LU_DESC (1)</w:t>
+              <w:t>TYP_CD (1)</w:t>
             </w:r>
             <w:r>
               <w:rPr>
@@ -19737,7 +21564,7 @@
                 <w:color w:val="C53030"/>
                 <w:sz w:val="18"/>
               </w:rPr>
-              <w:t>LU_TEXT (3)</w:t>
+              <w:t>TYP_NAM (2)</w:t>
             </w:r>
             <w:r>
               <w:rPr>
@@ -19769,7 +21596,7 @@
                 <w:color w:val="C53030"/>
                 <w:sz w:val="18"/>
               </w:rPr>
-              <w:t>recreation</w:t>
+              <w:t>Busshelter</w:t>
             </w:r>
             <w:r>
               <w:rPr>
@@ -19792,7 +21619,7 @@
               <w:rPr>
                 <w:sz w:val="18"/>
               </w:rPr>
-              <w:t>Area Type</w:t>
+              <w:t>bus_stop</w:t>
             </w:r>
           </w:p>
         </w:tc>
@@ -19810,7 +21637,7 @@
               <w:rPr>
                 <w:sz w:val="18"/>
               </w:rPr>
-              <w:t>Polygon</w:t>
+              <w:t>LineString</w:t>
             </w:r>
           </w:p>
         </w:tc>
@@ -19828,7 +21655,7 @@
               <w:rPr>
                 <w:sz w:val="18"/>
               </w:rPr>
-              <w:t>Area Type (Recreational)</w:t>
+              <w:t>Pedestrian Crossing, Peak Flow</w:t>
             </w:r>
           </w:p>
         </w:tc>
@@ -19853,7 +21680,7 @@
                 <w:color w:val="C53030"/>
                 <w:sz w:val="18"/>
               </w:rPr>
-              <w:t>LU_DESC (1)</w:t>
+              <w:t>BUS_ROOF_N (1)</w:t>
             </w:r>
             <w:r>
               <w:rPr>
@@ -19867,7 +21694,7 @@
                 <w:color w:val="C53030"/>
                 <w:sz w:val="18"/>
               </w:rPr>
-              <w:t>LU_TEXT (3)</w:t>
+              <w:t>LOC_DESC (2)</w:t>
             </w:r>
             <w:r>
               <w:rPr>
@@ -19899,7 +21726,7 @@
                 <w:color w:val="C53030"/>
                 <w:sz w:val="18"/>
               </w:rPr>
-              <w:t>Mrt_exit</w:t>
+              <w:t>Busstop</w:t>
             </w:r>
             <w:r>
               <w:rPr>
@@ -19922,7 +21749,7 @@
               <w:rPr>
                 <w:sz w:val="18"/>
               </w:rPr>
-              <w:t>Transit</w:t>
+              <w:t>bus_stop</w:t>
             </w:r>
           </w:p>
         </w:tc>
@@ -19983,7 +21810,7 @@
                 <w:color w:val="C53030"/>
                 <w:sz w:val="18"/>
               </w:rPr>
-              <w:t>STATION_NA (1)</w:t>
+              <w:t>BUS_STOP_N (1)</w:t>
             </w:r>
             <w:r>
               <w:rPr>
@@ -19997,7 +21824,7 @@
                 <w:color w:val="C53030"/>
                 <w:sz w:val="18"/>
               </w:rPr>
-              <w:t>EXIT_CODE (2)</w:t>
+              <w:t>LOC_DESC (3)</w:t>
             </w:r>
             <w:r>
               <w:rPr>
@@ -20029,7 +21856,7 @@
                 <w:color w:val="C53030"/>
                 <w:sz w:val="18"/>
               </w:rPr>
-              <w:t>bus_stop</w:t>
+              <w:t>Centralmb2025</w:t>
             </w:r>
             <w:r>
               <w:rPr>
@@ -20052,7 +21879,7 @@
               <w:rPr>
                 <w:sz w:val="18"/>
               </w:rPr>
-              <w:t>Transit</w:t>
+              <w:t>area_type</w:t>
             </w:r>
           </w:p>
         </w:tc>
@@ -20070,7 +21897,7 @@
               <w:rPr>
                 <w:sz w:val="18"/>
               </w:rPr>
-              <w:t>Point</w:t>
+              <w:t>Polygon</w:t>
             </w:r>
           </w:p>
         </w:tc>
@@ -20088,7 +21915,7 @@
               <w:rPr>
                 <w:sz w:val="18"/>
               </w:rPr>
-              <w:t>Pedestrian Crossing, Peak Flow</w:t>
+              <w:t>Area Type (Urban)</w:t>
             </w:r>
           </w:p>
         </w:tc>
@@ -20113,7 +21940,7 @@
                 <w:color w:val="C53030"/>
                 <w:sz w:val="18"/>
               </w:rPr>
-              <w:t>BUS_STOP_N (1)</w:t>
+              <w:t>PARKING_ZO (1)</w:t>
             </w:r>
             <w:r>
               <w:rPr>
@@ -20127,7 +21954,7 @@
                 <w:color w:val="C53030"/>
                 <w:sz w:val="18"/>
               </w:rPr>
-              <w:t>LOC_DESC (3)</w:t>
+              <w:t>STATION_NA (2)</w:t>
             </w:r>
             <w:r>
               <w:rPr>
@@ -20159,7 +21986,7 @@
                 <w:color w:val="C53030"/>
                 <w:sz w:val="18"/>
               </w:rPr>
-              <w:t>bus_lane</w:t>
+              <w:t>Cyclingpathcentreline</w:t>
             </w:r>
             <w:r>
               <w:rPr>
@@ -20182,7 +22009,7 @@
               <w:rPr>
                 <w:sz w:val="18"/>
               </w:rPr>
-              <w:t>Traffic</w:t>
+              <w:t>path</w:t>
             </w:r>
           </w:p>
         </w:tc>
@@ -20218,7 +22045,7 @@
               <w:rPr>
                 <w:sz w:val="18"/>
               </w:rPr>
-              <w:t>Heavy Vehicle Flow</w:t>
+              <w:t>Facility Width, Curvature</w:t>
             </w:r>
           </w:p>
         </w:tc>
@@ -20243,13 +22070,31 @@
                 <w:color w:val="C53030"/>
                 <w:sz w:val="18"/>
               </w:rPr>
-              <w:t>TYP_CD (1)</w:t>
-            </w:r>
-            <w:r>
-              <w:rPr>
-                <w:sz w:val="18"/>
-              </w:rPr>
-              <w:t xml:space="preserve">, </w:t>
+              <w:t>WIDTH (1)</w:t>
+            </w:r>
+            <w:r>
+              <w:rPr>
+                <w:sz w:val="18"/>
+              </w:rPr>
+            </w:r>
+          </w:p>
+        </w:tc>
+      </w:tr>
+      <w:tr>
+        <w:tc>
+          <w:tcPr>
+            <w:tcW w:type="dxa" w:w="1728"/>
+          </w:tcPr>
+          <w:p>
+            <w:r>
+              <w:rPr>
+                <w:sz w:val="18"/>
+              </w:rPr>
+            </w:r>
+            <w:r>
+              <w:rPr>
+                <w:sz w:val="18"/>
+              </w:rPr>
             </w:r>
             <w:r>
               <w:rPr>
@@ -20257,7 +22102,105 @@
                 <w:color w:val="C53030"/>
                 <w:sz w:val="18"/>
               </w:rPr>
-              <w:t>TYP_NAM (2)</w:t>
+              <w:t>Cyclingpathgazette</w:t>
+            </w:r>
+            <w:r>
+              <w:rPr>
+                <w:sz w:val="18"/>
+              </w:rPr>
+            </w:r>
+          </w:p>
+        </w:tc>
+        <w:tc>
+          <w:tcPr>
+            <w:tcW w:type="dxa" w:w="1728"/>
+          </w:tcPr>
+          <w:p>
+            <w:r>
+              <w:rPr>
+                <w:sz w:val="18"/>
+              </w:rPr>
+            </w:r>
+            <w:r>
+              <w:rPr>
+                <w:sz w:val="18"/>
+              </w:rPr>
+              <w:t>CyclingPath_Jul2024</w:t>
+            </w:r>
+          </w:p>
+        </w:tc>
+        <w:tc>
+          <w:tcPr>
+            <w:tcW w:type="dxa" w:w="1728"/>
+          </w:tcPr>
+          <w:p>
+            <w:r>
+              <w:rPr>
+                <w:sz w:val="18"/>
+              </w:rPr>
+            </w:r>
+            <w:r>
+              <w:rPr>
+                <w:sz w:val="18"/>
+              </w:rPr>
+              <w:t>LineString</w:t>
+            </w:r>
+          </w:p>
+        </w:tc>
+        <w:tc>
+          <w:tcPr>
+            <w:tcW w:type="dxa" w:w="1728"/>
+          </w:tcPr>
+          <w:p>
+            <w:r>
+              <w:rPr>
+                <w:sz w:val="18"/>
+              </w:rPr>
+            </w:r>
+            <w:r>
+              <w:rPr>
+                <w:sz w:val="18"/>
+              </w:rPr>
+              <w:t>Planning Area Reference</w:t>
+            </w:r>
+          </w:p>
+        </w:tc>
+        <w:tc>
+          <w:tcPr>
+            <w:tcW w:type="dxa" w:w="1728"/>
+          </w:tcPr>
+          <w:p>
+            <w:r>
+              <w:rPr>
+                <w:sz w:val="18"/>
+              </w:rPr>
+            </w:r>
+            <w:r>
+              <w:rPr>
+                <w:sz w:val="18"/>
+              </w:rPr>
+            </w:r>
+            <w:r>
+              <w:rPr>
+                <w:rFonts w:ascii="Courier New" w:hAnsi="Courier New"/>
+                <w:color w:val="C53030"/>
+                <w:sz w:val="18"/>
+              </w:rPr>
+              <w:t>PLANNING_A (1)</w:t>
+            </w:r>
+            <w:r>
+              <w:rPr>
+                <w:sz w:val="18"/>
+              </w:rPr>
+              <w:t xml:space="preserve">, </w:t>
+            </w:r>
+            <w:r>
+              <w:rPr>
+                <w:rFonts w:ascii="Courier New" w:hAnsi="Courier New"/>
+                <w:color w:val="C53030"/>
+                <w:sz w:val="18"/>
+              </w:rPr>
+              <w:t>PLANNING_1 (2)</w:t>
             </w:r>
             <w:r>
               <w:rPr>
@@ -20289,7 +22232,7 @@
                 <w:color w:val="C53030"/>
                 <w:sz w:val="18"/>
               </w:rPr>
-              <w:t>parking_lot</w:t>
+              <w:t>Dgp 27Oct14</w:t>
             </w:r>
             <w:r>
               <w:rPr>
@@ -20312,7 +22255,7 @@
               <w:rPr>
                 <w:sz w:val="18"/>
               </w:rPr>
-              <w:t>Parking</w:t>
+              <w:t>Planning_area</w:t>
             </w:r>
           </w:p>
         </w:tc>
@@ -20348,7 +22291,7 @@
               <w:rPr>
                 <w:sz w:val="18"/>
               </w:rPr>
-              <w:t>Adjacent Vehicle Parking</w:t>
+              <w:t>Area-based Reporting</w:t>
             </w:r>
           </w:p>
         </w:tc>
@@ -20373,13 +22316,31 @@
                 <w:color w:val="C53030"/>
                 <w:sz w:val="18"/>
               </w:rPr>
-              <w:t>PP_CODE (1)</w:t>
-            </w:r>
-            <w:r>
-              <w:rPr>
-                <w:sz w:val="18"/>
-              </w:rPr>
-              <w:t xml:space="preserve">, </w:t>
+              <w:t>PLN_AREA_N (1)</w:t>
+            </w:r>
+            <w:r>
+              <w:rPr>
+                <w:sz w:val="18"/>
+              </w:rPr>
+            </w:r>
+          </w:p>
+        </w:tc>
+      </w:tr>
+      <w:tr>
+        <w:tc>
+          <w:tcPr>
+            <w:tcW w:type="dxa" w:w="1728"/>
+          </w:tcPr>
+          <w:p>
+            <w:r>
+              <w:rPr>
+                <w:sz w:val="18"/>
+              </w:rPr>
+            </w:r>
+            <w:r>
+              <w:rPr>
+                <w:sz w:val="18"/>
+              </w:rPr>
             </w:r>
             <w:r>
               <w:rPr>
@@ -20387,13 +22348,83 @@
                 <w:color w:val="C53030"/>
                 <w:sz w:val="18"/>
               </w:rPr>
-              <w:t>LOT_NO (2)</w:t>
-            </w:r>
-            <w:r>
-              <w:rPr>
-                <w:sz w:val="18"/>
-              </w:rPr>
-              <w:t xml:space="preserve">, </w:t>
+              <w:t>Existing Cycling Paths</w:t>
+            </w:r>
+            <w:r>
+              <w:rPr>
+                <w:sz w:val="18"/>
+              </w:rPr>
+            </w:r>
+          </w:p>
+        </w:tc>
+        <w:tc>
+          <w:tcPr>
+            <w:tcW w:type="dxa" w:w="1728"/>
+          </w:tcPr>
+          <w:p>
+            <w:r>
+              <w:rPr>
+                <w:sz w:val="18"/>
+              </w:rPr>
+            </w:r>
+            <w:r>
+              <w:rPr>
+                <w:sz w:val="18"/>
+              </w:rPr>
+              <w:t>CyclingPath_Jul2024</w:t>
+            </w:r>
+          </w:p>
+        </w:tc>
+        <w:tc>
+          <w:tcPr>
+            <w:tcW w:type="dxa" w:w="1728"/>
+          </w:tcPr>
+          <w:p>
+            <w:r>
+              <w:rPr>
+                <w:sz w:val="18"/>
+              </w:rPr>
+            </w:r>
+            <w:r>
+              <w:rPr>
+                <w:sz w:val="18"/>
+              </w:rPr>
+              <w:t>LineString</w:t>
+            </w:r>
+          </w:p>
+        </w:tc>
+        <w:tc>
+          <w:tcPr>
+            <w:tcW w:type="dxa" w:w="1728"/>
+          </w:tcPr>
+          <w:p>
+            <w:r>
+              <w:rPr>
+                <w:sz w:val="18"/>
+              </w:rPr>
+            </w:r>
+            <w:r>
+              <w:rPr>
+                <w:sz w:val="18"/>
+              </w:rPr>
+              <w:t>Facility Width, Curvature</w:t>
+            </w:r>
+          </w:p>
+        </w:tc>
+        <w:tc>
+          <w:tcPr>
+            <w:tcW w:type="dxa" w:w="1728"/>
+          </w:tcPr>
+          <w:p>
+            <w:r>
+              <w:rPr>
+                <w:sz w:val="18"/>
+              </w:rPr>
+            </w:r>
+            <w:r>
+              <w:rPr>
+                <w:sz w:val="18"/>
+              </w:rPr>
             </w:r>
             <w:r>
               <w:rPr>
@@ -20401,7 +22432,21 @@
                 <w:color w:val="C53030"/>
                 <w:sz w:val="18"/>
               </w:rPr>
-              <w:t>TYPE (3)</w:t>
+              <w:t>path_width (1)</w:t>
+            </w:r>
+            <w:r>
+              <w:rPr>
+                <w:sz w:val="18"/>
+              </w:rPr>
+              <w:t xml:space="preserve">, </w:t>
+            </w:r>
+            <w:r>
+              <w:rPr>
+                <w:rFonts w:ascii="Courier New" w:hAnsi="Courier New"/>
+                <w:color w:val="C53030"/>
+                <w:sz w:val="18"/>
+              </w:rPr>
+              <w:t>path_type (2)</w:t>
             </w:r>
             <w:r>
               <w:rPr>
@@ -20433,7 +22478,7 @@
                 <w:color w:val="C53030"/>
                 <w:sz w:val="18"/>
               </w:rPr>
-              <w:t>roadcrossinglayer</w:t>
+              <w:t>Footpath</w:t>
             </w:r>
             <w:r>
               <w:rPr>
@@ -20456,7 +22501,7 @@
               <w:rPr>
                 <w:sz w:val="18"/>
               </w:rPr>
-              <w:t>Crossings</w:t>
+              <w:t>FootPath_Mar2025</w:t>
             </w:r>
           </w:p>
         </w:tc>
@@ -20474,7 +22519,7 @@
               <w:rPr>
                 <w:sz w:val="18"/>
               </w:rPr>
-              <w:t>LineString / Point</w:t>
+              <w:t>LineString</w:t>
             </w:r>
           </w:p>
         </w:tc>
@@ -20492,7 +22537,7 @@
               <w:rPr>
                 <w:sz w:val="18"/>
               </w:rPr>
-              <w:t>Pedestrian Crossing</w:t>
+              <w:t>Facility Width, Curvature</w:t>
             </w:r>
           </w:p>
         </w:tc>
@@ -20517,7 +22562,21 @@
                 <w:color w:val="C53030"/>
                 <w:sz w:val="18"/>
               </w:rPr>
-              <w:t>UNIQUE_ID (1)</w:t>
+              <w:t>WDT_CATG_C (1)</w:t>
+            </w:r>
+            <w:r>
+              <w:rPr>
+                <w:sz w:val="18"/>
+              </w:rPr>
+              <w:t xml:space="preserve">, </w:t>
+            </w:r>
+            <w:r>
+              <w:rPr>
+                <w:rFonts w:ascii="Courier New" w:hAnsi="Courier New"/>
+                <w:color w:val="C53030"/>
+                <w:sz w:val="18"/>
+              </w:rPr>
+              <w:t>TYP_CD (2)</w:t>
             </w:r>
             <w:r>
               <w:rPr>
@@ -20549,7 +22608,7 @@
                 <w:color w:val="C53030"/>
                 <w:sz w:val="18"/>
               </w:rPr>
-              <w:t>AMG_BC2025_shp</w:t>
+              <w:t>Footpathcentreline</w:t>
             </w:r>
             <w:r>
               <w:rPr>
@@ -20572,7 +22631,7 @@
               <w:rPr>
                 <w:sz w:val="18"/>
               </w:rPr>
-              <w:t>Crossings</w:t>
+              <w:t>path</w:t>
             </w:r>
           </w:p>
         </w:tc>
@@ -20590,7 +22649,7 @@
               <w:rPr>
                 <w:sz w:val="18"/>
               </w:rPr>
-              <w:t>LineString / Point</w:t>
+              <w:t>LineString</w:t>
             </w:r>
           </w:p>
         </w:tc>
@@ -20608,7 +22667,7 @@
               <w:rPr>
                 <w:sz w:val="18"/>
               </w:rPr>
-              <w:t>Intersection or Road Crossing, Crossing Facility</w:t>
+              <w:t>Facility Width, Curvature</w:t>
             </w:r>
           </w:p>
         </w:tc>
@@ -20633,7 +22692,7 @@
                 <w:color w:val="C53030"/>
                 <w:sz w:val="18"/>
               </w:rPr>
-              <w:t>UNIQUE_ID (1)</w:t>
+              <w:t>WIDTH (1)</w:t>
             </w:r>
             <w:r>
               <w:rPr>
@@ -20665,7 +22724,7 @@
                 <w:color w:val="C53030"/>
                 <w:sz w:val="18"/>
               </w:rPr>
-              <w:t>path</w:t>
+              <w:t>Hdb Car Park Lots</w:t>
             </w:r>
             <w:r>
               <w:rPr>
@@ -20688,7 +22747,7 @@
               <w:rPr>
                 <w:sz w:val="18"/>
               </w:rPr>
-              <w:t>Path Width</w:t>
+              <w:t>parking_lot</w:t>
             </w:r>
           </w:p>
         </w:tc>
@@ -20706,7 +22765,7 @@
               <w:rPr>
                 <w:sz w:val="18"/>
               </w:rPr>
-              <w:t>LineString</w:t>
+              <w:t>Point / Polygon</w:t>
             </w:r>
           </w:p>
         </w:tc>
@@ -20724,7 +22783,7 @@
               <w:rPr>
                 <w:sz w:val="18"/>
               </w:rPr>
-              <w:t>Facility Width per Direction, Curvature</w:t>
+              <w:t>Adjacent Vehicle Parking</w:t>
             </w:r>
           </w:p>
         </w:tc>
@@ -20749,7 +22808,21 @@
                 <w:color w:val="C53030"/>
                 <w:sz w:val="18"/>
               </w:rPr>
-              <w:t>WIDTH (1)</w:t>
+              <w:t>CARPARKNO (1)</w:t>
+            </w:r>
+            <w:r>
+              <w:rPr>
+                <w:sz w:val="18"/>
+              </w:rPr>
+              <w:t xml:space="preserve">, </w:t>
+            </w:r>
+            <w:r>
+              <w:rPr>
+                <w:rFonts w:ascii="Courier New" w:hAnsi="Courier New"/>
+                <w:color w:val="C53030"/>
+                <w:sz w:val="18"/>
+              </w:rPr>
+              <w:t>NOOFCARLOT (2)</w:t>
             </w:r>
             <w:r>
               <w:rPr>
@@ -20781,7 +22854,7 @@
                 <w:color w:val="C53030"/>
                 <w:sz w:val="18"/>
               </w:rPr>
-              <w:t>cycling_path</w:t>
+              <w:t>Kerbline</w:t>
             </w:r>
             <w:r>
               <w:rPr>
@@ -20804,7 +22877,7 @@
               <w:rPr>
                 <w:sz w:val="18"/>
               </w:rPr>
-              <w:t>Path Width</w:t>
+              <w:t>kerb_line</w:t>
             </w:r>
           </w:p>
         </w:tc>
@@ -20840,7 +22913,7 @@
               <w:rPr>
                 <w:sz w:val="18"/>
               </w:rPr>
-              <w:t>Facility Width per Direction, Curvature</w:t>
+              <w:t>Number of Lanes – Adjacent Road</w:t>
             </w:r>
           </w:p>
         </w:tc>
@@ -20865,7 +22938,35 @@
                 <w:color w:val="C53030"/>
                 <w:sz w:val="18"/>
               </w:rPr>
-              <w:t>WIDTH (1)</w:t>
+              <w:t>LANES (1)</w:t>
+            </w:r>
+            <w:r>
+              <w:rPr>
+                <w:sz w:val="18"/>
+              </w:rPr>
+              <w:t xml:space="preserve">, </w:t>
+            </w:r>
+            <w:r>
+              <w:rPr>
+                <w:rFonts w:ascii="Courier New" w:hAnsi="Courier New"/>
+                <w:color w:val="C53030"/>
+                <w:sz w:val="18"/>
+              </w:rPr>
+              <w:t>LOCATION (2)</w:t>
+            </w:r>
+            <w:r>
+              <w:rPr>
+                <w:sz w:val="18"/>
+              </w:rPr>
+              <w:t xml:space="preserve">, </w:t>
+            </w:r>
+            <w:r>
+              <w:rPr>
+                <w:rFonts w:ascii="Courier New" w:hAnsi="Courier New"/>
+                <w:color w:val="C53030"/>
+                <w:sz w:val="18"/>
+              </w:rPr>
+              <w:t>DIRECTION (3)</w:t>
             </w:r>
             <w:r>
               <w:rPr>
@@ -20897,7 +22998,7 @@
                 <w:color w:val="C53030"/>
                 <w:sz w:val="18"/>
               </w:rPr>
-              <w:t>shared_path</w:t>
+              <w:t>Landuseindustrial2025</w:t>
             </w:r>
             <w:r>
               <w:rPr>
@@ -20920,7 +23021,7 @@
               <w:rPr>
                 <w:sz w:val="18"/>
               </w:rPr>
-              <w:t>Path Width</w:t>
+              <w:t>area_type</w:t>
             </w:r>
           </w:p>
         </w:tc>
@@ -20938,7 +23039,7 @@
               <w:rPr>
                 <w:sz w:val="18"/>
               </w:rPr>
-              <w:t>LineString</w:t>
+              <w:t>Polygon</w:t>
             </w:r>
           </w:p>
         </w:tc>
@@ -20956,7 +23057,7 @@
               <w:rPr>
                 <w:sz w:val="18"/>
               </w:rPr>
-              <w:t>Facility Width per Direction, Curvature</w:t>
+              <w:t>Area Type (Urban, Industrial, Rural, Recreational)</w:t>
             </w:r>
           </w:p>
         </w:tc>
@@ -20981,7 +23082,21 @@
                 <w:color w:val="C53030"/>
                 <w:sz w:val="18"/>
               </w:rPr>
-              <w:t>WIDTH (1)</w:t>
+              <w:t>LU_DESC (1)</w:t>
+            </w:r>
+            <w:r>
+              <w:rPr>
+                <w:sz w:val="18"/>
+              </w:rPr>
+              <w:t xml:space="preserve">, </w:t>
+            </w:r>
+            <w:r>
+              <w:rPr>
+                <w:rFonts w:ascii="Courier New" w:hAnsi="Courier New"/>
+                <w:color w:val="C53030"/>
+                <w:sz w:val="18"/>
+              </w:rPr>
+              <w:t>LU_TEXT (3)</w:t>
             </w:r>
             <w:r>
               <w:rPr>
@@ -21013,7 +23128,7 @@
                 <w:color w:val="C53030"/>
                 <w:sz w:val="18"/>
               </w:rPr>
-              <w:t>footpath</w:t>
+              <w:t>Landuserecre2026</w:t>
             </w:r>
             <w:r>
               <w:rPr>
@@ -21036,7 +23151,7 @@
               <w:rPr>
                 <w:sz w:val="18"/>
               </w:rPr>
-              <w:t>Path Width</w:t>
+              <w:t>LanduseRecre2026</w:t>
             </w:r>
           </w:p>
         </w:tc>
@@ -21054,7 +23169,7 @@
               <w:rPr>
                 <w:sz w:val="18"/>
               </w:rPr>
-              <w:t>LineString</w:t>
+              <w:t>Polygon</w:t>
             </w:r>
           </w:p>
         </w:tc>
@@ -21072,7 +23187,7 @@
               <w:rPr>
                 <w:sz w:val="18"/>
               </w:rPr>
-              <w:t>Facility Width per Direction, Curvature</w:t>
+              <w:t>Area Type (Recreational)</w:t>
             </w:r>
           </w:p>
         </w:tc>
@@ -21097,7 +23212,21 @@
                 <w:color w:val="C53030"/>
                 <w:sz w:val="18"/>
               </w:rPr>
-              <w:t>WIDTH (1)</w:t>
+              <w:t>LU_DESC (1)</w:t>
+            </w:r>
+            <w:r>
+              <w:rPr>
+                <w:sz w:val="18"/>
+              </w:rPr>
+              <w:t xml:space="preserve">, </w:t>
+            </w:r>
+            <w:r>
+              <w:rPr>
+                <w:rFonts w:ascii="Courier New" w:hAnsi="Courier New"/>
+                <w:color w:val="C53030"/>
+                <w:sz w:val="18"/>
+              </w:rPr>
+              <w:t>LU_TEXT (3)</w:t>
             </w:r>
             <w:r>
               <w:rPr>
@@ -21129,7 +23258,7 @@
                 <w:color w:val="C53030"/>
                 <w:sz w:val="18"/>
               </w:rPr>
-              <w:t>CyclingPath_Jul2024</w:t>
+              <w:t>Landuserural2025</w:t>
             </w:r>
             <w:r>
               <w:rPr>
@@ -21152,7 +23281,7 @@
               <w:rPr>
                 <w:sz w:val="18"/>
               </w:rPr>
-              <w:t>Path Width</w:t>
+              <w:t>area_type</w:t>
             </w:r>
           </w:p>
         </w:tc>
@@ -21170,7 +23299,7 @@
               <w:rPr>
                 <w:sz w:val="18"/>
               </w:rPr>
-              <w:t>LineString</w:t>
+              <w:t>Polygon</w:t>
             </w:r>
           </w:p>
         </w:tc>
@@ -21188,7 +23317,7 @@
               <w:rPr>
                 <w:sz w:val="18"/>
               </w:rPr>
-              <w:t>Facility Width per Direction, Curvature</w:t>
+              <w:t>Area Type (Urban, Industrial, Rural, Recreational)</w:t>
             </w:r>
           </w:p>
         </w:tc>
@@ -21213,7 +23342,7 @@
                 <w:color w:val="C53030"/>
                 <w:sz w:val="18"/>
               </w:rPr>
-              <w:t>path_width (1)</w:t>
+              <w:t>LU_DESC (1)</w:t>
             </w:r>
             <w:r>
               <w:rPr>
@@ -21227,7 +23356,7 @@
                 <w:color w:val="C53030"/>
                 <w:sz w:val="18"/>
               </w:rPr>
-              <w:t>path_type (2)</w:t>
+              <w:t>LU_TEXT (3)</w:t>
             </w:r>
             <w:r>
               <w:rPr>
@@ -21259,7 +23388,7 @@
                 <w:color w:val="C53030"/>
                 <w:sz w:val="18"/>
               </w:rPr>
-              <w:t>FootPath_Mar2025</w:t>
+              <w:t>Landuserural2026</w:t>
             </w:r>
             <w:r>
               <w:rPr>
@@ -21282,7 +23411,7 @@
               <w:rPr>
                 <w:sz w:val="18"/>
               </w:rPr>
-              <w:t>Path Width</w:t>
+              <w:t>LanduseRural2026</w:t>
             </w:r>
           </w:p>
         </w:tc>
@@ -21300,7 +23429,7 @@
               <w:rPr>
                 <w:sz w:val="18"/>
               </w:rPr>
-              <w:t>LineString</w:t>
+              <w:t>Polygon</w:t>
             </w:r>
           </w:p>
         </w:tc>
@@ -21318,7 +23447,7 @@
               <w:rPr>
                 <w:sz w:val="18"/>
               </w:rPr>
-              <w:t>Facility Width per Direction, Curvature</w:t>
+              <w:t>Area Type (Rural)</w:t>
             </w:r>
           </w:p>
         </w:tc>
@@ -21343,7 +23472,7 @@
                 <w:color w:val="C53030"/>
                 <w:sz w:val="18"/>
               </w:rPr>
-              <w:t>WDT_CATG_C (1)</w:t>
+              <w:t>LU_DESC (1)</w:t>
             </w:r>
             <w:r>
               <w:rPr>
@@ -21357,7 +23486,7 @@
                 <w:color w:val="C53030"/>
                 <w:sz w:val="18"/>
               </w:rPr>
-              <w:t>TYP_CD (2)</w:t>
+              <w:t>LU_TEXT (3)</w:t>
             </w:r>
             <w:r>
               <w:rPr>
@@ -21389,7 +23518,7 @@
                 <w:color w:val="C53030"/>
                 <w:sz w:val="18"/>
               </w:rPr>
-              <w:t>LinkID_Shape_File</w:t>
+              <w:t>Mrt Exits</w:t>
             </w:r>
             <w:r>
               <w:rPr>
@@ -21412,7 +23541,7 @@
               <w:rPr>
                 <w:sz w:val="18"/>
               </w:rPr>
-              <w:t>Road Data</w:t>
+              <w:t>Mrt_exit</w:t>
             </w:r>
           </w:p>
         </w:tc>
@@ -21430,7 +23559,7 @@
               <w:rPr>
                 <w:sz w:val="18"/>
               </w:rPr>
-              <w:t>LineString</w:t>
+              <w:t>Point</w:t>
             </w:r>
           </w:p>
         </w:tc>
@@ -21448,7 +23577,7 @@
               <w:rPr>
                 <w:sz w:val="18"/>
               </w:rPr>
-              <w:t>Road Operating Speed (mean)</w:t>
+              <w:t>Pedestrian Crossing, Peak Flow</w:t>
             </w:r>
           </w:p>
         </w:tc>
@@ -21473,7 +23602,21 @@
                 <w:color w:val="C53030"/>
                 <w:sz w:val="18"/>
               </w:rPr>
-              <w:t>LK_ID_NUM (1)</w:t>
+              <w:t>STATION_NA (1)</w:t>
+            </w:r>
+            <w:r>
+              <w:rPr>
+                <w:sz w:val="18"/>
+              </w:rPr>
+              <w:t xml:space="preserve">, </w:t>
+            </w:r>
+            <w:r>
+              <w:rPr>
+                <w:rFonts w:ascii="Courier New" w:hAnsi="Courier New"/>
+                <w:color w:val="C53030"/>
+                <w:sz w:val="18"/>
+              </w:rPr>
+              <w:t>EXIT_CODE (2)</w:t>
             </w:r>
             <w:r>
               <w:rPr>
@@ -21505,30 +23648,30 @@
                 <w:color w:val="C53030"/>
                 <w:sz w:val="18"/>
               </w:rPr>
+              <w:t>Roadattributeline Speedlimits</w:t>
+            </w:r>
+            <w:r>
+              <w:rPr>
+                <w:sz w:val="18"/>
+              </w:rPr>
+            </w:r>
+          </w:p>
+        </w:tc>
+        <w:tc>
+          <w:tcPr>
+            <w:tcW w:type="dxa" w:w="1728"/>
+          </w:tcPr>
+          <w:p>
+            <w:r>
+              <w:rPr>
+                <w:sz w:val="18"/>
+              </w:rPr>
+            </w:r>
+            <w:r>
+              <w:rPr>
+                <w:sz w:val="18"/>
+              </w:rPr>
               <w:t>Speed_limit</w:t>
-            </w:r>
-            <w:r>
-              <w:rPr>
-                <w:sz w:val="18"/>
-              </w:rPr>
-            </w:r>
-          </w:p>
-        </w:tc>
-        <w:tc>
-          <w:tcPr>
-            <w:tcW w:type="dxa" w:w="1728"/>
-          </w:tcPr>
-          <w:p>
-            <w:r>
-              <w:rPr>
-                <w:sz w:val="18"/>
-              </w:rPr>
-            </w:r>
-            <w:r>
-              <w:rPr>
-                <w:sz w:val="18"/>
-              </w:rPr>
-              <w:t>Road Data</w:t>
             </w:r>
           </w:p>
         </w:tc>
@@ -21621,7 +23764,7 @@
                 <w:color w:val="C53030"/>
                 <w:sz w:val="18"/>
               </w:rPr>
-              <w:t>kerb_line</w:t>
+              <w:t>Roadcrossing</w:t>
             </w:r>
             <w:r>
               <w:rPr>
@@ -21644,7 +23787,7 @@
               <w:rPr>
                 <w:sz w:val="18"/>
               </w:rPr>
-              <w:t>Road Data</w:t>
+              <w:t>roadcrossinglayer</w:t>
             </w:r>
           </w:p>
         </w:tc>
@@ -21662,7 +23805,7 @@
               <w:rPr>
                 <w:sz w:val="18"/>
               </w:rPr>
-              <w:t>LineString</w:t>
+              <w:t>LineString / Point</w:t>
             </w:r>
           </w:p>
         </w:tc>
@@ -21680,7 +23823,7 @@
               <w:rPr>
                 <w:sz w:val="18"/>
               </w:rPr>
-              <w:t>Number of Lanes – Adjacent Road</w:t>
+              <w:t>Pedestrian Crossing</w:t>
             </w:r>
           </w:p>
         </w:tc>
@@ -21705,13 +23848,31 @@
                 <w:color w:val="C53030"/>
                 <w:sz w:val="18"/>
               </w:rPr>
-              <w:t>LANES (1)</w:t>
-            </w:r>
-            <w:r>
-              <w:rPr>
-                <w:sz w:val="18"/>
-              </w:rPr>
-              <w:t xml:space="preserve">, </w:t>
+              <w:t>UNIQUE_ID (1)</w:t>
+            </w:r>
+            <w:r>
+              <w:rPr>
+                <w:sz w:val="18"/>
+              </w:rPr>
+            </w:r>
+          </w:p>
+        </w:tc>
+      </w:tr>
+      <w:tr>
+        <w:tc>
+          <w:tcPr>
+            <w:tcW w:type="dxa" w:w="1728"/>
+          </w:tcPr>
+          <w:p>
+            <w:r>
+              <w:rPr>
+                <w:sz w:val="18"/>
+              </w:rPr>
+            </w:r>
+            <w:r>
+              <w:rPr>
+                <w:sz w:val="18"/>
+              </w:rPr>
             </w:r>
             <w:r>
               <w:rPr>
@@ -21719,13 +23880,103 @@
                 <w:color w:val="C53030"/>
                 <w:sz w:val="18"/>
               </w:rPr>
-              <w:t>LOCATION (2)</w:t>
-            </w:r>
-            <w:r>
-              <w:rPr>
-                <w:sz w:val="18"/>
-              </w:rPr>
-              <w:t xml:space="preserve">, </w:t>
+              <w:t>Roadnetworkline</w:t>
+            </w:r>
+            <w:r>
+              <w:rPr>
+                <w:sz w:val="18"/>
+              </w:rPr>
+            </w:r>
+          </w:p>
+        </w:tc>
+        <w:tc>
+          <w:tcPr>
+            <w:tcW w:type="dxa" w:w="1728"/>
+          </w:tcPr>
+          <w:p>
+            <w:r>
+              <w:rPr>
+                <w:sz w:val="18"/>
+              </w:rPr>
+            </w:r>
+            <w:r>
+              <w:rPr>
+                <w:sz w:val="18"/>
+              </w:rPr>
+              <w:t>Road_name</w:t>
+            </w:r>
+          </w:p>
+        </w:tc>
+        <w:tc>
+          <w:tcPr>
+            <w:tcW w:type="dxa" w:w="1728"/>
+          </w:tcPr>
+          <w:p>
+            <w:r>
+              <w:rPr>
+                <w:sz w:val="18"/>
+              </w:rPr>
+            </w:r>
+            <w:r>
+              <w:rPr>
+                <w:sz w:val="18"/>
+              </w:rPr>
+              <w:t>LineString</w:t>
+            </w:r>
+          </w:p>
+        </w:tc>
+        <w:tc>
+          <w:tcPr>
+            <w:tcW w:type="dxa" w:w="1728"/>
+          </w:tcPr>
+          <w:p>
+            <w:r>
+              <w:rPr>
+                <w:sz w:val="18"/>
+              </w:rPr>
+            </w:r>
+            <w:r>
+              <w:rPr>
+                <w:sz w:val="18"/>
+              </w:rPr>
+              <w:t>Road Name Reference</w:t>
+            </w:r>
+          </w:p>
+        </w:tc>
+        <w:tc>
+          <w:tcPr>
+            <w:tcW w:type="dxa" w:w="1728"/>
+          </w:tcPr>
+          <w:p>
+            <w:r>
+              <w:rPr>
+                <w:sz w:val="18"/>
+              </w:rPr>
+            </w:r>
+            <w:r>
+              <w:rPr>
+                <w:sz w:val="18"/>
+              </w:rPr>
+              <w:t>None</w:t>
+            </w:r>
+          </w:p>
+        </w:tc>
+      </w:tr>
+      <w:tr>
+        <w:tc>
+          <w:tcPr>
+            <w:tcW w:type="dxa" w:w="1728"/>
+          </w:tcPr>
+          <w:p>
+            <w:r>
+              <w:rPr>
+                <w:sz w:val="18"/>
+              </w:rPr>
+            </w:r>
+            <w:r>
+              <w:rPr>
+                <w:sz w:val="18"/>
+              </w:rPr>
             </w:r>
             <w:r>
               <w:rPr>
@@ -21733,7 +23984,91 @@
                 <w:color w:val="C53030"/>
                 <w:sz w:val="18"/>
               </w:rPr>
-              <w:t>DIRECTION (3)</w:t>
+              <w:t>Sharedpathcentreline</w:t>
+            </w:r>
+            <w:r>
+              <w:rPr>
+                <w:sz w:val="18"/>
+              </w:rPr>
+            </w:r>
+          </w:p>
+        </w:tc>
+        <w:tc>
+          <w:tcPr>
+            <w:tcW w:type="dxa" w:w="1728"/>
+          </w:tcPr>
+          <w:p>
+            <w:r>
+              <w:rPr>
+                <w:sz w:val="18"/>
+              </w:rPr>
+            </w:r>
+            <w:r>
+              <w:rPr>
+                <w:sz w:val="18"/>
+              </w:rPr>
+              <w:t>path</w:t>
+            </w:r>
+          </w:p>
+        </w:tc>
+        <w:tc>
+          <w:tcPr>
+            <w:tcW w:type="dxa" w:w="1728"/>
+          </w:tcPr>
+          <w:p>
+            <w:r>
+              <w:rPr>
+                <w:sz w:val="18"/>
+              </w:rPr>
+            </w:r>
+            <w:r>
+              <w:rPr>
+                <w:sz w:val="18"/>
+              </w:rPr>
+              <w:t>LineString</w:t>
+            </w:r>
+          </w:p>
+        </w:tc>
+        <w:tc>
+          <w:tcPr>
+            <w:tcW w:type="dxa" w:w="1728"/>
+          </w:tcPr>
+          <w:p>
+            <w:r>
+              <w:rPr>
+                <w:sz w:val="18"/>
+              </w:rPr>
+            </w:r>
+            <w:r>
+              <w:rPr>
+                <w:sz w:val="18"/>
+              </w:rPr>
+              <w:t>Facility Width, Curvature</w:t>
+            </w:r>
+          </w:p>
+        </w:tc>
+        <w:tc>
+          <w:tcPr>
+            <w:tcW w:type="dxa" w:w="1728"/>
+          </w:tcPr>
+          <w:p>
+            <w:r>
+              <w:rPr>
+                <w:sz w:val="18"/>
+              </w:rPr>
+            </w:r>
+            <w:r>
+              <w:rPr>
+                <w:sz w:val="18"/>
+              </w:rPr>
+            </w:r>
+            <w:r>
+              <w:rPr>
+                <w:rFonts w:ascii="Courier New" w:hAnsi="Courier New"/>
+                <w:color w:val="C53030"/>
+                <w:sz w:val="18"/>
+              </w:rPr>
+              <w:t>WIDTH (1)</w:t>
             </w:r>
             <w:r>
               <w:rPr>
@@ -21765,7 +24100,7 @@
                 <w:color w:val="C53030"/>
                 <w:sz w:val="18"/>
               </w:rPr>
-              <w:t>AMGbeforeCount</w:t>
+              <w:t>Ura Parking Lot</w:t>
             </w:r>
             <w:r>
               <w:rPr>
@@ -21788,7 +24123,7 @@
               <w:rPr>
                 <w:sz w:val="18"/>
               </w:rPr>
-              <w:t>Flow Data</w:t>
+              <w:t>parking_lot</w:t>
             </w:r>
           </w:p>
         </w:tc>
@@ -21806,7 +24141,7 @@
               <w:rPr>
                 <w:sz w:val="18"/>
               </w:rPr>
-              <w:t>Point</w:t>
+              <w:t>Polygon</w:t>
             </w:r>
           </w:p>
         </w:tc>
@@ -21824,7 +24159,7 @@
               <w:rPr>
                 <w:sz w:val="18"/>
               </w:rPr>
-              <w:t>Peak Pedestrian Flow, Peak Bicycle Traffic Flow</w:t>
+              <w:t>Adjacent Vehicle Parking</w:t>
             </w:r>
           </w:p>
         </w:tc>
@@ -21849,7 +24184,7 @@
                 <w:color w:val="C53030"/>
                 <w:sz w:val="18"/>
               </w:rPr>
-              <w:t>DataType (1)</w:t>
+              <w:t>PP_CODE (1)</w:t>
             </w:r>
             <w:r>
               <w:rPr>
@@ -21863,7 +24198,7 @@
                 <w:color w:val="C53030"/>
                 <w:sz w:val="18"/>
               </w:rPr>
-              <w:t>DateTime (2)</w:t>
+              <w:t>LOT_NO (2)</w:t>
             </w:r>
             <w:r>
               <w:rPr>
@@ -21877,383 +24212,7 @@
                 <w:color w:val="C53030"/>
                 <w:sz w:val="18"/>
               </w:rPr>
-              <w:t>Count_Data (3)</w:t>
-            </w:r>
-            <w:r>
-              <w:rPr>
-                <w:sz w:val="18"/>
-              </w:rPr>
-            </w:r>
-          </w:p>
-        </w:tc>
-      </w:tr>
-      <w:tr>
-        <w:tc>
-          <w:tcPr>
-            <w:tcW w:type="dxa" w:w="1728"/>
-          </w:tcPr>
-          <w:p>
-            <w:r>
-              <w:rPr>
-                <w:sz w:val="18"/>
-              </w:rPr>
-            </w:r>
-            <w:r>
-              <w:rPr>
-                <w:sz w:val="18"/>
-              </w:rPr>
-            </w:r>
-            <w:r>
-              <w:rPr>
-                <w:rFonts w:ascii="Courier New" w:hAnsi="Courier New"/>
-                <w:color w:val="C53030"/>
-                <w:sz w:val="18"/>
-              </w:rPr>
-              <w:t>AMGsensorCount</w:t>
-            </w:r>
-            <w:r>
-              <w:rPr>
-                <w:sz w:val="18"/>
-              </w:rPr>
-            </w:r>
-          </w:p>
-        </w:tc>
-        <w:tc>
-          <w:tcPr>
-            <w:tcW w:type="dxa" w:w="1728"/>
-          </w:tcPr>
-          <w:p>
-            <w:r>
-              <w:rPr>
-                <w:sz w:val="18"/>
-              </w:rPr>
-            </w:r>
-            <w:r>
-              <w:rPr>
-                <w:sz w:val="18"/>
-              </w:rPr>
-              <w:t>Flow Data</w:t>
-            </w:r>
-          </w:p>
-        </w:tc>
-        <w:tc>
-          <w:tcPr>
-            <w:tcW w:type="dxa" w:w="1728"/>
-          </w:tcPr>
-          <w:p>
-            <w:r>
-              <w:rPr>
-                <w:sz w:val="18"/>
-              </w:rPr>
-            </w:r>
-            <w:r>
-              <w:rPr>
-                <w:sz w:val="18"/>
-              </w:rPr>
-              <w:t>Point</w:t>
-            </w:r>
-          </w:p>
-        </w:tc>
-        <w:tc>
-          <w:tcPr>
-            <w:tcW w:type="dxa" w:w="1728"/>
-          </w:tcPr>
-          <w:p>
-            <w:r>
-              <w:rPr>
-                <w:sz w:val="18"/>
-              </w:rPr>
-            </w:r>
-            <w:r>
-              <w:rPr>
-                <w:sz w:val="18"/>
-              </w:rPr>
-              <w:t>Peak Pedestrian Flow, Peak Bicycle Traffic Flow</w:t>
-            </w:r>
-          </w:p>
-        </w:tc>
-        <w:tc>
-          <w:tcPr>
-            <w:tcW w:type="dxa" w:w="1728"/>
-          </w:tcPr>
-          <w:p>
-            <w:r>
-              <w:rPr>
-                <w:sz w:val="18"/>
-              </w:rPr>
-            </w:r>
-            <w:r>
-              <w:rPr>
-                <w:sz w:val="18"/>
-              </w:rPr>
-            </w:r>
-            <w:r>
-              <w:rPr>
-                <w:rFonts w:ascii="Courier New" w:hAnsi="Courier New"/>
-                <w:color w:val="C53030"/>
-                <w:sz w:val="18"/>
-              </w:rPr>
-              <w:t>Pivot_user (1)</w:t>
-            </w:r>
-            <w:r>
-              <w:rPr>
-                <w:sz w:val="18"/>
-              </w:rPr>
-              <w:t xml:space="preserve">, </w:t>
-            </w:r>
-            <w:r>
-              <w:rPr>
-                <w:rFonts w:ascii="Courier New" w:hAnsi="Courier New"/>
-                <w:color w:val="C53030"/>
-                <w:sz w:val="18"/>
-              </w:rPr>
-              <w:t>Datetime_p (2)</w:t>
-            </w:r>
-            <w:r>
-              <w:rPr>
-                <w:sz w:val="18"/>
-              </w:rPr>
-              <w:t xml:space="preserve">, </w:t>
-            </w:r>
-            <w:r>
-              <w:rPr>
-                <w:rFonts w:ascii="Courier New" w:hAnsi="Courier New"/>
-                <w:color w:val="C53030"/>
-                <w:sz w:val="18"/>
-              </w:rPr>
-              <w:t>Count (3)</w:t>
-            </w:r>
-            <w:r>
-              <w:rPr>
-                <w:sz w:val="18"/>
-              </w:rPr>
-            </w:r>
-          </w:p>
-        </w:tc>
-      </w:tr>
-      <w:tr>
-        <w:tc>
-          <w:tcPr>
-            <w:tcW w:type="dxa" w:w="1728"/>
-          </w:tcPr>
-          <w:p>
-            <w:r>
-              <w:rPr>
-                <w:sz w:val="18"/>
-              </w:rPr>
-            </w:r>
-            <w:r>
-              <w:rPr>
-                <w:sz w:val="18"/>
-              </w:rPr>
-            </w:r>
-            <w:r>
-              <w:rPr>
-                <w:rFonts w:ascii="Courier New" w:hAnsi="Courier New"/>
-                <w:color w:val="C53030"/>
-                <w:sz w:val="18"/>
-              </w:rPr>
-              <w:t>Planning_area</w:t>
-            </w:r>
-            <w:r>
-              <w:rPr>
-                <w:sz w:val="18"/>
-              </w:rPr>
-            </w:r>
-          </w:p>
-        </w:tc>
-        <w:tc>
-          <w:tcPr>
-            <w:tcW w:type="dxa" w:w="1728"/>
-          </w:tcPr>
-          <w:p>
-            <w:r>
-              <w:rPr>
-                <w:sz w:val="18"/>
-              </w:rPr>
-            </w:r>
-            <w:r>
-              <w:rPr>
-                <w:sz w:val="18"/>
-              </w:rPr>
-              <w:t>Reference</w:t>
-            </w:r>
-          </w:p>
-        </w:tc>
-        <w:tc>
-          <w:tcPr>
-            <w:tcW w:type="dxa" w:w="1728"/>
-          </w:tcPr>
-          <w:p>
-            <w:r>
-              <w:rPr>
-                <w:sz w:val="18"/>
-              </w:rPr>
-            </w:r>
-            <w:r>
-              <w:rPr>
-                <w:sz w:val="18"/>
-              </w:rPr>
-              <w:t>Polygon</w:t>
-            </w:r>
-          </w:p>
-        </w:tc>
-        <w:tc>
-          <w:tcPr>
-            <w:tcW w:type="dxa" w:w="1728"/>
-          </w:tcPr>
-          <w:p>
-            <w:r>
-              <w:rPr>
-                <w:sz w:val="18"/>
-              </w:rPr>
-            </w:r>
-            <w:r>
-              <w:rPr>
-                <w:sz w:val="18"/>
-              </w:rPr>
-              <w:t>Area-based reporting</w:t>
-            </w:r>
-          </w:p>
-        </w:tc>
-        <w:tc>
-          <w:tcPr>
-            <w:tcW w:type="dxa" w:w="1728"/>
-          </w:tcPr>
-          <w:p>
-            <w:r>
-              <w:rPr>
-                <w:sz w:val="18"/>
-              </w:rPr>
-            </w:r>
-            <w:r>
-              <w:rPr>
-                <w:sz w:val="18"/>
-              </w:rPr>
-            </w:r>
-            <w:r>
-              <w:rPr>
-                <w:rFonts w:ascii="Courier New" w:hAnsi="Courier New"/>
-                <w:color w:val="C53030"/>
-                <w:sz w:val="18"/>
-              </w:rPr>
-              <w:t>PLN_AREA_N (1)</w:t>
-            </w:r>
-            <w:r>
-              <w:rPr>
-                <w:sz w:val="18"/>
-              </w:rPr>
-            </w:r>
-          </w:p>
-        </w:tc>
-      </w:tr>
-      <w:tr>
-        <w:tc>
-          <w:tcPr>
-            <w:tcW w:type="dxa" w:w="1728"/>
-          </w:tcPr>
-          <w:p>
-            <w:r>
-              <w:rPr>
-                <w:sz w:val="18"/>
-              </w:rPr>
-            </w:r>
-            <w:r>
-              <w:rPr>
-                <w:sz w:val="18"/>
-              </w:rPr>
-            </w:r>
-            <w:r>
-              <w:rPr>
-                <w:rFonts w:ascii="Courier New" w:hAnsi="Courier New"/>
-                <w:color w:val="C53030"/>
-                <w:sz w:val="18"/>
-              </w:rPr>
-              <w:t>Road_name</w:t>
-            </w:r>
-            <w:r>
-              <w:rPr>
-                <w:sz w:val="18"/>
-              </w:rPr>
-            </w:r>
-          </w:p>
-        </w:tc>
-        <w:tc>
-          <w:tcPr>
-            <w:tcW w:type="dxa" w:w="1728"/>
-          </w:tcPr>
-          <w:p>
-            <w:r>
-              <w:rPr>
-                <w:sz w:val="18"/>
-              </w:rPr>
-            </w:r>
-            <w:r>
-              <w:rPr>
-                <w:sz w:val="18"/>
-              </w:rPr>
-              <w:t>Reference</w:t>
-            </w:r>
-          </w:p>
-        </w:tc>
-        <w:tc>
-          <w:tcPr>
-            <w:tcW w:type="dxa" w:w="1728"/>
-          </w:tcPr>
-          <w:p>
-            <w:r>
-              <w:rPr>
-                <w:sz w:val="18"/>
-              </w:rPr>
-            </w:r>
-            <w:r>
-              <w:rPr>
-                <w:sz w:val="18"/>
-              </w:rPr>
-              <w:t>LineString</w:t>
-            </w:r>
-          </w:p>
-        </w:tc>
-        <w:tc>
-          <w:tcPr>
-            <w:tcW w:type="dxa" w:w="1728"/>
-          </w:tcPr>
-          <w:p>
-            <w:r>
-              <w:rPr>
-                <w:sz w:val="18"/>
-              </w:rPr>
-            </w:r>
-            <w:r>
-              <w:rPr>
-                <w:sz w:val="18"/>
-              </w:rPr>
-              <w:t>Road name reference</w:t>
-            </w:r>
-          </w:p>
-        </w:tc>
-        <w:tc>
-          <w:tcPr>
-            <w:tcW w:type="dxa" w:w="1728"/>
-          </w:tcPr>
-          <w:p>
-            <w:r>
-              <w:rPr>
-                <w:sz w:val="18"/>
-              </w:rPr>
-            </w:r>
-            <w:r>
-              <w:rPr>
-                <w:sz w:val="18"/>
-              </w:rPr>
-            </w:r>
-            <w:r>
-              <w:rPr>
-                <w:rFonts w:ascii="Courier New" w:hAnsi="Courier New"/>
-                <w:color w:val="C53030"/>
-                <w:sz w:val="18"/>
-              </w:rPr>
-              <w:t>RD_TYP_CD (1)</w:t>
+              <w:t>TYPE (3)</w:t>
             </w:r>
             <w:r>
               <w:rPr>
@@ -22287,7 +24246,7 @@
         <w:spacing w:before="240"/>
       </w:pPr>
       <w:r>
-        <w:t>8.3 Adding a New GIS Layer</w:t>
+        <w:t>7.3 Adding a New GIS Layer</w:t>
       </w:r>
     </w:p>
     <w:p>
@@ -22738,7 +24697,7 @@
         <w:spacing w:before="240"/>
       </w:pPr>
       <w:r>
-        <w:t>8.4 Replacing an Existing GIS Layer</w:t>
+        <w:t>7.4 Replacing an Existing GIS Layer</w:t>
       </w:r>
     </w:p>
     <w:p>
@@ -22817,7 +24776,7 @@
         <w:spacing w:before="240"/>
       </w:pPr>
       <w:r>
-        <w:t>8.5 Updating GIS Layers</w:t>
+        <w:t>7.5 Updating GIS Layers</w:t>
       </w:r>
     </w:p>
     <w:p>
@@ -22948,7 +24907,7 @@
         <w:spacing w:before="240"/>
       </w:pPr>
       <w:r>
-        <w:t>8.6 Filtering Shapefiles</w:t>
+        <w:t>7.6 Filtering Shapefiles</w:t>
       </w:r>
     </w:p>
     <w:p>
@@ -23263,7 +25222,7 @@
         <w:spacing w:before="240"/>
       </w:pPr>
       <w:r>
-        <w:t>8.7 Renaming a Shapefile</w:t>
+        <w:t>7.7 Renaming a Shapefile</w:t>
       </w:r>
     </w:p>
     <w:p>
@@ -23405,7 +25364,7 @@
         <w:spacing w:before="240"/>
       </w:pPr>
       <w:r>
-        <w:t>8.8 Reverting a Shapefile to Its Original Name</w:t>
+        <w:t>7.8 Reverting a Shapefile to Its Original Name</w:t>
       </w:r>
     </w:p>
     <w:p>

--- a/USER_GUIDE_(UPDATED)V3.docx
+++ b/USER_GUIDE_(UPDATED)V3.docx
@@ -1752,7 +1752,7 @@
               <w:rPr>
                 <w:sz w:val="18"/>
               </w:rPr>
-              <w:t>Sidewalk</w:t>
+              <w:t>Multi-Use Path</w:t>
             </w:r>
             <w:r>
               <w:rPr>
@@ -2270,7 +2270,7 @@
               <w:rPr>
                 <w:sz w:val="18"/>
               </w:rPr>
-              <w:t>Not coded</w:t>
+              <w:t>Adequate</w:t>
             </w:r>
             <w:r>
               <w:rPr>
@@ -2344,7 +2344,7 @@
               <w:rPr>
                 <w:sz w:val="18"/>
               </w:rPr>
-              <w:t>Not Present</w:t>
+              <w:t>Present</w:t>
             </w:r>
             <w:r>
               <w:rPr>
@@ -2566,7 +2566,7 @@
               <w:rPr>
                 <w:sz w:val="18"/>
               </w:rPr>
-              <w:t>One Way</w:t>
+              <w:t>Two Way</w:t>
             </w:r>
             <w:r>
               <w:rPr>
@@ -2714,7 +2714,7 @@
               <w:rPr>
                 <w:sz w:val="18"/>
               </w:rPr>
-              <w:t>See image logic</w:t>
+              <w:t>Not Present</w:t>
             </w:r>
             <w:r>
               <w:rPr>
@@ -2936,7 +2936,7 @@
               <w:rPr>
                 <w:sz w:val="18"/>
               </w:rPr>
-              <w:t>Mirrors Adj. Road 0–1m</w:t>
+              <w:t>Not Present</w:t>
             </w:r>
             <w:r>
               <w:rPr>
@@ -3010,7 +3010,7 @@
               <w:rPr>
                 <w:sz w:val="18"/>
               </w:rPr>
-              <w:t>Present</w:t>
+              <w:t>Not Present</w:t>
             </w:r>
             <w:r>
               <w:rPr>
@@ -3084,7 +3084,7 @@
               <w:rPr>
                 <w:sz w:val="18"/>
               </w:rPr>
-              <w:t>See image logic</w:t>
+              <w:t>Not Present</w:t>
             </w:r>
             <w:r>
               <w:rPr>
@@ -3306,7 +3306,7 @@
               <w:rPr>
                 <w:sz w:val="18"/>
               </w:rPr>
-              <w:t>Mirrors Adj. Road 1–3m</w:t>
+              <w:t>Not Present</w:t>
             </w:r>
             <w:r>
               <w:rPr>
@@ -3528,7 +3528,7 @@
               <w:rPr>
                 <w:sz w:val="18"/>
               </w:rPr>
-              <w:t>No Sharp Turn</w:t>
+              <w:t>No Sharp Turn Present</w:t>
             </w:r>
             <w:r>
               <w:rPr>
@@ -4046,7 +4046,7 @@
               <w:rPr>
                 <w:sz w:val="18"/>
               </w:rPr>
-              <w:t>1 per Direction/NA</w:t>
+              <w:t>&gt; 1 per Direction</w:t>
             </w:r>
             <w:r>
               <w:rPr>
@@ -4268,7 +4268,7 @@
               <w:rPr>
                 <w:sz w:val="18"/>
               </w:rPr>
-              <w:t>Low</w:t>
+              <w:t>None</w:t>
             </w:r>
             <w:r>
               <w:rPr>
@@ -4638,7 +4638,7 @@
               <w:rPr>
                 <w:sz w:val="18"/>
               </w:rPr>
-              <w:t>—</w:t>
+              <w:t>6000</w:t>
             </w:r>
             <w:r>
               <w:rPr>
@@ -4786,7 +4786,7 @@
               <w:rPr>
                 <w:sz w:val="18"/>
               </w:rPr>
-              <w:t>—</w:t>
+              <w:t>10 km/h</w:t>
             </w:r>
             <w:r>
               <w:rPr>
@@ -4860,7 +4860,7 @@
               <w:rPr>
                 <w:sz w:val="18"/>
               </w:rPr>
-              <w:t>—</w:t>
+              <w:t>30</w:t>
             </w:r>
             <w:r>
               <w:rPr>
@@ -12857,12 +12857,12 @@
               <w:rPr>
                 <w:sz w:val="18"/>
               </w:rPr>
-            </w:r>
-            <w:r>
-              <w:rPr>
-                <w:sz w:val="18"/>
-              </w:rPr>
-              <w:t>≤2% (1:25); 2.9% (1:20); 3.8% (1:15); 4.7% (1:12); ≥5%</w:t>
+              <w:t>≤2° (1:25); 2.9° (1:20); 3.8° (1:15); 4.7° (1:12); ≥5°</w:t>
+            </w:r>
+            <w:r>
+              <w:rPr>
+                <w:sz w:val="18"/>
+              </w:rPr>
             </w:r>
           </w:p>
         </w:tc>

--- a/USER_GUIDE_(UPDATED)V3.docx
+++ b/USER_GUIDE_(UPDATED)V3.docx
@@ -260,10 +260,20 @@
     </w:p>
     <w:p>
       <w:r>
+        <w:t>Creating a new profile — click Create Profile on the Landing Page and fill in: Username (display name shown on the landing page), LTA Employee Email (e.g. user@lta.gov.sg) — this is your private-facing email used only for identity verification and PIN recovery; it is not displayed publicly, Division, and a 4-12 digit numeric PIN. Then click Create Profile to complete setup.</w:t>
+      </w:r>
+    </w:p>
+    <w:p>
+      <w:r>
+        <w:t>Signing in — click your profile card on the Landing Page, click Start As &lt;Username&gt;, enter your PIN, and you are taken to your Projects page.</w:t>
+      </w:r>
+    </w:p>
+    <w:p>
+      <w:r>
         <w:rPr>
           <w:b/>
         </w:rPr>
-        <w:t>Creating a new profile</w:t>
+        <w:t>Switching accounts</w:t>
       </w:r>
       <w:r>
         <w:t xml:space="preserve"> — click </w:t>
@@ -272,19 +282,10 @@
         <w:rPr>
           <w:b/>
         </w:rPr>
-        <w:t>Create Profile</w:t>
-      </w:r>
-      <w:r>
-        <w:t xml:space="preserve"> on the Landing Page, enter your </w:t>
-      </w:r>
-      <w:r>
-        <w:rPr>
-          <w:b/>
-        </w:rPr>
-        <w:t>LTA Employee Email</w:t>
-      </w:r>
-      <w:r>
-        <w:t xml:space="preserve"> (e.g. </w:t>
+        <w:t>Log Out</w:t>
+      </w:r>
+      <w:r>
+        <w:t xml:space="preserve"> in the left-hand sidebar at any time and select a different profile (identified by your LTA Employee Email, e.g. </w:t>
       </w:r>
       <w:r>
         <w:rPr>
@@ -294,83 +295,6 @@
         <w:t>user@lta.gov.sg</w:t>
       </w:r>
       <w:r>
-        <w:t xml:space="preserve">), your </w:t>
-      </w:r>
-      <w:r>
-        <w:rPr>
-          <w:b/>
-        </w:rPr>
-        <w:t>Division</w:t>
-      </w:r>
-      <w:r>
-        <w:t xml:space="preserve">, and a 4–12 digit numeric PIN, then click </w:t>
-      </w:r>
-      <w:r>
-        <w:rPr>
-          <w:b/>
-        </w:rPr>
-        <w:t>Create Profile</w:t>
-      </w:r>
-      <w:r>
-        <w:t>.</w:t>
-      </w:r>
-    </w:p>
-    <w:p>
-      <w:r>
-        <w:rPr>
-          <w:b/>
-        </w:rPr>
-        <w:t>Signing in</w:t>
-      </w:r>
-      <w:r>
-        <w:t xml:space="preserve"> — click your profile card on the Landing Page, click </w:t>
-      </w:r>
-      <w:r>
-        <w:rPr>
-          <w:b/>
-        </w:rPr>
-        <w:t>Start As \&lt;LTA Email Address\&gt;</w:t>
-      </w:r>
-      <w:r>
-        <w:t xml:space="preserve">, enter your PIN, and you are taken to your </w:t>
-      </w:r>
-      <w:r>
-        <w:rPr>
-          <w:b/>
-        </w:rPr>
-        <w:t>Projects</w:t>
-      </w:r>
-      <w:r>
-        <w:t xml:space="preserve"> page.</w:t>
-      </w:r>
-    </w:p>
-    <w:p>
-      <w:r>
-        <w:rPr>
-          <w:b/>
-        </w:rPr>
-        <w:t>Switching accounts</w:t>
-      </w:r>
-      <w:r>
-        <w:t xml:space="preserve"> — click </w:t>
-      </w:r>
-      <w:r>
-        <w:rPr>
-          <w:b/>
-        </w:rPr>
-        <w:t>Log Out</w:t>
-      </w:r>
-      <w:r>
-        <w:t xml:space="preserve"> in the left-hand sidebar at any time and select a different profile (identified by your LTA Employee Email, e.g. </w:t>
-      </w:r>
-      <w:r>
-        <w:rPr>
-          <w:rFonts w:ascii="Courier New" w:hAnsi="Courier New"/>
-          <w:sz w:val="18"/>
-        </w:rPr>
-        <w:t>user@lta.gov.sg</w:t>
-      </w:r>
-      <w:r>
         <w:t>) on the Landing Page.</w:t>
       </w:r>
     </w:p>
@@ -417,15 +341,44 @@
     </w:p>
     <w:p>
       <w:r>
-        <w:rPr>
-          <w:b/>
-        </w:rPr>
-        <w:t>Forgotten PIN</w:t>
-      </w:r>
-    </w:p>
-    <w:p>
-      <w:r>
-        <w:t>PINs are stored locally and there is no self-service reset. Ask your administrator to delete and recreate the profile if the PIN is irrecoverable. Note that deleting a profile removes all projects associated with it.</w:t>
+        <w:t>Forgotten PIN / Restore Password</w:t>
+      </w:r>
+    </w:p>
+    <w:p>
+      <w:r>
+        <w:t>If you have forgotten your PIN, you can restore access using your registered private-facing email:</w:t>
+      </w:r>
+    </w:p>
+    <w:p>
+      <w:pPr>
+        <w:pStyle w:val="ListNumber"/>
+      </w:pPr>
+      <w:r>
+        <w:t xml:space="preserve">On the Landing Page, click Forgot PIN? (or the equivalent restore option) below the sign-in prompt.</w:t>
+      </w:r>
+    </w:p>
+    <w:p>
+      <w:pPr>
+        <w:pStyle w:val="ListNumber"/>
+      </w:pPr>
+      <w:r>
+        <w:t xml:space="preserve">Enter the email address you provided when creating your profile.</w:t>
+      </w:r>
+    </w:p>
+    <w:p>
+      <w:pPr>
+        <w:pStyle w:val="ListNumber"/>
+      </w:pPr>
+      <w:r>
+        <w:t xml:space="preserve">Follow the verification instructions sent to that email to reset your PIN.</w:t>
+      </w:r>
+    </w:p>
+    <w:p>
+      <w:pPr>
+        <w:pStyle w:val="Quote"/>
+      </w:pPr>
+      <w:r>
+        <w:t xml:space="preserve">If you no longer have access to your registered email, ask your administrator to delete and recreate the profile. Note that deleting a profile removes all projects associated with it.</w:t>
       </w:r>
     </w:p>
     <w:p>
@@ -8378,6 +8331,14 @@
     </w:p>
     <w:p>
       <w:pPr>
+        <w:pStyle w:val="Quote"/>
+      </w:pPr>
+      <w:r>
+        <w:t xml:space="preserve">Fixed Obstacle Types and Non-Fixed Obstacle Types are now standardised. Any obstacle sub-type that is not within the preset values (Lamp Post, Traffic Light, Pillar, Bollards, Fence, Vegetation for fixed; Barrier, Bins, Bicycle, Cone for non-fixed) will be automatically assigned as Others. This ensures consistent filtering across all projects.</w:t>
+      </w:r>
+    </w:p>
+    <w:p>
+      <w:pPr>
         <w:pStyle w:val="Heading3"/>
       </w:pPr>
       <w:r>
@@ -8624,6 +8585,14 @@
       </w:r>
       <w:r>
         <w:t xml:space="preserve"> to return and continue</w:t>
+      </w:r>
+    </w:p>
+    <w:p>
+      <w:pPr>
+        <w:pStyle w:val="Normal"/>
+      </w:pPr>
+      <w:r>
+        <w:t xml:space="preserve">Top Risk Contributors — the panel showing the attributes contributing most to risk scores is reactive to your active filters. As you apply or change segment filters, the Top Risk Contributors list updates automatically to reflect only the filtered subset of segments, so the contributors you see always match the segments currently visible on the map and in the table.</w:t>
       </w:r>
     </w:p>
     <w:p>
@@ -10354,6 +10323,14 @@
     </w:p>
     <w:p>
       <w:pPr>
+        <w:pStyle w:val="Quote"/>
+      </w:pPr>
+      <w:r>
+        <w:t xml:space="preserve">Project names in exports — the project name shown in the CSV and shapefile exports matches exactly what is displayed in the Path Analysis page, ensuring consistency when cross-referencing exported data against the on-screen analysis.</w:t>
+      </w:r>
+    </w:p>
+    <w:p>
+      <w:pPr>
         <w:pStyle w:val="Heading3"/>
       </w:pPr>
       <w:r>
@@ -10389,16 +10366,7 @@
     </w:p>
     <w:p>
       <w:r>
-        <w:t xml:space="preserve">Click </w:t>
-      </w:r>
-      <w:r>
-        <w:rPr>
-          <w:b/>
-        </w:rPr>
-        <w:t>Back to Analysis</w:t>
-      </w:r>
-      <w:r>
-        <w:t xml:space="preserve"> in the sidebar to return to Path Analysis with your filters intact.</w:t>
+        <w:t>Click Back to Analysis in the sidebar to return to Path Analysis with your filters intact. Secondary attribute (finer filter) colours on the map are automatically refreshed when you return — changes made to obstacle types or other sub-category attributes in the Coding page will be reflected immediately without needing to re-apply the filter.</w:t>
       </w:r>
     </w:p>
     <w:p>
@@ -12127,7 +12095,12 @@
         <w:pStyle w:val="Quote"/>
       </w:pPr>
       <w:r>
-        <w:t xml:space="preserve">[!IMPORTANT] The </w:t>
+        <w:t>IMPORTANT: The Show Post-Treatment toggle (located in the Attributes panel header on the right) must be switched on to see the live preview of the post-treatment risk scores and attribute changes. Switching it back to Show Pre-Treatment correctly restores the original (pre-treatment) scores and attributes — the score display refreshes automatically in both directions.</w:t>
+      </w:r>
+    </w:p>
+    <w:p>
+      <w:r>
+        <w:t xml:space="preserve">Once the </w:t>
       </w:r>
       <w:r>
         <w:rPr>
@@ -12136,21 +12109,208 @@
         <w:t>Show Post-Treatment</w:t>
       </w:r>
       <w:r>
-        <w:t xml:space="preserve"> toggle (located in the Attributes panel header on the right) must be switched </w:t>
+        <w:t xml:space="preserve"> toggle is enabled, selecting a treatment will show a </w:t>
       </w:r>
       <w:r>
         <w:rPr>
           <w:b/>
         </w:rPr>
-        <w:t>on</w:t>
-      </w:r>
-      <w:r>
-        <w:t xml:space="preserve"> to see the live preview of the post-treatment risk scores and attribute changes. If this is toggled off, only the original (pre-treatment) scores will be displayed.</w:t>
-      </w:r>
-    </w:p>
-    <w:p>
-      <w:r>
-        <w:t xml:space="preserve">Once the </w:t>
+        <w:t>live preview</w:t>
+      </w:r>
+      <w:r>
+        <w:t xml:space="preserve"> in the </w:t>
+      </w:r>
+      <w:r>
+        <w:rPr>
+          <w:b/>
+        </w:rPr>
+        <w:t>Scores card</w:t>
+      </w:r>
+      <w:r>
+        <w:t xml:space="preserve"> on the right of what the risk scores would look like if you applied those treatments to the current segment. The preview updates automatically whenever you change your selection — you do not need to click anything to trigger it.</w:t>
+      </w:r>
+    </w:p>
+    <w:p>
+      <w:r>
+        <w:t>With the toggle on, the attributes panel also updates to display exactly which attribute values would change if the selected treatments were applied, so you can understand the reasoning behind the score change.</w:t>
+      </w:r>
+    </w:p>
+    <w:p>
+      <w:pPr>
+        <w:pStyle w:val="Quote"/>
+      </w:pPr>
+      <w:r>
+        <w:rPr>
+          <w:b/>
+        </w:rPr>
+        <w:t>Note:</w:t>
+      </w:r>
+      <w:r>
+        <w:t xml:space="preserve"> Selecting treatments only previews the effect — nothing is saved until you click Apply.</w:t>
+      </w:r>
+    </w:p>
+    <w:p>
+      <w:pPr>
+        <w:pStyle w:val="Heading3"/>
+      </w:pPr>
+      <w:r>
+        <w:t>Step 5: Apply treatments</w:t>
+      </w:r>
+    </w:p>
+    <w:p>
+      <w:r>
+        <w:t xml:space="preserve">When you are satisfied with your selection, click </w:t>
+      </w:r>
+      <w:r>
+        <w:rPr>
+          <w:b/>
+        </w:rPr>
+        <w:t>Apply (N)</w:t>
+      </w:r>
+      <w:r>
+        <w:t xml:space="preserve"> at the bottom of the Treatment Options panel (where </w:t>
+      </w:r>
+      <w:r>
+        <w:rPr>
+          <w:i/>
+        </w:rPr>
+        <w:t>N</w:t>
+      </w:r>
+      <w:r>
+        <w:t xml:space="preserve"> is the number of treatments selected):</w:t>
+      </w:r>
+    </w:p>
+    <w:p>
+      <w:pPr>
+        <w:pStyle w:val="ListBullet"/>
+      </w:pPr>
+      <w:r>
+        <w:rPr>
+          <w:b/>
+        </w:rPr>
+        <w:t>In By Segment mode</w:t>
+      </w:r>
+      <w:r>
+        <w:t>, Apply saves the selected treatments for the current segment only. The treatment colours on the After Treatment map will update for that segment immediately.</w:t>
+      </w:r>
+    </w:p>
+    <w:p>
+      <w:pPr>
+        <w:pStyle w:val="ListBullet"/>
+      </w:pPr>
+      <w:r>
+        <w:rPr>
+          <w:b/>
+        </w:rPr>
+        <w:t>In By Treatment mode</w:t>
+      </w:r>
+      <w:r>
+        <w:t xml:space="preserve">, Apply triggers a confirmation dialog listing each selected treatment and asking whether to apply it to </w:t>
+      </w:r>
+      <w:r>
+        <w:rPr>
+          <w:b/>
+        </w:rPr>
+        <w:t>all eligible segments</w:t>
+      </w:r>
+      <w:r>
+        <w:t xml:space="preserve"> across the loaded project. Confirm to apply in bulk, or cancel to go back.</w:t>
+      </w:r>
+    </w:p>
+    <w:p>
+      <w:r>
+        <w:t xml:space="preserve">If you change your mind about an applied treatment on the current segment, click the </w:t>
+      </w:r>
+      <w:r>
+        <w:rPr>
+          <w:b/>
+        </w:rPr>
+        <w:t>Reset</w:t>
+      </w:r>
+      <w:r>
+        <w:t xml:space="preserve"> button that appears for that treatment to remove it and restore the original scores for that segment.</w:t>
+      </w:r>
+    </w:p>
+    <w:p>
+      <w:pPr>
+        <w:pStyle w:val="Heading3"/>
+      </w:pPr>
+      <w:r>
+        <w:t>Step 6: Read the segment image, scores, and attributes</w:t>
+      </w:r>
+    </w:p>
+    <w:p>
+      <w:r>
+        <w:t xml:space="preserve">The </w:t>
+      </w:r>
+      <w:r>
+        <w:rPr>
+          <w:b/>
+        </w:rPr>
+        <w:t>middle column</w:t>
+      </w:r>
+      <w:r>
+        <w:t xml:space="preserve"> shows the street-level photograph for the current segment. Use </w:t>
+      </w:r>
+      <w:r>
+        <w:rPr>
+          <w:b/>
+        </w:rPr>
+        <w:t>Previous</w:t>
+      </w:r>
+      <w:r>
+        <w:t xml:space="preserve"> and </w:t>
+      </w:r>
+      <w:r>
+        <w:rPr>
+          <w:b/>
+        </w:rPr>
+        <w:t>Next</w:t>
+      </w:r>
+      <w:r>
+        <w:t xml:space="preserve"> to move through segments, or jump to a specific page number.</w:t>
+      </w:r>
+    </w:p>
+    <w:p>
+      <w:r>
+        <w:t xml:space="preserve">The </w:t>
+      </w:r>
+      <w:r>
+        <w:rPr>
+          <w:b/>
+        </w:rPr>
+        <w:t>right column</w:t>
+      </w:r>
+      <w:r>
+        <w:t xml:space="preserve"> shows two panels:</w:t>
+      </w:r>
+    </w:p>
+    <w:p>
+      <w:pPr>
+        <w:pStyle w:val="ListBullet"/>
+      </w:pPr>
+      <w:r>
+        <w:rPr>
+          <w:b/>
+        </w:rPr>
+        <w:t>Segment Scores</w:t>
+      </w:r>
+      <w:r>
+        <w:t xml:space="preserve"> — displays the four CycleRAP risk scores for the current segment: Vehicle-Bicycle (VB), Bicycle-Pedestrian (BP), Single-Bicycle (SB), and Bicycle-Bicycle (BB). When treatments are selected, this panel shows the previewed scores alongside the original scores so you can compare.</w:t>
+      </w:r>
+    </w:p>
+    <w:p>
+      <w:pPr>
+        <w:pStyle w:val="ListBullet"/>
+      </w:pPr>
+      <w:r>
+        <w:rPr>
+          <w:b/>
+        </w:rPr>
+        <w:t>Attributes panel</w:t>
+      </w:r>
+      <w:r>
+        <w:t xml:space="preserve"> — lists all coded attribute values for the current segment. Toggle </w:t>
       </w:r>
       <w:r>
         <w:rPr>
@@ -12159,216 +12319,6 @@
         <w:t>Show Post-Treatment</w:t>
       </w:r>
       <w:r>
-        <w:t xml:space="preserve"> toggle is enabled, selecting a treatment will show a </w:t>
-      </w:r>
-      <w:r>
-        <w:rPr>
-          <w:b/>
-        </w:rPr>
-        <w:t>live preview</w:t>
-      </w:r>
-      <w:r>
-        <w:t xml:space="preserve"> in the </w:t>
-      </w:r>
-      <w:r>
-        <w:rPr>
-          <w:b/>
-        </w:rPr>
-        <w:t>Scores card</w:t>
-      </w:r>
-      <w:r>
-        <w:t xml:space="preserve"> on the right of what the risk scores would look like if you applied those treatments to the current segment. The preview updates automatically whenever you change your selection — you do not need to click anything to trigger it.</w:t>
-      </w:r>
-    </w:p>
-    <w:p>
-      <w:r>
-        <w:t>With the toggle on, the attributes panel also updates to display exactly which attribute values would change if the selected treatments were applied, so you can understand the reasoning behind the score change.</w:t>
-      </w:r>
-    </w:p>
-    <w:p>
-      <w:pPr>
-        <w:pStyle w:val="Quote"/>
-      </w:pPr>
-      <w:r>
-        <w:rPr>
-          <w:b/>
-        </w:rPr>
-        <w:t>Note:</w:t>
-      </w:r>
-      <w:r>
-        <w:t xml:space="preserve"> Selecting treatments only previews the effect — nothing is saved until you click Apply.</w:t>
-      </w:r>
-    </w:p>
-    <w:p>
-      <w:pPr>
-        <w:pStyle w:val="Heading3"/>
-      </w:pPr>
-      <w:r>
-        <w:t>Step 5: Apply treatments</w:t>
-      </w:r>
-    </w:p>
-    <w:p>
-      <w:r>
-        <w:t xml:space="preserve">When you are satisfied with your selection, click </w:t>
-      </w:r>
-      <w:r>
-        <w:rPr>
-          <w:b/>
-        </w:rPr>
-        <w:t>Apply (N)</w:t>
-      </w:r>
-      <w:r>
-        <w:t xml:space="preserve"> at the bottom of the Treatment Options panel (where </w:t>
-      </w:r>
-      <w:r>
-        <w:rPr>
-          <w:i/>
-        </w:rPr>
-        <w:t>N</w:t>
-      </w:r>
-      <w:r>
-        <w:t xml:space="preserve"> is the number of treatments selected):</w:t>
-      </w:r>
-    </w:p>
-    <w:p>
-      <w:pPr>
-        <w:pStyle w:val="ListBullet"/>
-      </w:pPr>
-      <w:r>
-        <w:rPr>
-          <w:b/>
-        </w:rPr>
-        <w:t>In By Segment mode</w:t>
-      </w:r>
-      <w:r>
-        <w:t>, Apply saves the selected treatments for the current segment only. The treatment colours on the After Treatment map will update for that segment immediately.</w:t>
-      </w:r>
-    </w:p>
-    <w:p>
-      <w:pPr>
-        <w:pStyle w:val="ListBullet"/>
-      </w:pPr>
-      <w:r>
-        <w:rPr>
-          <w:b/>
-        </w:rPr>
-        <w:t>In By Treatment mode</w:t>
-      </w:r>
-      <w:r>
-        <w:t xml:space="preserve">, Apply triggers a confirmation dialog listing each selected treatment and asking whether to apply it to </w:t>
-      </w:r>
-      <w:r>
-        <w:rPr>
-          <w:b/>
-        </w:rPr>
-        <w:t>all eligible segments</w:t>
-      </w:r>
-      <w:r>
-        <w:t xml:space="preserve"> across the loaded project. Confirm to apply in bulk, or cancel to go back.</w:t>
-      </w:r>
-    </w:p>
-    <w:p>
-      <w:r>
-        <w:t xml:space="preserve">If you change your mind about an applied treatment on the current segment, click the </w:t>
-      </w:r>
-      <w:r>
-        <w:rPr>
-          <w:b/>
-        </w:rPr>
-        <w:t>Reset</w:t>
-      </w:r>
-      <w:r>
-        <w:t xml:space="preserve"> button that appears for that treatment to remove it and restore the original scores for that segment.</w:t>
-      </w:r>
-    </w:p>
-    <w:p>
-      <w:pPr>
-        <w:pStyle w:val="Heading3"/>
-      </w:pPr>
-      <w:r>
-        <w:t>Step 6: Read the segment image, scores, and attributes</w:t>
-      </w:r>
-    </w:p>
-    <w:p>
-      <w:r>
-        <w:t xml:space="preserve">The </w:t>
-      </w:r>
-      <w:r>
-        <w:rPr>
-          <w:b/>
-        </w:rPr>
-        <w:t>middle column</w:t>
-      </w:r>
-      <w:r>
-        <w:t xml:space="preserve"> shows the street-level photograph for the current segment. Use </w:t>
-      </w:r>
-      <w:r>
-        <w:rPr>
-          <w:b/>
-        </w:rPr>
-        <w:t>Previous</w:t>
-      </w:r>
-      <w:r>
-        <w:t xml:space="preserve"> and </w:t>
-      </w:r>
-      <w:r>
-        <w:rPr>
-          <w:b/>
-        </w:rPr>
-        <w:t>Next</w:t>
-      </w:r>
-      <w:r>
-        <w:t xml:space="preserve"> to move through segments, or jump to a specific page number.</w:t>
-      </w:r>
-    </w:p>
-    <w:p>
-      <w:r>
-        <w:t xml:space="preserve">The </w:t>
-      </w:r>
-      <w:r>
-        <w:rPr>
-          <w:b/>
-        </w:rPr>
-        <w:t>right column</w:t>
-      </w:r>
-      <w:r>
-        <w:t xml:space="preserve"> shows two panels:</w:t>
-      </w:r>
-    </w:p>
-    <w:p>
-      <w:pPr>
-        <w:pStyle w:val="ListBullet"/>
-      </w:pPr>
-      <w:r>
-        <w:rPr>
-          <w:b/>
-        </w:rPr>
-        <w:t>Segment Scores</w:t>
-      </w:r>
-      <w:r>
-        <w:t xml:space="preserve"> — displays the four CycleRAP risk scores for the current segment: Vehicle-Bicycle (VB), Bicycle-Pedestrian (BP), Single-Bicycle (SB), and Bicycle-Bicycle (BB). When treatments are selected, this panel shows the previewed scores alongside the original scores so you can compare.</w:t>
-      </w:r>
-    </w:p>
-    <w:p>
-      <w:pPr>
-        <w:pStyle w:val="ListBullet"/>
-      </w:pPr>
-      <w:r>
-        <w:rPr>
-          <w:b/>
-        </w:rPr>
-        <w:t>Attributes panel</w:t>
-      </w:r>
-      <w:r>
-        <w:t xml:space="preserve"> — lists all coded attribute values for the current segment. Toggle </w:t>
-      </w:r>
-      <w:r>
-        <w:rPr>
-          <w:b/>
-        </w:rPr>
-        <w:t>Show Post-Treatment</w:t>
-      </w:r>
-      <w:r>
         <w:t xml:space="preserve"> to switch between the original coded values and the values that would result from the selected treatments.</w:t>
       </w:r>
     </w:p>
@@ -12420,6 +12370,14 @@
     </w:p>
     <w:p>
       <w:pPr>
+        <w:pStyle w:val="Quote"/>
+      </w:pPr>
+      <w:r>
+        <w:t xml:space="preserve">Linked map panels — toggling the visibility or layer state on one map panel automatically applies the same change to the other. Both maps always stay in sync so you are always comparing like with like.</w:t>
+      </w:r>
+    </w:p>
+    <w:p>
+      <w:pPr>
         <w:pStyle w:val="Heading3"/>
       </w:pPr>
       <w:r>
@@ -12428,7 +12386,7 @@
     </w:p>
     <w:p>
       <w:r>
-        <w:t>The Treatment Options panel includes two clipboard buttons that help you create visual representations of proposed improvements using external AI image tools:</w:t>
+        <w:t>The Treatment Options panel has two separate buttons — one for the prompt and one for the image — so each can be copied independently and pasted into AI tools that accept text and image inputs separately (e.g. Gemini, ChatGPT, DALL-E). Prompt templates have been updated to produce clearer, more accurate visualisation instructions.</w:t>
       </w:r>
     </w:p>
     <w:p>
@@ -12436,13 +12394,7 @@
         <w:pStyle w:val="ListBullet"/>
       </w:pPr>
       <w:r>
-        <w:rPr>
-          <w:b/>
-        </w:rPr>
-        <w:t>Copy prompt</w:t>
-      </w:r>
-      <w:r>
-        <w:t xml:space="preserve"> — copies a ready-to-use text prompt describing treatments in plain language. This button has a dropdown with two options:</w:t>
+        <w:t>Copy prompt — copies a ready-to-use text prompt describing treatments in plain language (templates updated for better results). Use the dropdown: Copy Applied (treatments already applied and saved) or Copy Selected (treatments currently ticked in the panel, even if not yet applied).</w:t>
       </w:r>
     </w:p>
     <w:p>
@@ -12501,13 +12453,7 @@
         <w:pStyle w:val="ListBullet"/>
       </w:pPr>
       <w:r>
-        <w:rPr>
-          <w:b/>
-        </w:rPr>
-        <w:t>Copy image</w:t>
-      </w:r>
-      <w:r>
-        <w:t xml:space="preserve"> — copies the current segment photograph directly to your clipboard. Paste it into the same AI tool alongside the prompt so the tool has the actual scene to work from.</w:t>
+        <w:t>Copy image — copies the current segment photograph to your clipboard as a standalone action. Paste it into the AI tool separately from the prompt (pasting both simultaneously into tools like Gemini is not supported).</w:t>
       </w:r>
     </w:p>
     <w:p>
@@ -12912,25 +12858,7 @@
         <w:pStyle w:val="Quote"/>
       </w:pPr>
       <w:r>
-        <w:t xml:space="preserve">[!IMPORTANT] The </w:t>
-      </w:r>
-      <w:r>
-        <w:rPr>
-          <w:b/>
-        </w:rPr>
-        <w:t>Show Post-Treatment</w:t>
-      </w:r>
-      <w:r>
-        <w:t xml:space="preserve"> toggle must be switched </w:t>
-      </w:r>
-      <w:r>
-        <w:rPr>
-          <w:b/>
-        </w:rPr>
-        <w:t>on</w:t>
-      </w:r>
-      <w:r>
-        <w:t xml:space="preserve"> in the Attributes panel header to see the live score preview and attribute modifications. If it is toggled off, the score cards and attribute fields will continue showing the original pre-treatment values.</w:t>
+        <w:t>IMPORTANT: The Show Post-Treatment toggle must be switched on in the Attributes panel header to see the live score preview and attribute modifications. Switching it back to Show Pre-Treatment correctly restores the original pre-treatment scores — the display refreshes automatically in both directions.</w:t>
       </w:r>
     </w:p>
     <w:p>
@@ -13195,11 +13123,7 @@
         <w:pStyle w:val="ListBullet2"/>
       </w:pPr>
       <w:r>
-        <w:rPr>
-          <w:color w:val="3182CE"/>
-          <w:u w:val="single"/>
-        </w:rPr>
-        <w:t>5.4.1 Title</w:t>
+        <w:t>5.4.1 Title and Report Name</w:t>
       </w:r>
     </w:p>
     <w:p>
@@ -13315,11 +13239,15 @@
         <w:pStyle w:val="ListBullet"/>
       </w:pPr>
       <w:r>
-        <w:rPr>
-          <w:color w:val="3182CE"/>
-          <w:u w:val="single"/>
-        </w:rPr>
-        <w:t>5.6 Quick-start Steps</w:t>
+        <w:t>5.6 Saved Reports</w:t>
+      </w:r>
+    </w:p>
+    <w:p>
+      <w:pPr>
+        <w:pStyle w:val="ListBullet"/>
+      </w:pPr>
+      <w:r>
+        <w:t>5.7 Quick-start Steps</w:t>
       </w:r>
     </w:p>
     <w:p>
@@ -13965,7 +13893,7 @@
         <w:pStyle w:val="Heading3"/>
       </w:pPr>
       <w:r>
-        <w:t>5.4.1 Title</w:t>
+        <w:t>5.4.1 Title and Report Name</w:t>
       </w:r>
     </w:p>
     <w:p>
@@ -14059,6 +13987,14 @@
     </w:p>
     <w:p>
       <w:pPr>
+        <w:pStyle w:val="Normal"/>
+      </w:pPr>
+      <w:r>
+        <w:t xml:space="preserve">Report Name (auto-generated): When you generate a report, the system assigns an automatic report name based on the default risk score band of the loaded project(s) (e.g. "High Risk Assessment — Ang Mo Kio"). If you have an active filter applied in the Path Analysis page, the report name will instead reflect the filtered selection — the filtered name takes precedence over the default risk score label. You can always click the heading to override the name manually.</w:t>
+      </w:r>
+    </w:p>
+    <w:p>
+      <w:pPr>
         <w:pStyle w:val="Heading3"/>
       </w:pPr>
       <w:r>
@@ -14178,6 +14114,14 @@
     </w:p>
     <w:p>
       <w:pPr>
+        <w:pStyle w:val="Normal"/>
+      </w:pPr>
+      <w:r>
+        <w:t xml:space="preserve">A legend is displayed alongside the map, showing the colour coding for each risk band so that readers of the exported report can interpret the segment colours without additional context.</w:t>
+      </w:r>
+    </w:p>
+    <w:p>
+      <w:pPr>
         <w:pStyle w:val="Heading3"/>
       </w:pPr>
       <w:r>
@@ -14235,7 +14179,7 @@
     </w:p>
     <w:p>
       <w:r>
-        <w:t>Displays project-level metadata including project name, source road, creation and update dates, and other administrative details for each loaded project.</w:t>
+        <w:t>Displays project-level metadata including project name, source road, creation and update dates, and other administrative details for each loaded project. Entries are sorted by severity — projects with the highest overall risk scores appear first, making it easy to prioritise which projects require the most urgent attention.</w:t>
       </w:r>
     </w:p>
     <w:p>
@@ -14877,6 +14821,54 @@
         <w:t>5.5 Saving, Exporting and Reusing Your Report</w:t>
       </w:r>
     </w:p>
+    <w:p>
+      <w:pPr>
+        <w:pStyle w:val="Quote"/>
+      </w:pPr>
+      <w:r>
+        <w:t xml:space="preserve">Note — Hard Save vs. Layout Save: Save layout stores your preferences locally in the browser only (cleared if you clear browser data). Hard Save writes the report to the server so you can return to it from any device or session.</w:t>
+      </w:r>
+    </w:p>
+    <w:p>
+      <w:pPr>
+        <w:pStyle w:val="ListBullet"/>
+      </w:pPr>
+      <w:r>
+        <w:t xml:space="preserve">Save layout — Click Save layout in the toolbar to persist section order, visibility, and field values to the browser.</w:t>
+      </w:r>
+    </w:p>
+    <w:p>
+      <w:pPr>
+        <w:pStyle w:val="ListBullet"/>
+      </w:pPr>
+      <w:r>
+        <w:t xml:space="preserve">Hard Save — Use Save Report to permanently save the report to the system — it will persist across sessions and can be revisited at any time from any device.</w:t>
+      </w:r>
+    </w:p>
+    <w:p>
+      <w:pPr>
+        <w:pStyle w:val="ListBullet"/>
+      </w:pPr>
+      <w:r>
+        <w:t xml:space="preserve">Reset layout — Click Reset layout to restore the default section order and visibility.</w:t>
+      </w:r>
+    </w:p>
+    <w:p>
+      <w:pPr>
+        <w:pStyle w:val="ListBullet"/>
+      </w:pPr>
+      <w:r>
+        <w:t xml:space="preserve">Export as PDF — Click ↓ PDF — renders the current preview sliced into pages.</w:t>
+      </w:r>
+    </w:p>
+    <w:p>
+      <w:pPr>
+        <w:pStyle w:val="ListBullet"/>
+      </w:pPr>
+      <w:r>
+        <w:t xml:space="preserve">Export as Word — Click ↓ Word — generates a .docx file suitable for editing in Microsoft Word.</w:t>
+      </w:r>
+    </w:p>
     <w:tbl>
       <w:tblPr>
         <w:tblStyle w:val="TableGrid"/>
@@ -15067,7 +15059,63 @@
         <w:pStyle w:val="Heading2"/>
       </w:pPr>
       <w:r>
-        <w:t>5.6 Quick-start Steps</w:t>
+        <w:t xml:space="preserve">5.6 Saved Reports</w:t>
+      </w:r>
+    </w:p>
+    <w:p>
+      <w:pPr>
+        <w:pStyle w:val="Normal"/>
+      </w:pPr>
+      <w:r>
+        <w:t xml:space="preserve">A Saved Reports list shows all reports that have been hard-saved for your projects. From this list you can:</w:t>
+      </w:r>
+    </w:p>
+    <w:p>
+      <w:pPr>
+        <w:pStyle w:val="ListBullet"/>
+      </w:pPr>
+      <w:r>
+        <w:t xml:space="preserve">Browse previously saved reports, shown with their report name, associated project(s), and the date last saved.</w:t>
+      </w:r>
+    </w:p>
+    <w:p>
+      <w:pPr>
+        <w:pStyle w:val="ListBullet"/>
+      </w:pPr>
+      <w:r>
+        <w:t xml:space="preserve">Open any saved report to reload it in the Report Builder — your section layout, field values, and visibility settings are restored exactly as saved.</w:t>
+      </w:r>
+    </w:p>
+    <w:p>
+      <w:pPr>
+        <w:pStyle w:val="ListBullet"/>
+      </w:pPr>
+      <w:r>
+        <w:t xml:space="preserve">Re-export a revisited report to PDF or Word without rebuilding it from scratch.</w:t>
+      </w:r>
+    </w:p>
+    <w:p>
+      <w:pPr>
+        <w:pStyle w:val="ListBullet"/>
+      </w:pPr>
+      <w:r>
+        <w:t xml:space="preserve">Delete a saved report you no longer need.</w:t>
+      </w:r>
+    </w:p>
+    <w:p>
+      <w:pPr>
+        <w:pStyle w:val="Quote"/>
+      </w:pPr>
+      <w:r>
+        <w:t xml:space="preserve">Saved reports capture a snapshot of the data at the time of saving. If you update project data or re-code segments after saving, re-open the report and save again to refresh it.</w:t>
+      </w:r>
+    </w:p>
+    <w:p>
+      <w:pPr>
+        <w:pStyle w:val="Heading2"/>
+      </w:pPr>
+      <w:r>
+        <w:t>5.7 Quick-start Steps</w:t>
       </w:r>
     </w:p>
     <w:p>
@@ -15109,16 +15157,7 @@
         <w:pStyle w:val="ListNumber"/>
       </w:pPr>
       <w:r>
-        <w:t xml:space="preserve">Fill in the </w:t>
-      </w:r>
-      <w:r>
-        <w:rPr>
-          <w:b/>
-        </w:rPr>
-        <w:t>Title</w:t>
-      </w:r>
-      <w:r>
-        <w:t xml:space="preserve"> fields: report title (click heading to edit), OIC IN-CHARGE, PURPOSE, REPORT DATE, IMAGE DATE.</w:t>
+        <w:t>Fill in the Title fields: report title (click heading to edit), OIC IN-CHARGE, PURPOSE, REPORT DATE, IMAGE DATE. The report name is auto-generated from the risk score band; if a filter is active, the filtered name takes precedence.</w:t>
       </w:r>
     </w:p>
     <w:p>
@@ -15185,25 +15224,7 @@
         <w:pStyle w:val="ListNumber"/>
       </w:pPr>
       <w:r>
-        <w:t xml:space="preserve">Click </w:t>
-      </w:r>
-      <w:r>
-        <w:rPr>
-          <w:b/>
-        </w:rPr>
-        <w:t>↓ PDF</w:t>
-      </w:r>
-      <w:r>
-        <w:t xml:space="preserve"> or </w:t>
-      </w:r>
-      <w:r>
-        <w:rPr>
-          <w:b/>
-        </w:rPr>
-        <w:t>↓ Word</w:t>
-      </w:r>
-      <w:r>
-        <w:t xml:space="preserve"> to export.</w:t>
+        <w:t>Click Save Report (hard save) to persist the report for future revisiting, or go straight to ↓ PDF / ↓ Word to export.</w:t>
       </w:r>
     </w:p>
     <w:p>
